--- a/assets/worksheets/velocity-curve/stellarium.docx
+++ b/assets/worksheets/velocity-curve/stellarium.docx
@@ -651,7 +651,7 @@
   <w:docDefaults>
     <w:rPrDefault>
       <w:rPr>
-        <w:rFonts w:asciiTheme="minorHAnsi" w:eastAsiaTheme="minorEastAsia" w:hAnsiTheme="minorHAnsi" w:cstheme="minorBidi"/>
+        <w:rFonts w:ascii="Arial" w:hAnsi="Arial" w:cs="Arial" w:eastAsia="Arial"/>
         <w:sz w:val="22"/>
         <w:szCs w:val="22"/>
         <w:lang w:val="en-US" w:eastAsia="en-US" w:bidi="ar-SA"/>
@@ -810,7 +810,7 @@
       <w:spacing w:after="120" w:line="264" w:lineRule="auto"/>
     </w:pPr>
     <w:rPr>
-      <w:rFonts w:ascii="Arial" w:hAnsi="Arial"/>
+      <w:rFonts w:ascii="Arial" w:hAnsi="Arial" w:cs="Arial" w:eastAsia="Arial"/>
       <w:b w:val="0"/>
       <w:color w:val="000000"/>
       <w:sz w:val="22"/>
@@ -827,7 +827,7 @@
       <w:spacing w:after="120" w:line="264" w:lineRule="auto"/>
     </w:pPr>
     <w:rPr>
-      <w:rFonts w:ascii="Arial" w:hAnsi="Arial"/>
+      <w:rFonts w:ascii="Arial" w:hAnsi="Arial" w:cs="Arial" w:eastAsia="Arial"/>
       <w:b w:val="0"/>
       <w:color w:val="000000"/>
       <w:sz w:val="18"/>
@@ -851,7 +851,7 @@
       <w:spacing w:after="120" w:line="264" w:lineRule="auto"/>
     </w:pPr>
     <w:rPr>
-      <w:rFonts w:ascii="Arial" w:hAnsi="Arial"/>
+      <w:rFonts w:ascii="Arial" w:hAnsi="Arial" w:cs="Arial" w:eastAsia="Arial"/>
       <w:b w:val="0"/>
       <w:color w:val="000000"/>
       <w:sz w:val="18"/>
@@ -879,7 +879,7 @@
       <w:outlineLvl w:val="0"/>
     </w:pPr>
     <w:rPr>
-      <w:rFonts w:asciiTheme="majorHAnsi" w:eastAsiaTheme="majorEastAsia" w:hAnsiTheme="majorHAnsi" w:cstheme="majorBidi" w:ascii="Arial" w:hAnsi="Arial"/>
+      <w:rFonts w:ascii="Arial" w:hAnsi="Arial" w:cs="Arial" w:eastAsia="Arial"/>
       <w:b/>
       <w:bCs/>
       <w:color w:val="000000"/>
@@ -903,7 +903,7 @@
       <w:outlineLvl w:val="1"/>
     </w:pPr>
     <w:rPr>
-      <w:rFonts w:asciiTheme="majorHAnsi" w:eastAsiaTheme="majorEastAsia" w:hAnsiTheme="majorHAnsi" w:cstheme="majorBidi" w:ascii="Arial" w:hAnsi="Arial"/>
+      <w:rFonts w:ascii="Arial" w:hAnsi="Arial" w:cs="Arial" w:eastAsia="Arial"/>
       <w:b/>
       <w:bCs/>
       <w:color w:val="000000"/>
@@ -927,7 +927,7 @@
       <w:outlineLvl w:val="2"/>
     </w:pPr>
     <w:rPr>
-      <w:rFonts w:asciiTheme="majorHAnsi" w:eastAsiaTheme="majorEastAsia" w:hAnsiTheme="majorHAnsi" w:cstheme="majorBidi"/>
+      <w:rFonts w:ascii="Arial" w:hAnsi="Arial" w:cs="Arial" w:eastAsia="Arial"/>
       <w:b/>
       <w:bCs/>
       <w:color w:val="4F81BD" w:themeColor="accent1"/>
@@ -950,7 +950,7 @@
       <w:outlineLvl w:val="3"/>
     </w:pPr>
     <w:rPr>
-      <w:rFonts w:asciiTheme="majorHAnsi" w:eastAsiaTheme="majorEastAsia" w:hAnsiTheme="majorHAnsi" w:cstheme="majorBidi"/>
+      <w:rFonts w:ascii="Arial" w:hAnsi="Arial" w:cs="Arial" w:eastAsia="Arial"/>
       <w:b/>
       <w:bCs/>
       <w:i/>
@@ -975,7 +975,7 @@
       <w:outlineLvl w:val="4"/>
     </w:pPr>
     <w:rPr>
-      <w:rFonts w:asciiTheme="majorHAnsi" w:eastAsiaTheme="majorEastAsia" w:hAnsiTheme="majorHAnsi" w:cstheme="majorBidi"/>
+      <w:rFonts w:ascii="Arial" w:hAnsi="Arial" w:cs="Arial" w:eastAsia="Arial"/>
       <w:color w:val="243F60" w:themeColor="accent1" w:themeShade="7F"/>
     </w:rPr>
   </w:style>
@@ -996,7 +996,7 @@
       <w:outlineLvl w:val="5"/>
     </w:pPr>
     <w:rPr>
-      <w:rFonts w:asciiTheme="majorHAnsi" w:eastAsiaTheme="majorEastAsia" w:hAnsiTheme="majorHAnsi" w:cstheme="majorBidi"/>
+      <w:rFonts w:ascii="Arial" w:hAnsi="Arial" w:cs="Arial" w:eastAsia="Arial"/>
       <w:i/>
       <w:iCs/>
       <w:color w:val="243F60" w:themeColor="accent1" w:themeShade="7F"/>
@@ -1019,7 +1019,7 @@
       <w:outlineLvl w:val="6"/>
     </w:pPr>
     <w:rPr>
-      <w:rFonts w:asciiTheme="majorHAnsi" w:eastAsiaTheme="majorEastAsia" w:hAnsiTheme="majorHAnsi" w:cstheme="majorBidi"/>
+      <w:rFonts w:ascii="Arial" w:hAnsi="Arial" w:cs="Arial" w:eastAsia="Arial"/>
       <w:i/>
       <w:iCs/>
       <w:color w:val="404040" w:themeColor="text1" w:themeTint="BF"/>
@@ -1042,7 +1042,7 @@
       <w:outlineLvl w:val="7"/>
     </w:pPr>
     <w:rPr>
-      <w:rFonts w:asciiTheme="majorHAnsi" w:eastAsiaTheme="majorEastAsia" w:hAnsiTheme="majorHAnsi" w:cstheme="majorBidi"/>
+      <w:rFonts w:ascii="Arial" w:hAnsi="Arial" w:cs="Arial" w:eastAsia="Arial"/>
       <w:color w:val="4F81BD" w:themeColor="accent1"/>
       <w:sz w:val="20"/>
       <w:szCs w:val="20"/>
@@ -1065,7 +1065,7 @@
       <w:outlineLvl w:val="8"/>
     </w:pPr>
     <w:rPr>
-      <w:rFonts w:asciiTheme="majorHAnsi" w:eastAsiaTheme="majorEastAsia" w:hAnsiTheme="majorHAnsi" w:cstheme="majorBidi"/>
+      <w:rFonts w:ascii="Arial" w:hAnsi="Arial" w:cs="Arial" w:eastAsia="Arial"/>
       <w:i/>
       <w:iCs/>
       <w:color w:val="404040" w:themeColor="text1" w:themeTint="BF"/>
@@ -1116,7 +1116,7 @@
     <w:uiPriority w:val="9"/>
     <w:rsid w:val="00FC693F"/>
     <w:rPr>
-      <w:rFonts w:asciiTheme="majorHAnsi" w:eastAsiaTheme="majorEastAsia" w:hAnsiTheme="majorHAnsi" w:cstheme="majorBidi"/>
+      <w:rFonts w:ascii="Arial" w:hAnsi="Arial" w:cs="Arial" w:eastAsia="Arial"/>
       <w:b/>
       <w:bCs/>
       <w:color w:val="365F91" w:themeColor="accent1" w:themeShade="BF"/>
@@ -1131,7 +1131,7 @@
     <w:uiPriority w:val="9"/>
     <w:rsid w:val="00FC693F"/>
     <w:rPr>
-      <w:rFonts w:asciiTheme="majorHAnsi" w:eastAsiaTheme="majorEastAsia" w:hAnsiTheme="majorHAnsi" w:cstheme="majorBidi"/>
+      <w:rFonts w:ascii="Arial" w:hAnsi="Arial" w:cs="Arial" w:eastAsia="Arial"/>
       <w:b/>
       <w:bCs/>
       <w:color w:val="4F81BD" w:themeColor="accent1"/>
@@ -1146,7 +1146,7 @@
     <w:uiPriority w:val="9"/>
     <w:rsid w:val="00FC693F"/>
     <w:rPr>
-      <w:rFonts w:asciiTheme="majorHAnsi" w:eastAsiaTheme="majorEastAsia" w:hAnsiTheme="majorHAnsi" w:cstheme="majorBidi"/>
+      <w:rFonts w:ascii="Arial" w:hAnsi="Arial" w:cs="Arial" w:eastAsia="Arial"/>
       <w:b/>
       <w:bCs/>
       <w:color w:val="4F81BD" w:themeColor="accent1"/>
@@ -1165,7 +1165,7 @@
       <w:contextualSpacing/>
     </w:pPr>
     <w:rPr>
-      <w:rFonts w:asciiTheme="majorHAnsi" w:eastAsiaTheme="majorEastAsia" w:hAnsiTheme="majorHAnsi" w:cstheme="majorBidi" w:ascii="Arial" w:hAnsi="Arial"/>
+      <w:rFonts w:ascii="Arial" w:hAnsi="Arial" w:cs="Arial" w:eastAsia="Arial"/>
       <w:b/>
       <w:color w:val="000000"/>
       <w:spacing w:val="5"/>
@@ -1181,7 +1181,7 @@
     <w:uiPriority w:val="10"/>
     <w:rsid w:val="00FC693F"/>
     <w:rPr>
-      <w:rFonts w:asciiTheme="majorHAnsi" w:eastAsiaTheme="majorEastAsia" w:hAnsiTheme="majorHAnsi" w:cstheme="majorBidi"/>
+      <w:rFonts w:ascii="Arial" w:hAnsi="Arial" w:cs="Arial" w:eastAsia="Arial"/>
       <w:color w:val="17365D" w:themeColor="text2" w:themeShade="BF"/>
       <w:spacing w:val="5"/>
       <w:kern w:val="28"/>
@@ -1204,7 +1204,7 @@
       <w:spacing w:after="120" w:line="264" w:lineRule="auto"/>
     </w:pPr>
     <w:rPr>
-      <w:rFonts w:asciiTheme="majorHAnsi" w:eastAsiaTheme="majorEastAsia" w:hAnsiTheme="majorHAnsi" w:cstheme="majorBidi" w:ascii="Arial" w:hAnsi="Arial"/>
+      <w:rFonts w:ascii="Arial" w:hAnsi="Arial" w:cs="Arial" w:eastAsia="Arial"/>
       <w:b w:val="0"/>
       <w:i/>
       <w:iCs/>
@@ -1221,7 +1221,7 @@
     <w:uiPriority w:val="11"/>
     <w:rsid w:val="00FC693F"/>
     <w:rPr>
-      <w:rFonts w:asciiTheme="majorHAnsi" w:eastAsiaTheme="majorEastAsia" w:hAnsiTheme="majorHAnsi" w:cstheme="majorBidi"/>
+      <w:rFonts w:ascii="Arial" w:hAnsi="Arial" w:cs="Arial" w:eastAsia="Arial"/>
       <w:i/>
       <w:iCs/>
       <w:color w:val="4F81BD" w:themeColor="accent1"/>
@@ -1350,7 +1350,7 @@
       <w:contextualSpacing/>
     </w:pPr>
     <w:rPr>
-      <w:rFonts w:ascii="Arial" w:hAnsi="Arial"/>
+      <w:rFonts w:ascii="Arial" w:hAnsi="Arial" w:cs="Arial" w:eastAsia="Arial"/>
       <w:b w:val="0"/>
       <w:color w:val="000000"/>
       <w:sz w:val="22"/>
@@ -1396,7 +1396,7 @@
       <w:contextualSpacing/>
     </w:pPr>
     <w:rPr>
-      <w:rFonts w:ascii="Arial" w:hAnsi="Arial"/>
+      <w:rFonts w:ascii="Arial" w:hAnsi="Arial" w:cs="Arial" w:eastAsia="Arial"/>
       <w:b w:val="0"/>
       <w:color w:val="000000"/>
       <w:sz w:val="22"/>
@@ -1482,7 +1482,7 @@
       </w:tabs>
     </w:pPr>
     <w:rPr>
-      <w:rFonts w:ascii="Courier" w:hAnsi="Courier"/>
+      <w:rFonts w:ascii="Arial" w:hAnsi="Arial" w:cs="Arial" w:eastAsia="Arial"/>
       <w:sz w:val="20"/>
       <w:szCs w:val="20"/>
     </w:rPr>
@@ -1494,7 +1494,7 @@
     <w:uiPriority w:val="99"/>
     <w:rsid w:val="0029639D"/>
     <w:rPr>
-      <w:rFonts w:ascii="Courier" w:hAnsi="Courier"/>
+      <w:rFonts w:ascii="Arial" w:hAnsi="Arial" w:cs="Arial" w:eastAsia="Arial"/>
       <w:sz w:val="20"/>
       <w:szCs w:val="20"/>
     </w:rPr>
@@ -1533,7 +1533,7 @@
     <w:semiHidden/>
     <w:rsid w:val="00FC693F"/>
     <w:rPr>
-      <w:rFonts w:asciiTheme="majorHAnsi" w:eastAsiaTheme="majorEastAsia" w:hAnsiTheme="majorHAnsi" w:cstheme="majorBidi"/>
+      <w:rFonts w:ascii="Arial" w:hAnsi="Arial" w:cs="Arial" w:eastAsia="Arial"/>
       <w:b/>
       <w:bCs/>
       <w:i/>
@@ -1549,7 +1549,7 @@
     <w:semiHidden/>
     <w:rsid w:val="00FC693F"/>
     <w:rPr>
-      <w:rFonts w:asciiTheme="majorHAnsi" w:eastAsiaTheme="majorEastAsia" w:hAnsiTheme="majorHAnsi" w:cstheme="majorBidi"/>
+      <w:rFonts w:ascii="Arial" w:hAnsi="Arial" w:cs="Arial" w:eastAsia="Arial"/>
       <w:color w:val="243F60" w:themeColor="accent1" w:themeShade="7F"/>
     </w:rPr>
   </w:style>
@@ -1561,7 +1561,7 @@
     <w:semiHidden/>
     <w:rsid w:val="00FC693F"/>
     <w:rPr>
-      <w:rFonts w:asciiTheme="majorHAnsi" w:eastAsiaTheme="majorEastAsia" w:hAnsiTheme="majorHAnsi" w:cstheme="majorBidi"/>
+      <w:rFonts w:ascii="Arial" w:hAnsi="Arial" w:cs="Arial" w:eastAsia="Arial"/>
       <w:i/>
       <w:iCs/>
       <w:color w:val="243F60" w:themeColor="accent1" w:themeShade="7F"/>
@@ -1575,7 +1575,7 @@
     <w:semiHidden/>
     <w:rsid w:val="00FC693F"/>
     <w:rPr>
-      <w:rFonts w:asciiTheme="majorHAnsi" w:eastAsiaTheme="majorEastAsia" w:hAnsiTheme="majorHAnsi" w:cstheme="majorBidi"/>
+      <w:rFonts w:ascii="Arial" w:hAnsi="Arial" w:cs="Arial" w:eastAsia="Arial"/>
       <w:i/>
       <w:iCs/>
       <w:color w:val="404040" w:themeColor="text1" w:themeTint="BF"/>
@@ -1589,7 +1589,7 @@
     <w:semiHidden/>
     <w:rsid w:val="00FC693F"/>
     <w:rPr>
-      <w:rFonts w:asciiTheme="majorHAnsi" w:eastAsiaTheme="majorEastAsia" w:hAnsiTheme="majorHAnsi" w:cstheme="majorBidi"/>
+      <w:rFonts w:ascii="Arial" w:hAnsi="Arial" w:cs="Arial" w:eastAsia="Arial"/>
       <w:color w:val="4F81BD" w:themeColor="accent1"/>
       <w:sz w:val="20"/>
       <w:szCs w:val="20"/>
@@ -1603,7 +1603,7 @@
     <w:semiHidden/>
     <w:rsid w:val="00FC693F"/>
     <w:rPr>
-      <w:rFonts w:asciiTheme="majorHAnsi" w:eastAsiaTheme="majorEastAsia" w:hAnsiTheme="majorHAnsi" w:cstheme="majorBidi"/>
+      <w:rFonts w:ascii="Arial" w:hAnsi="Arial" w:cs="Arial" w:eastAsia="Arial"/>
       <w:i/>
       <w:iCs/>
       <w:color w:val="404040" w:themeColor="text1" w:themeTint="BF"/>
@@ -3189,7 +3189,7 @@
         <w:spacing w:before="0" w:after="0" w:line="240" w:lineRule="auto"/>
       </w:pPr>
       <w:rPr>
-        <w:rFonts w:asciiTheme="majorHAnsi" w:eastAsiaTheme="majorEastAsia" w:hAnsiTheme="majorHAnsi" w:cstheme="majorBidi"/>
+        <w:rFonts w:ascii="Arial" w:hAnsi="Arial" w:cs="Arial" w:eastAsia="Arial"/>
         <w:b/>
         <w:bCs/>
       </w:rPr>
@@ -3210,7 +3210,7 @@
         <w:spacing w:before="0" w:after="0" w:line="240" w:lineRule="auto"/>
       </w:pPr>
       <w:rPr>
-        <w:rFonts w:asciiTheme="majorHAnsi" w:eastAsiaTheme="majorEastAsia" w:hAnsiTheme="majorHAnsi" w:cstheme="majorBidi"/>
+        <w:rFonts w:ascii="Arial" w:hAnsi="Arial" w:cs="Arial" w:eastAsia="Arial"/>
         <w:b/>
         <w:bCs/>
       </w:rPr>
@@ -3228,14 +3228,14 @@
     </w:tblStylePr>
     <w:tblStylePr w:type="firstCol">
       <w:rPr>
-        <w:rFonts w:asciiTheme="majorHAnsi" w:eastAsiaTheme="majorEastAsia" w:hAnsiTheme="majorHAnsi" w:cstheme="majorBidi"/>
+        <w:rFonts w:ascii="Arial" w:hAnsi="Arial" w:cs="Arial" w:eastAsia="Arial"/>
         <w:b/>
         <w:bCs/>
       </w:rPr>
     </w:tblStylePr>
     <w:tblStylePr w:type="lastCol">
       <w:rPr>
-        <w:rFonts w:asciiTheme="majorHAnsi" w:eastAsiaTheme="majorEastAsia" w:hAnsiTheme="majorHAnsi" w:cstheme="majorBidi"/>
+        <w:rFonts w:ascii="Arial" w:hAnsi="Arial" w:cs="Arial" w:eastAsia="Arial"/>
         <w:b/>
         <w:bCs/>
       </w:rPr>
@@ -3319,7 +3319,7 @@
         <w:spacing w:before="0" w:after="0" w:line="240" w:lineRule="auto"/>
       </w:pPr>
       <w:rPr>
-        <w:rFonts w:asciiTheme="majorHAnsi" w:eastAsiaTheme="majorEastAsia" w:hAnsiTheme="majorHAnsi" w:cstheme="majorBidi"/>
+        <w:rFonts w:ascii="Arial" w:hAnsi="Arial" w:cs="Arial" w:eastAsia="Arial"/>
         <w:b/>
         <w:bCs/>
       </w:rPr>
@@ -3340,7 +3340,7 @@
         <w:spacing w:before="0" w:after="0" w:line="240" w:lineRule="auto"/>
       </w:pPr>
       <w:rPr>
-        <w:rFonts w:asciiTheme="majorHAnsi" w:eastAsiaTheme="majorEastAsia" w:hAnsiTheme="majorHAnsi" w:cstheme="majorBidi"/>
+        <w:rFonts w:ascii="Arial" w:hAnsi="Arial" w:cs="Arial" w:eastAsia="Arial"/>
         <w:b/>
         <w:bCs/>
       </w:rPr>
@@ -3358,14 +3358,14 @@
     </w:tblStylePr>
     <w:tblStylePr w:type="firstCol">
       <w:rPr>
-        <w:rFonts w:asciiTheme="majorHAnsi" w:eastAsiaTheme="majorEastAsia" w:hAnsiTheme="majorHAnsi" w:cstheme="majorBidi"/>
+        <w:rFonts w:ascii="Arial" w:hAnsi="Arial" w:cs="Arial" w:eastAsia="Arial"/>
         <w:b/>
         <w:bCs/>
       </w:rPr>
     </w:tblStylePr>
     <w:tblStylePr w:type="lastCol">
       <w:rPr>
-        <w:rFonts w:asciiTheme="majorHAnsi" w:eastAsiaTheme="majorEastAsia" w:hAnsiTheme="majorHAnsi" w:cstheme="majorBidi"/>
+        <w:rFonts w:ascii="Arial" w:hAnsi="Arial" w:cs="Arial" w:eastAsia="Arial"/>
         <w:b/>
         <w:bCs/>
       </w:rPr>
@@ -3449,7 +3449,7 @@
         <w:spacing w:before="0" w:after="0" w:line="240" w:lineRule="auto"/>
       </w:pPr>
       <w:rPr>
-        <w:rFonts w:asciiTheme="majorHAnsi" w:eastAsiaTheme="majorEastAsia" w:hAnsiTheme="majorHAnsi" w:cstheme="majorBidi"/>
+        <w:rFonts w:ascii="Arial" w:hAnsi="Arial" w:cs="Arial" w:eastAsia="Arial"/>
         <w:b/>
         <w:bCs/>
       </w:rPr>
@@ -3470,7 +3470,7 @@
         <w:spacing w:before="0" w:after="0" w:line="240" w:lineRule="auto"/>
       </w:pPr>
       <w:rPr>
-        <w:rFonts w:asciiTheme="majorHAnsi" w:eastAsiaTheme="majorEastAsia" w:hAnsiTheme="majorHAnsi" w:cstheme="majorBidi"/>
+        <w:rFonts w:ascii="Arial" w:hAnsi="Arial" w:cs="Arial" w:eastAsia="Arial"/>
         <w:b/>
         <w:bCs/>
       </w:rPr>
@@ -3488,14 +3488,14 @@
     </w:tblStylePr>
     <w:tblStylePr w:type="firstCol">
       <w:rPr>
-        <w:rFonts w:asciiTheme="majorHAnsi" w:eastAsiaTheme="majorEastAsia" w:hAnsiTheme="majorHAnsi" w:cstheme="majorBidi"/>
+        <w:rFonts w:ascii="Arial" w:hAnsi="Arial" w:cs="Arial" w:eastAsia="Arial"/>
         <w:b/>
         <w:bCs/>
       </w:rPr>
     </w:tblStylePr>
     <w:tblStylePr w:type="lastCol">
       <w:rPr>
-        <w:rFonts w:asciiTheme="majorHAnsi" w:eastAsiaTheme="majorEastAsia" w:hAnsiTheme="majorHAnsi" w:cstheme="majorBidi"/>
+        <w:rFonts w:ascii="Arial" w:hAnsi="Arial" w:cs="Arial" w:eastAsia="Arial"/>
         <w:b/>
         <w:bCs/>
       </w:rPr>
@@ -3579,7 +3579,7 @@
         <w:spacing w:before="0" w:after="0" w:line="240" w:lineRule="auto"/>
       </w:pPr>
       <w:rPr>
-        <w:rFonts w:asciiTheme="majorHAnsi" w:eastAsiaTheme="majorEastAsia" w:hAnsiTheme="majorHAnsi" w:cstheme="majorBidi"/>
+        <w:rFonts w:ascii="Arial" w:hAnsi="Arial" w:cs="Arial" w:eastAsia="Arial"/>
         <w:b/>
         <w:bCs/>
       </w:rPr>
@@ -3600,7 +3600,7 @@
         <w:spacing w:before="0" w:after="0" w:line="240" w:lineRule="auto"/>
       </w:pPr>
       <w:rPr>
-        <w:rFonts w:asciiTheme="majorHAnsi" w:eastAsiaTheme="majorEastAsia" w:hAnsiTheme="majorHAnsi" w:cstheme="majorBidi"/>
+        <w:rFonts w:ascii="Arial" w:hAnsi="Arial" w:cs="Arial" w:eastAsia="Arial"/>
         <w:b/>
         <w:bCs/>
       </w:rPr>
@@ -3618,14 +3618,14 @@
     </w:tblStylePr>
     <w:tblStylePr w:type="firstCol">
       <w:rPr>
-        <w:rFonts w:asciiTheme="majorHAnsi" w:eastAsiaTheme="majorEastAsia" w:hAnsiTheme="majorHAnsi" w:cstheme="majorBidi"/>
+        <w:rFonts w:ascii="Arial" w:hAnsi="Arial" w:cs="Arial" w:eastAsia="Arial"/>
         <w:b/>
         <w:bCs/>
       </w:rPr>
     </w:tblStylePr>
     <w:tblStylePr w:type="lastCol">
       <w:rPr>
-        <w:rFonts w:asciiTheme="majorHAnsi" w:eastAsiaTheme="majorEastAsia" w:hAnsiTheme="majorHAnsi" w:cstheme="majorBidi"/>
+        <w:rFonts w:ascii="Arial" w:hAnsi="Arial" w:cs="Arial" w:eastAsia="Arial"/>
         <w:b/>
         <w:bCs/>
       </w:rPr>
@@ -3709,7 +3709,7 @@
         <w:spacing w:before="0" w:after="0" w:line="240" w:lineRule="auto"/>
       </w:pPr>
       <w:rPr>
-        <w:rFonts w:asciiTheme="majorHAnsi" w:eastAsiaTheme="majorEastAsia" w:hAnsiTheme="majorHAnsi" w:cstheme="majorBidi"/>
+        <w:rFonts w:ascii="Arial" w:hAnsi="Arial" w:cs="Arial" w:eastAsia="Arial"/>
         <w:b/>
         <w:bCs/>
       </w:rPr>
@@ -3730,7 +3730,7 @@
         <w:spacing w:before="0" w:after="0" w:line="240" w:lineRule="auto"/>
       </w:pPr>
       <w:rPr>
-        <w:rFonts w:asciiTheme="majorHAnsi" w:eastAsiaTheme="majorEastAsia" w:hAnsiTheme="majorHAnsi" w:cstheme="majorBidi"/>
+        <w:rFonts w:ascii="Arial" w:hAnsi="Arial" w:cs="Arial" w:eastAsia="Arial"/>
         <w:b/>
         <w:bCs/>
       </w:rPr>
@@ -3748,14 +3748,14 @@
     </w:tblStylePr>
     <w:tblStylePr w:type="firstCol">
       <w:rPr>
-        <w:rFonts w:asciiTheme="majorHAnsi" w:eastAsiaTheme="majorEastAsia" w:hAnsiTheme="majorHAnsi" w:cstheme="majorBidi"/>
+        <w:rFonts w:ascii="Arial" w:hAnsi="Arial" w:cs="Arial" w:eastAsia="Arial"/>
         <w:b/>
         <w:bCs/>
       </w:rPr>
     </w:tblStylePr>
     <w:tblStylePr w:type="lastCol">
       <w:rPr>
-        <w:rFonts w:asciiTheme="majorHAnsi" w:eastAsiaTheme="majorEastAsia" w:hAnsiTheme="majorHAnsi" w:cstheme="majorBidi"/>
+        <w:rFonts w:ascii="Arial" w:hAnsi="Arial" w:cs="Arial" w:eastAsia="Arial"/>
         <w:b/>
         <w:bCs/>
       </w:rPr>
@@ -3839,7 +3839,7 @@
         <w:spacing w:before="0" w:after="0" w:line="240" w:lineRule="auto"/>
       </w:pPr>
       <w:rPr>
-        <w:rFonts w:asciiTheme="majorHAnsi" w:eastAsiaTheme="majorEastAsia" w:hAnsiTheme="majorHAnsi" w:cstheme="majorBidi"/>
+        <w:rFonts w:ascii="Arial" w:hAnsi="Arial" w:cs="Arial" w:eastAsia="Arial"/>
         <w:b/>
         <w:bCs/>
       </w:rPr>
@@ -3860,7 +3860,7 @@
         <w:spacing w:before="0" w:after="0" w:line="240" w:lineRule="auto"/>
       </w:pPr>
       <w:rPr>
-        <w:rFonts w:asciiTheme="majorHAnsi" w:eastAsiaTheme="majorEastAsia" w:hAnsiTheme="majorHAnsi" w:cstheme="majorBidi"/>
+        <w:rFonts w:ascii="Arial" w:hAnsi="Arial" w:cs="Arial" w:eastAsia="Arial"/>
         <w:b/>
         <w:bCs/>
       </w:rPr>
@@ -3878,14 +3878,14 @@
     </w:tblStylePr>
     <w:tblStylePr w:type="firstCol">
       <w:rPr>
-        <w:rFonts w:asciiTheme="majorHAnsi" w:eastAsiaTheme="majorEastAsia" w:hAnsiTheme="majorHAnsi" w:cstheme="majorBidi"/>
+        <w:rFonts w:ascii="Arial" w:hAnsi="Arial" w:cs="Arial" w:eastAsia="Arial"/>
         <w:b/>
         <w:bCs/>
       </w:rPr>
     </w:tblStylePr>
     <w:tblStylePr w:type="lastCol">
       <w:rPr>
-        <w:rFonts w:asciiTheme="majorHAnsi" w:eastAsiaTheme="majorEastAsia" w:hAnsiTheme="majorHAnsi" w:cstheme="majorBidi"/>
+        <w:rFonts w:ascii="Arial" w:hAnsi="Arial" w:cs="Arial" w:eastAsia="Arial"/>
         <w:b/>
         <w:bCs/>
       </w:rPr>
@@ -3969,7 +3969,7 @@
         <w:spacing w:before="0" w:after="0" w:line="240" w:lineRule="auto"/>
       </w:pPr>
       <w:rPr>
-        <w:rFonts w:asciiTheme="majorHAnsi" w:eastAsiaTheme="majorEastAsia" w:hAnsiTheme="majorHAnsi" w:cstheme="majorBidi"/>
+        <w:rFonts w:ascii="Arial" w:hAnsi="Arial" w:cs="Arial" w:eastAsia="Arial"/>
         <w:b/>
         <w:bCs/>
       </w:rPr>
@@ -3990,7 +3990,7 @@
         <w:spacing w:before="0" w:after="0" w:line="240" w:lineRule="auto"/>
       </w:pPr>
       <w:rPr>
-        <w:rFonts w:asciiTheme="majorHAnsi" w:eastAsiaTheme="majorEastAsia" w:hAnsiTheme="majorHAnsi" w:cstheme="majorBidi"/>
+        <w:rFonts w:ascii="Arial" w:hAnsi="Arial" w:cs="Arial" w:eastAsia="Arial"/>
         <w:b/>
         <w:bCs/>
       </w:rPr>
@@ -4008,14 +4008,14 @@
     </w:tblStylePr>
     <w:tblStylePr w:type="firstCol">
       <w:rPr>
-        <w:rFonts w:asciiTheme="majorHAnsi" w:eastAsiaTheme="majorEastAsia" w:hAnsiTheme="majorHAnsi" w:cstheme="majorBidi"/>
+        <w:rFonts w:ascii="Arial" w:hAnsi="Arial" w:cs="Arial" w:eastAsia="Arial"/>
         <w:b/>
         <w:bCs/>
       </w:rPr>
     </w:tblStylePr>
     <w:tblStylePr w:type="lastCol">
       <w:rPr>
-        <w:rFonts w:asciiTheme="majorHAnsi" w:eastAsiaTheme="majorEastAsia" w:hAnsiTheme="majorHAnsi" w:cstheme="majorBidi"/>
+        <w:rFonts w:ascii="Arial" w:hAnsi="Arial" w:cs="Arial" w:eastAsia="Arial"/>
         <w:b/>
         <w:bCs/>
       </w:rPr>
@@ -5880,7 +5880,7 @@
     </w:tblPr>
     <w:tblStylePr w:type="firstRow">
       <w:rPr>
-        <w:rFonts w:asciiTheme="majorHAnsi" w:eastAsiaTheme="majorEastAsia" w:hAnsiTheme="majorHAnsi" w:cstheme="majorBidi"/>
+        <w:rFonts w:ascii="Arial" w:hAnsi="Arial" w:cs="Arial" w:eastAsia="Arial"/>
       </w:rPr>
       <w:tblPr/>
       <w:tcPr>
@@ -5964,7 +5964,7 @@
     </w:tblPr>
     <w:tblStylePr w:type="firstRow">
       <w:rPr>
-        <w:rFonts w:asciiTheme="majorHAnsi" w:eastAsiaTheme="majorEastAsia" w:hAnsiTheme="majorHAnsi" w:cstheme="majorBidi"/>
+        <w:rFonts w:ascii="Arial" w:hAnsi="Arial" w:cs="Arial" w:eastAsia="Arial"/>
       </w:rPr>
       <w:tblPr/>
       <w:tcPr>
@@ -6048,7 +6048,7 @@
     </w:tblPr>
     <w:tblStylePr w:type="firstRow">
       <w:rPr>
-        <w:rFonts w:asciiTheme="majorHAnsi" w:eastAsiaTheme="majorEastAsia" w:hAnsiTheme="majorHAnsi" w:cstheme="majorBidi"/>
+        <w:rFonts w:ascii="Arial" w:hAnsi="Arial" w:cs="Arial" w:eastAsia="Arial"/>
       </w:rPr>
       <w:tblPr/>
       <w:tcPr>
@@ -6132,7 +6132,7 @@
     </w:tblPr>
     <w:tblStylePr w:type="firstRow">
       <w:rPr>
-        <w:rFonts w:asciiTheme="majorHAnsi" w:eastAsiaTheme="majorEastAsia" w:hAnsiTheme="majorHAnsi" w:cstheme="majorBidi"/>
+        <w:rFonts w:ascii="Arial" w:hAnsi="Arial" w:cs="Arial" w:eastAsia="Arial"/>
       </w:rPr>
       <w:tblPr/>
       <w:tcPr>
@@ -6216,7 +6216,7 @@
     </w:tblPr>
     <w:tblStylePr w:type="firstRow">
       <w:rPr>
-        <w:rFonts w:asciiTheme="majorHAnsi" w:eastAsiaTheme="majorEastAsia" w:hAnsiTheme="majorHAnsi" w:cstheme="majorBidi"/>
+        <w:rFonts w:ascii="Arial" w:hAnsi="Arial" w:cs="Arial" w:eastAsia="Arial"/>
       </w:rPr>
       <w:tblPr/>
       <w:tcPr>
@@ -6300,7 +6300,7 @@
     </w:tblPr>
     <w:tblStylePr w:type="firstRow">
       <w:rPr>
-        <w:rFonts w:asciiTheme="majorHAnsi" w:eastAsiaTheme="majorEastAsia" w:hAnsiTheme="majorHAnsi" w:cstheme="majorBidi"/>
+        <w:rFonts w:ascii="Arial" w:hAnsi="Arial" w:cs="Arial" w:eastAsia="Arial"/>
       </w:rPr>
       <w:tblPr/>
       <w:tcPr>
@@ -6384,7 +6384,7 @@
     </w:tblPr>
     <w:tblStylePr w:type="firstRow">
       <w:rPr>
-        <w:rFonts w:asciiTheme="majorHAnsi" w:eastAsiaTheme="majorEastAsia" w:hAnsiTheme="majorHAnsi" w:cstheme="majorBidi"/>
+        <w:rFonts w:ascii="Arial" w:hAnsi="Arial" w:cs="Arial" w:eastAsia="Arial"/>
       </w:rPr>
       <w:tblPr/>
       <w:tcPr>
@@ -6449,7 +6449,7 @@
       <w:spacing w:after="0" w:line="240" w:lineRule="auto"/>
     </w:pPr>
     <w:rPr>
-      <w:rFonts w:asciiTheme="majorHAnsi" w:eastAsiaTheme="majorEastAsia" w:hAnsiTheme="majorHAnsi" w:cstheme="majorBidi"/>
+      <w:rFonts w:ascii="Arial" w:hAnsi="Arial" w:cs="Arial" w:eastAsia="Arial"/>
       <w:color w:val="000000" w:themeColor="text1"/>
     </w:rPr>
     <w:tblPr>
@@ -6577,7 +6577,7 @@
       <w:spacing w:after="0" w:line="240" w:lineRule="auto"/>
     </w:pPr>
     <w:rPr>
-      <w:rFonts w:asciiTheme="majorHAnsi" w:eastAsiaTheme="majorEastAsia" w:hAnsiTheme="majorHAnsi" w:cstheme="majorBidi"/>
+      <w:rFonts w:ascii="Arial" w:hAnsi="Arial" w:cs="Arial" w:eastAsia="Arial"/>
       <w:color w:val="000000" w:themeColor="text1"/>
     </w:rPr>
     <w:tblPr>
@@ -6705,7 +6705,7 @@
       <w:spacing w:after="0" w:line="240" w:lineRule="auto"/>
     </w:pPr>
     <w:rPr>
-      <w:rFonts w:asciiTheme="majorHAnsi" w:eastAsiaTheme="majorEastAsia" w:hAnsiTheme="majorHAnsi" w:cstheme="majorBidi"/>
+      <w:rFonts w:ascii="Arial" w:hAnsi="Arial" w:cs="Arial" w:eastAsia="Arial"/>
       <w:color w:val="000000" w:themeColor="text1"/>
     </w:rPr>
     <w:tblPr>
@@ -6833,7 +6833,7 @@
       <w:spacing w:after="0" w:line="240" w:lineRule="auto"/>
     </w:pPr>
     <w:rPr>
-      <w:rFonts w:asciiTheme="majorHAnsi" w:eastAsiaTheme="majorEastAsia" w:hAnsiTheme="majorHAnsi" w:cstheme="majorBidi"/>
+      <w:rFonts w:ascii="Arial" w:hAnsi="Arial" w:cs="Arial" w:eastAsia="Arial"/>
       <w:color w:val="000000" w:themeColor="text1"/>
     </w:rPr>
     <w:tblPr>
@@ -6961,7 +6961,7 @@
       <w:spacing w:after="0" w:line="240" w:lineRule="auto"/>
     </w:pPr>
     <w:rPr>
-      <w:rFonts w:asciiTheme="majorHAnsi" w:eastAsiaTheme="majorEastAsia" w:hAnsiTheme="majorHAnsi" w:cstheme="majorBidi"/>
+      <w:rFonts w:ascii="Arial" w:hAnsi="Arial" w:cs="Arial" w:eastAsia="Arial"/>
       <w:color w:val="000000" w:themeColor="text1"/>
     </w:rPr>
     <w:tblPr>
@@ -7089,7 +7089,7 @@
       <w:spacing w:after="0" w:line="240" w:lineRule="auto"/>
     </w:pPr>
     <w:rPr>
-      <w:rFonts w:asciiTheme="majorHAnsi" w:eastAsiaTheme="majorEastAsia" w:hAnsiTheme="majorHAnsi" w:cstheme="majorBidi"/>
+      <w:rFonts w:ascii="Arial" w:hAnsi="Arial" w:cs="Arial" w:eastAsia="Arial"/>
       <w:color w:val="000000" w:themeColor="text1"/>
     </w:rPr>
     <w:tblPr>
@@ -7217,7 +7217,7 @@
       <w:spacing w:after="0" w:line="240" w:lineRule="auto"/>
     </w:pPr>
     <w:rPr>
-      <w:rFonts w:asciiTheme="majorHAnsi" w:eastAsiaTheme="majorEastAsia" w:hAnsiTheme="majorHAnsi" w:cstheme="majorBidi"/>
+      <w:rFonts w:ascii="Arial" w:hAnsi="Arial" w:cs="Arial" w:eastAsia="Arial"/>
       <w:color w:val="000000" w:themeColor="text1"/>
     </w:rPr>
     <w:tblPr>
@@ -7856,7 +7856,7 @@
       <w:spacing w:after="0" w:line="240" w:lineRule="auto"/>
     </w:pPr>
     <w:rPr>
-      <w:rFonts w:asciiTheme="majorHAnsi" w:eastAsiaTheme="majorEastAsia" w:hAnsiTheme="majorHAnsi" w:cstheme="majorBidi"/>
+      <w:rFonts w:ascii="Arial" w:hAnsi="Arial" w:cs="Arial" w:eastAsia="Arial"/>
       <w:color w:val="000000" w:themeColor="text1"/>
     </w:rPr>
     <w:tblPr>
@@ -7981,7 +7981,7 @@
       <w:spacing w:after="0" w:line="240" w:lineRule="auto"/>
     </w:pPr>
     <w:rPr>
-      <w:rFonts w:asciiTheme="majorHAnsi" w:eastAsiaTheme="majorEastAsia" w:hAnsiTheme="majorHAnsi" w:cstheme="majorBidi"/>
+      <w:rFonts w:ascii="Arial" w:hAnsi="Arial" w:cs="Arial" w:eastAsia="Arial"/>
       <w:color w:val="000000" w:themeColor="text1"/>
     </w:rPr>
     <w:tblPr>
@@ -8106,7 +8106,7 @@
       <w:spacing w:after="0" w:line="240" w:lineRule="auto"/>
     </w:pPr>
     <w:rPr>
-      <w:rFonts w:asciiTheme="majorHAnsi" w:eastAsiaTheme="majorEastAsia" w:hAnsiTheme="majorHAnsi" w:cstheme="majorBidi"/>
+      <w:rFonts w:ascii="Arial" w:hAnsi="Arial" w:cs="Arial" w:eastAsia="Arial"/>
       <w:color w:val="000000" w:themeColor="text1"/>
     </w:rPr>
     <w:tblPr>
@@ -8231,7 +8231,7 @@
       <w:spacing w:after="0" w:line="240" w:lineRule="auto"/>
     </w:pPr>
     <w:rPr>
-      <w:rFonts w:asciiTheme="majorHAnsi" w:eastAsiaTheme="majorEastAsia" w:hAnsiTheme="majorHAnsi" w:cstheme="majorBidi"/>
+      <w:rFonts w:ascii="Arial" w:hAnsi="Arial" w:cs="Arial" w:eastAsia="Arial"/>
       <w:color w:val="000000" w:themeColor="text1"/>
     </w:rPr>
     <w:tblPr>
@@ -8356,7 +8356,7 @@
       <w:spacing w:after="0" w:line="240" w:lineRule="auto"/>
     </w:pPr>
     <w:rPr>
-      <w:rFonts w:asciiTheme="majorHAnsi" w:eastAsiaTheme="majorEastAsia" w:hAnsiTheme="majorHAnsi" w:cstheme="majorBidi"/>
+      <w:rFonts w:ascii="Arial" w:hAnsi="Arial" w:cs="Arial" w:eastAsia="Arial"/>
       <w:color w:val="000000" w:themeColor="text1"/>
     </w:rPr>
     <w:tblPr>
@@ -8481,7 +8481,7 @@
       <w:spacing w:after="0" w:line="240" w:lineRule="auto"/>
     </w:pPr>
     <w:rPr>
-      <w:rFonts w:asciiTheme="majorHAnsi" w:eastAsiaTheme="majorEastAsia" w:hAnsiTheme="majorHAnsi" w:cstheme="majorBidi"/>
+      <w:rFonts w:ascii="Arial" w:hAnsi="Arial" w:cs="Arial" w:eastAsia="Arial"/>
       <w:color w:val="000000" w:themeColor="text1"/>
     </w:rPr>
     <w:tblPr>
@@ -8606,7 +8606,7 @@
       <w:spacing w:after="0" w:line="240" w:lineRule="auto"/>
     </w:pPr>
     <w:rPr>
-      <w:rFonts w:asciiTheme="majorHAnsi" w:eastAsiaTheme="majorEastAsia" w:hAnsiTheme="majorHAnsi" w:cstheme="majorBidi"/>
+      <w:rFonts w:ascii="Arial" w:hAnsi="Arial" w:cs="Arial" w:eastAsia="Arial"/>
       <w:color w:val="000000" w:themeColor="text1"/>
     </w:rPr>
     <w:tblPr>
@@ -12521,7 +12521,7 @@
   <w:docDefaults>
     <w:rPrDefault>
       <w:rPr>
-        <w:rFonts w:asciiTheme="minorHAnsi" w:eastAsiaTheme="minorEastAsia" w:hAnsiTheme="minorHAnsi" w:cstheme="minorBidi"/>
+        <w:rFonts w:ascii="Arial" w:hAnsi="Arial" w:cs="Arial" w:eastAsia="Arial"/>
         <w:sz w:val="22"/>
         <w:szCs w:val="22"/>
         <w:lang w:val="en-US" w:eastAsia="en-US" w:bidi="ar-SA"/>
@@ -12692,7 +12692,7 @@
       <w:outlineLvl w:val="0"/>
     </w:pPr>
     <w:rPr>
-      <w:rFonts w:asciiTheme="majorHAnsi" w:eastAsiaTheme="majorEastAsia" w:hAnsiTheme="majorHAnsi" w:cstheme="majorBidi"/>
+      <w:rFonts w:ascii="Arial" w:hAnsi="Arial" w:cs="Arial" w:eastAsia="Arial"/>
       <w:b/>
       <w:bCs/>
       <w:color w:val="365F91" w:themeColor="accent1" w:themeShade="BF"/>
@@ -12716,7 +12716,7 @@
       <w:outlineLvl w:val="1"/>
     </w:pPr>
     <w:rPr>
-      <w:rFonts w:asciiTheme="majorHAnsi" w:eastAsiaTheme="majorEastAsia" w:hAnsiTheme="majorHAnsi" w:cstheme="majorBidi"/>
+      <w:rFonts w:ascii="Arial" w:hAnsi="Arial" w:cs="Arial" w:eastAsia="Arial"/>
       <w:b/>
       <w:bCs/>
       <w:color w:val="4F81BD" w:themeColor="accent1"/>
@@ -12740,7 +12740,7 @@
       <w:outlineLvl w:val="2"/>
     </w:pPr>
     <w:rPr>
-      <w:rFonts w:asciiTheme="majorHAnsi" w:eastAsiaTheme="majorEastAsia" w:hAnsiTheme="majorHAnsi" w:cstheme="majorBidi"/>
+      <w:rFonts w:ascii="Arial" w:hAnsi="Arial" w:cs="Arial" w:eastAsia="Arial"/>
       <w:b/>
       <w:bCs/>
       <w:color w:val="4F81BD" w:themeColor="accent1"/>
@@ -12763,7 +12763,7 @@
       <w:outlineLvl w:val="3"/>
     </w:pPr>
     <w:rPr>
-      <w:rFonts w:asciiTheme="majorHAnsi" w:eastAsiaTheme="majorEastAsia" w:hAnsiTheme="majorHAnsi" w:cstheme="majorBidi"/>
+      <w:rFonts w:ascii="Arial" w:hAnsi="Arial" w:cs="Arial" w:eastAsia="Arial"/>
       <w:b/>
       <w:bCs/>
       <w:i/>
@@ -12788,7 +12788,7 @@
       <w:outlineLvl w:val="4"/>
     </w:pPr>
     <w:rPr>
-      <w:rFonts w:asciiTheme="majorHAnsi" w:eastAsiaTheme="majorEastAsia" w:hAnsiTheme="majorHAnsi" w:cstheme="majorBidi"/>
+      <w:rFonts w:ascii="Arial" w:hAnsi="Arial" w:cs="Arial" w:eastAsia="Arial"/>
       <w:color w:val="243F60" w:themeColor="accent1" w:themeShade="7F"/>
     </w:rPr>
   </w:style>
@@ -12809,7 +12809,7 @@
       <w:outlineLvl w:val="5"/>
     </w:pPr>
     <w:rPr>
-      <w:rFonts w:asciiTheme="majorHAnsi" w:eastAsiaTheme="majorEastAsia" w:hAnsiTheme="majorHAnsi" w:cstheme="majorBidi"/>
+      <w:rFonts w:ascii="Arial" w:hAnsi="Arial" w:cs="Arial" w:eastAsia="Arial"/>
       <w:i/>
       <w:iCs/>
       <w:color w:val="243F60" w:themeColor="accent1" w:themeShade="7F"/>
@@ -12832,7 +12832,7 @@
       <w:outlineLvl w:val="6"/>
     </w:pPr>
     <w:rPr>
-      <w:rFonts w:asciiTheme="majorHAnsi" w:eastAsiaTheme="majorEastAsia" w:hAnsiTheme="majorHAnsi" w:cstheme="majorBidi"/>
+      <w:rFonts w:ascii="Arial" w:hAnsi="Arial" w:cs="Arial" w:eastAsia="Arial"/>
       <w:i/>
       <w:iCs/>
       <w:color w:val="404040" w:themeColor="text1" w:themeTint="BF"/>
@@ -12855,7 +12855,7 @@
       <w:outlineLvl w:val="7"/>
     </w:pPr>
     <w:rPr>
-      <w:rFonts w:asciiTheme="majorHAnsi" w:eastAsiaTheme="majorEastAsia" w:hAnsiTheme="majorHAnsi" w:cstheme="majorBidi"/>
+      <w:rFonts w:ascii="Arial" w:hAnsi="Arial" w:cs="Arial" w:eastAsia="Arial"/>
       <w:color w:val="4F81BD" w:themeColor="accent1"/>
       <w:sz w:val="20"/>
       <w:szCs w:val="20"/>
@@ -12878,7 +12878,7 @@
       <w:outlineLvl w:val="8"/>
     </w:pPr>
     <w:rPr>
-      <w:rFonts w:asciiTheme="majorHAnsi" w:eastAsiaTheme="majorEastAsia" w:hAnsiTheme="majorHAnsi" w:cstheme="majorBidi"/>
+      <w:rFonts w:ascii="Arial" w:hAnsi="Arial" w:cs="Arial" w:eastAsia="Arial"/>
       <w:i/>
       <w:iCs/>
       <w:color w:val="404040" w:themeColor="text1" w:themeTint="BF"/>
@@ -12929,7 +12929,7 @@
     <w:uiPriority w:val="9"/>
     <w:rsid w:val="00FC693F"/>
     <w:rPr>
-      <w:rFonts w:asciiTheme="majorHAnsi" w:eastAsiaTheme="majorEastAsia" w:hAnsiTheme="majorHAnsi" w:cstheme="majorBidi"/>
+      <w:rFonts w:ascii="Arial" w:hAnsi="Arial" w:cs="Arial" w:eastAsia="Arial"/>
       <w:b/>
       <w:bCs/>
       <w:color w:val="365F91" w:themeColor="accent1" w:themeShade="BF"/>
@@ -12944,7 +12944,7 @@
     <w:uiPriority w:val="9"/>
     <w:rsid w:val="00FC693F"/>
     <w:rPr>
-      <w:rFonts w:asciiTheme="majorHAnsi" w:eastAsiaTheme="majorEastAsia" w:hAnsiTheme="majorHAnsi" w:cstheme="majorBidi"/>
+      <w:rFonts w:ascii="Arial" w:hAnsi="Arial" w:cs="Arial" w:eastAsia="Arial"/>
       <w:b/>
       <w:bCs/>
       <w:color w:val="4F81BD" w:themeColor="accent1"/>
@@ -12959,7 +12959,7 @@
     <w:uiPriority w:val="9"/>
     <w:rsid w:val="00FC693F"/>
     <w:rPr>
-      <w:rFonts w:asciiTheme="majorHAnsi" w:eastAsiaTheme="majorEastAsia" w:hAnsiTheme="majorHAnsi" w:cstheme="majorBidi"/>
+      <w:rFonts w:ascii="Arial" w:hAnsi="Arial" w:cs="Arial" w:eastAsia="Arial"/>
       <w:b/>
       <w:bCs/>
       <w:color w:val="4F81BD" w:themeColor="accent1"/>
@@ -12981,7 +12981,7 @@
       <w:contextualSpacing/>
     </w:pPr>
     <w:rPr>
-      <w:rFonts w:asciiTheme="majorHAnsi" w:eastAsiaTheme="majorEastAsia" w:hAnsiTheme="majorHAnsi" w:cstheme="majorBidi"/>
+      <w:rFonts w:ascii="Arial" w:hAnsi="Arial" w:cs="Arial" w:eastAsia="Arial"/>
       <w:color w:val="17365D" w:themeColor="text2" w:themeShade="BF"/>
       <w:spacing w:val="5"/>
       <w:kern w:val="28"/>
@@ -12996,7 +12996,7 @@
     <w:uiPriority w:val="10"/>
     <w:rsid w:val="00FC693F"/>
     <w:rPr>
-      <w:rFonts w:asciiTheme="majorHAnsi" w:eastAsiaTheme="majorEastAsia" w:hAnsiTheme="majorHAnsi" w:cstheme="majorBidi"/>
+      <w:rFonts w:ascii="Arial" w:hAnsi="Arial" w:cs="Arial" w:eastAsia="Arial"/>
       <w:color w:val="17365D" w:themeColor="text2" w:themeShade="BF"/>
       <w:spacing w:val="5"/>
       <w:kern w:val="28"/>
@@ -13018,7 +13018,7 @@
       </w:numPr>
     </w:pPr>
     <w:rPr>
-      <w:rFonts w:asciiTheme="majorHAnsi" w:eastAsiaTheme="majorEastAsia" w:hAnsiTheme="majorHAnsi" w:cstheme="majorBidi"/>
+      <w:rFonts w:ascii="Arial" w:hAnsi="Arial" w:cs="Arial" w:eastAsia="Arial"/>
       <w:i/>
       <w:iCs/>
       <w:color w:val="4F81BD" w:themeColor="accent1"/>
@@ -13034,7 +13034,7 @@
     <w:uiPriority w:val="11"/>
     <w:rsid w:val="00FC693F"/>
     <w:rPr>
-      <w:rFonts w:asciiTheme="majorHAnsi" w:eastAsiaTheme="majorEastAsia" w:hAnsiTheme="majorHAnsi" w:cstheme="majorBidi"/>
+      <w:rFonts w:ascii="Arial" w:hAnsi="Arial" w:cs="Arial" w:eastAsia="Arial"/>
       <w:i/>
       <w:iCs/>
       <w:color w:val="4F81BD" w:themeColor="accent1"/>
@@ -13281,7 +13281,7 @@
       </w:tabs>
     </w:pPr>
     <w:rPr>
-      <w:rFonts w:ascii="Courier" w:hAnsi="Courier"/>
+      <w:rFonts w:ascii="Arial" w:hAnsi="Arial" w:cs="Arial" w:eastAsia="Arial"/>
       <w:sz w:val="20"/>
       <w:szCs w:val="20"/>
     </w:rPr>
@@ -13293,7 +13293,7 @@
     <w:uiPriority w:val="99"/>
     <w:rsid w:val="0029639D"/>
     <w:rPr>
-      <w:rFonts w:ascii="Courier" w:hAnsi="Courier"/>
+      <w:rFonts w:ascii="Arial" w:hAnsi="Arial" w:cs="Arial" w:eastAsia="Arial"/>
       <w:sz w:val="20"/>
       <w:szCs w:val="20"/>
     </w:rPr>
@@ -13332,7 +13332,7 @@
     <w:semiHidden/>
     <w:rsid w:val="00FC693F"/>
     <w:rPr>
-      <w:rFonts w:asciiTheme="majorHAnsi" w:eastAsiaTheme="majorEastAsia" w:hAnsiTheme="majorHAnsi" w:cstheme="majorBidi"/>
+      <w:rFonts w:ascii="Arial" w:hAnsi="Arial" w:cs="Arial" w:eastAsia="Arial"/>
       <w:b/>
       <w:bCs/>
       <w:i/>
@@ -13348,7 +13348,7 @@
     <w:semiHidden/>
     <w:rsid w:val="00FC693F"/>
     <w:rPr>
-      <w:rFonts w:asciiTheme="majorHAnsi" w:eastAsiaTheme="majorEastAsia" w:hAnsiTheme="majorHAnsi" w:cstheme="majorBidi"/>
+      <w:rFonts w:ascii="Arial" w:hAnsi="Arial" w:cs="Arial" w:eastAsia="Arial"/>
       <w:color w:val="243F60" w:themeColor="accent1" w:themeShade="7F"/>
     </w:rPr>
   </w:style>
@@ -13360,7 +13360,7 @@
     <w:semiHidden/>
     <w:rsid w:val="00FC693F"/>
     <w:rPr>
-      <w:rFonts w:asciiTheme="majorHAnsi" w:eastAsiaTheme="majorEastAsia" w:hAnsiTheme="majorHAnsi" w:cstheme="majorBidi"/>
+      <w:rFonts w:ascii="Arial" w:hAnsi="Arial" w:cs="Arial" w:eastAsia="Arial"/>
       <w:i/>
       <w:iCs/>
       <w:color w:val="243F60" w:themeColor="accent1" w:themeShade="7F"/>
@@ -13374,7 +13374,7 @@
     <w:semiHidden/>
     <w:rsid w:val="00FC693F"/>
     <w:rPr>
-      <w:rFonts w:asciiTheme="majorHAnsi" w:eastAsiaTheme="majorEastAsia" w:hAnsiTheme="majorHAnsi" w:cstheme="majorBidi"/>
+      <w:rFonts w:ascii="Arial" w:hAnsi="Arial" w:cs="Arial" w:eastAsia="Arial"/>
       <w:i/>
       <w:iCs/>
       <w:color w:val="404040" w:themeColor="text1" w:themeTint="BF"/>
@@ -13388,7 +13388,7 @@
     <w:semiHidden/>
     <w:rsid w:val="00FC693F"/>
     <w:rPr>
-      <w:rFonts w:asciiTheme="majorHAnsi" w:eastAsiaTheme="majorEastAsia" w:hAnsiTheme="majorHAnsi" w:cstheme="majorBidi"/>
+      <w:rFonts w:ascii="Arial" w:hAnsi="Arial" w:cs="Arial" w:eastAsia="Arial"/>
       <w:color w:val="4F81BD" w:themeColor="accent1"/>
       <w:sz w:val="20"/>
       <w:szCs w:val="20"/>
@@ -13402,7 +13402,7 @@
     <w:semiHidden/>
     <w:rsid w:val="00FC693F"/>
     <w:rPr>
-      <w:rFonts w:asciiTheme="majorHAnsi" w:eastAsiaTheme="majorEastAsia" w:hAnsiTheme="majorHAnsi" w:cstheme="majorBidi"/>
+      <w:rFonts w:ascii="Arial" w:hAnsi="Arial" w:cs="Arial" w:eastAsia="Arial"/>
       <w:i/>
       <w:iCs/>
       <w:color w:val="404040" w:themeColor="text1" w:themeTint="BF"/>
@@ -14991,7 +14991,7 @@
         <w:spacing w:before="0" w:after="0" w:line="240" w:lineRule="auto"/>
       </w:pPr>
       <w:rPr>
-        <w:rFonts w:asciiTheme="majorHAnsi" w:eastAsiaTheme="majorEastAsia" w:hAnsiTheme="majorHAnsi" w:cstheme="majorBidi"/>
+        <w:rFonts w:ascii="Arial" w:hAnsi="Arial" w:cs="Arial" w:eastAsia="Arial"/>
         <w:b/>
         <w:bCs/>
       </w:rPr>
@@ -15012,7 +15012,7 @@
         <w:spacing w:before="0" w:after="0" w:line="240" w:lineRule="auto"/>
       </w:pPr>
       <w:rPr>
-        <w:rFonts w:asciiTheme="majorHAnsi" w:eastAsiaTheme="majorEastAsia" w:hAnsiTheme="majorHAnsi" w:cstheme="majorBidi"/>
+        <w:rFonts w:ascii="Arial" w:hAnsi="Arial" w:cs="Arial" w:eastAsia="Arial"/>
         <w:b/>
         <w:bCs/>
       </w:rPr>
@@ -15030,14 +15030,14 @@
     </w:tblStylePr>
     <w:tblStylePr w:type="firstCol">
       <w:rPr>
-        <w:rFonts w:asciiTheme="majorHAnsi" w:eastAsiaTheme="majorEastAsia" w:hAnsiTheme="majorHAnsi" w:cstheme="majorBidi"/>
+        <w:rFonts w:ascii="Arial" w:hAnsi="Arial" w:cs="Arial" w:eastAsia="Arial"/>
         <w:b/>
         <w:bCs/>
       </w:rPr>
     </w:tblStylePr>
     <w:tblStylePr w:type="lastCol">
       <w:rPr>
-        <w:rFonts w:asciiTheme="majorHAnsi" w:eastAsiaTheme="majorEastAsia" w:hAnsiTheme="majorHAnsi" w:cstheme="majorBidi"/>
+        <w:rFonts w:ascii="Arial" w:hAnsi="Arial" w:cs="Arial" w:eastAsia="Arial"/>
         <w:b/>
         <w:bCs/>
       </w:rPr>
@@ -15121,7 +15121,7 @@
         <w:spacing w:before="0" w:after="0" w:line="240" w:lineRule="auto"/>
       </w:pPr>
       <w:rPr>
-        <w:rFonts w:asciiTheme="majorHAnsi" w:eastAsiaTheme="majorEastAsia" w:hAnsiTheme="majorHAnsi" w:cstheme="majorBidi"/>
+        <w:rFonts w:ascii="Arial" w:hAnsi="Arial" w:cs="Arial" w:eastAsia="Arial"/>
         <w:b/>
         <w:bCs/>
       </w:rPr>
@@ -15142,7 +15142,7 @@
         <w:spacing w:before="0" w:after="0" w:line="240" w:lineRule="auto"/>
       </w:pPr>
       <w:rPr>
-        <w:rFonts w:asciiTheme="majorHAnsi" w:eastAsiaTheme="majorEastAsia" w:hAnsiTheme="majorHAnsi" w:cstheme="majorBidi"/>
+        <w:rFonts w:ascii="Arial" w:hAnsi="Arial" w:cs="Arial" w:eastAsia="Arial"/>
         <w:b/>
         <w:bCs/>
       </w:rPr>
@@ -15160,14 +15160,14 @@
     </w:tblStylePr>
     <w:tblStylePr w:type="firstCol">
       <w:rPr>
-        <w:rFonts w:asciiTheme="majorHAnsi" w:eastAsiaTheme="majorEastAsia" w:hAnsiTheme="majorHAnsi" w:cstheme="majorBidi"/>
+        <w:rFonts w:ascii="Arial" w:hAnsi="Arial" w:cs="Arial" w:eastAsia="Arial"/>
         <w:b/>
         <w:bCs/>
       </w:rPr>
     </w:tblStylePr>
     <w:tblStylePr w:type="lastCol">
       <w:rPr>
-        <w:rFonts w:asciiTheme="majorHAnsi" w:eastAsiaTheme="majorEastAsia" w:hAnsiTheme="majorHAnsi" w:cstheme="majorBidi"/>
+        <w:rFonts w:ascii="Arial" w:hAnsi="Arial" w:cs="Arial" w:eastAsia="Arial"/>
         <w:b/>
         <w:bCs/>
       </w:rPr>
@@ -15251,7 +15251,7 @@
         <w:spacing w:before="0" w:after="0" w:line="240" w:lineRule="auto"/>
       </w:pPr>
       <w:rPr>
-        <w:rFonts w:asciiTheme="majorHAnsi" w:eastAsiaTheme="majorEastAsia" w:hAnsiTheme="majorHAnsi" w:cstheme="majorBidi"/>
+        <w:rFonts w:ascii="Arial" w:hAnsi="Arial" w:cs="Arial" w:eastAsia="Arial"/>
         <w:b/>
         <w:bCs/>
       </w:rPr>
@@ -15272,7 +15272,7 @@
         <w:spacing w:before="0" w:after="0" w:line="240" w:lineRule="auto"/>
       </w:pPr>
       <w:rPr>
-        <w:rFonts w:asciiTheme="majorHAnsi" w:eastAsiaTheme="majorEastAsia" w:hAnsiTheme="majorHAnsi" w:cstheme="majorBidi"/>
+        <w:rFonts w:ascii="Arial" w:hAnsi="Arial" w:cs="Arial" w:eastAsia="Arial"/>
         <w:b/>
         <w:bCs/>
       </w:rPr>
@@ -15290,14 +15290,14 @@
     </w:tblStylePr>
     <w:tblStylePr w:type="firstCol">
       <w:rPr>
-        <w:rFonts w:asciiTheme="majorHAnsi" w:eastAsiaTheme="majorEastAsia" w:hAnsiTheme="majorHAnsi" w:cstheme="majorBidi"/>
+        <w:rFonts w:ascii="Arial" w:hAnsi="Arial" w:cs="Arial" w:eastAsia="Arial"/>
         <w:b/>
         <w:bCs/>
       </w:rPr>
     </w:tblStylePr>
     <w:tblStylePr w:type="lastCol">
       <w:rPr>
-        <w:rFonts w:asciiTheme="majorHAnsi" w:eastAsiaTheme="majorEastAsia" w:hAnsiTheme="majorHAnsi" w:cstheme="majorBidi"/>
+        <w:rFonts w:ascii="Arial" w:hAnsi="Arial" w:cs="Arial" w:eastAsia="Arial"/>
         <w:b/>
         <w:bCs/>
       </w:rPr>
@@ -15381,7 +15381,7 @@
         <w:spacing w:before="0" w:after="0" w:line="240" w:lineRule="auto"/>
       </w:pPr>
       <w:rPr>
-        <w:rFonts w:asciiTheme="majorHAnsi" w:eastAsiaTheme="majorEastAsia" w:hAnsiTheme="majorHAnsi" w:cstheme="majorBidi"/>
+        <w:rFonts w:ascii="Arial" w:hAnsi="Arial" w:cs="Arial" w:eastAsia="Arial"/>
         <w:b/>
         <w:bCs/>
       </w:rPr>
@@ -15402,7 +15402,7 @@
         <w:spacing w:before="0" w:after="0" w:line="240" w:lineRule="auto"/>
       </w:pPr>
       <w:rPr>
-        <w:rFonts w:asciiTheme="majorHAnsi" w:eastAsiaTheme="majorEastAsia" w:hAnsiTheme="majorHAnsi" w:cstheme="majorBidi"/>
+        <w:rFonts w:ascii="Arial" w:hAnsi="Arial" w:cs="Arial" w:eastAsia="Arial"/>
         <w:b/>
         <w:bCs/>
       </w:rPr>
@@ -15420,14 +15420,14 @@
     </w:tblStylePr>
     <w:tblStylePr w:type="firstCol">
       <w:rPr>
-        <w:rFonts w:asciiTheme="majorHAnsi" w:eastAsiaTheme="majorEastAsia" w:hAnsiTheme="majorHAnsi" w:cstheme="majorBidi"/>
+        <w:rFonts w:ascii="Arial" w:hAnsi="Arial" w:cs="Arial" w:eastAsia="Arial"/>
         <w:b/>
         <w:bCs/>
       </w:rPr>
     </w:tblStylePr>
     <w:tblStylePr w:type="lastCol">
       <w:rPr>
-        <w:rFonts w:asciiTheme="majorHAnsi" w:eastAsiaTheme="majorEastAsia" w:hAnsiTheme="majorHAnsi" w:cstheme="majorBidi"/>
+        <w:rFonts w:ascii="Arial" w:hAnsi="Arial" w:cs="Arial" w:eastAsia="Arial"/>
         <w:b/>
         <w:bCs/>
       </w:rPr>
@@ -15511,7 +15511,7 @@
         <w:spacing w:before="0" w:after="0" w:line="240" w:lineRule="auto"/>
       </w:pPr>
       <w:rPr>
-        <w:rFonts w:asciiTheme="majorHAnsi" w:eastAsiaTheme="majorEastAsia" w:hAnsiTheme="majorHAnsi" w:cstheme="majorBidi"/>
+        <w:rFonts w:ascii="Arial" w:hAnsi="Arial" w:cs="Arial" w:eastAsia="Arial"/>
         <w:b/>
         <w:bCs/>
       </w:rPr>
@@ -15532,7 +15532,7 @@
         <w:spacing w:before="0" w:after="0" w:line="240" w:lineRule="auto"/>
       </w:pPr>
       <w:rPr>
-        <w:rFonts w:asciiTheme="majorHAnsi" w:eastAsiaTheme="majorEastAsia" w:hAnsiTheme="majorHAnsi" w:cstheme="majorBidi"/>
+        <w:rFonts w:ascii="Arial" w:hAnsi="Arial" w:cs="Arial" w:eastAsia="Arial"/>
         <w:b/>
         <w:bCs/>
       </w:rPr>
@@ -15550,14 +15550,14 @@
     </w:tblStylePr>
     <w:tblStylePr w:type="firstCol">
       <w:rPr>
-        <w:rFonts w:asciiTheme="majorHAnsi" w:eastAsiaTheme="majorEastAsia" w:hAnsiTheme="majorHAnsi" w:cstheme="majorBidi"/>
+        <w:rFonts w:ascii="Arial" w:hAnsi="Arial" w:cs="Arial" w:eastAsia="Arial"/>
         <w:b/>
         <w:bCs/>
       </w:rPr>
     </w:tblStylePr>
     <w:tblStylePr w:type="lastCol">
       <w:rPr>
-        <w:rFonts w:asciiTheme="majorHAnsi" w:eastAsiaTheme="majorEastAsia" w:hAnsiTheme="majorHAnsi" w:cstheme="majorBidi"/>
+        <w:rFonts w:ascii="Arial" w:hAnsi="Arial" w:cs="Arial" w:eastAsia="Arial"/>
         <w:b/>
         <w:bCs/>
       </w:rPr>
@@ -15641,7 +15641,7 @@
         <w:spacing w:before="0" w:after="0" w:line="240" w:lineRule="auto"/>
       </w:pPr>
       <w:rPr>
-        <w:rFonts w:asciiTheme="majorHAnsi" w:eastAsiaTheme="majorEastAsia" w:hAnsiTheme="majorHAnsi" w:cstheme="majorBidi"/>
+        <w:rFonts w:ascii="Arial" w:hAnsi="Arial" w:cs="Arial" w:eastAsia="Arial"/>
         <w:b/>
         <w:bCs/>
       </w:rPr>
@@ -15662,7 +15662,7 @@
         <w:spacing w:before="0" w:after="0" w:line="240" w:lineRule="auto"/>
       </w:pPr>
       <w:rPr>
-        <w:rFonts w:asciiTheme="majorHAnsi" w:eastAsiaTheme="majorEastAsia" w:hAnsiTheme="majorHAnsi" w:cstheme="majorBidi"/>
+        <w:rFonts w:ascii="Arial" w:hAnsi="Arial" w:cs="Arial" w:eastAsia="Arial"/>
         <w:b/>
         <w:bCs/>
       </w:rPr>
@@ -15680,14 +15680,14 @@
     </w:tblStylePr>
     <w:tblStylePr w:type="firstCol">
       <w:rPr>
-        <w:rFonts w:asciiTheme="majorHAnsi" w:eastAsiaTheme="majorEastAsia" w:hAnsiTheme="majorHAnsi" w:cstheme="majorBidi"/>
+        <w:rFonts w:ascii="Arial" w:hAnsi="Arial" w:cs="Arial" w:eastAsia="Arial"/>
         <w:b/>
         <w:bCs/>
       </w:rPr>
     </w:tblStylePr>
     <w:tblStylePr w:type="lastCol">
       <w:rPr>
-        <w:rFonts w:asciiTheme="majorHAnsi" w:eastAsiaTheme="majorEastAsia" w:hAnsiTheme="majorHAnsi" w:cstheme="majorBidi"/>
+        <w:rFonts w:ascii="Arial" w:hAnsi="Arial" w:cs="Arial" w:eastAsia="Arial"/>
         <w:b/>
         <w:bCs/>
       </w:rPr>
@@ -15771,7 +15771,7 @@
         <w:spacing w:before="0" w:after="0" w:line="240" w:lineRule="auto"/>
       </w:pPr>
       <w:rPr>
-        <w:rFonts w:asciiTheme="majorHAnsi" w:eastAsiaTheme="majorEastAsia" w:hAnsiTheme="majorHAnsi" w:cstheme="majorBidi"/>
+        <w:rFonts w:ascii="Arial" w:hAnsi="Arial" w:cs="Arial" w:eastAsia="Arial"/>
         <w:b/>
         <w:bCs/>
       </w:rPr>
@@ -15792,7 +15792,7 @@
         <w:spacing w:before="0" w:after="0" w:line="240" w:lineRule="auto"/>
       </w:pPr>
       <w:rPr>
-        <w:rFonts w:asciiTheme="majorHAnsi" w:eastAsiaTheme="majorEastAsia" w:hAnsiTheme="majorHAnsi" w:cstheme="majorBidi"/>
+        <w:rFonts w:ascii="Arial" w:hAnsi="Arial" w:cs="Arial" w:eastAsia="Arial"/>
         <w:b/>
         <w:bCs/>
       </w:rPr>
@@ -15810,14 +15810,14 @@
     </w:tblStylePr>
     <w:tblStylePr w:type="firstCol">
       <w:rPr>
-        <w:rFonts w:asciiTheme="majorHAnsi" w:eastAsiaTheme="majorEastAsia" w:hAnsiTheme="majorHAnsi" w:cstheme="majorBidi"/>
+        <w:rFonts w:ascii="Arial" w:hAnsi="Arial" w:cs="Arial" w:eastAsia="Arial"/>
         <w:b/>
         <w:bCs/>
       </w:rPr>
     </w:tblStylePr>
     <w:tblStylePr w:type="lastCol">
       <w:rPr>
-        <w:rFonts w:asciiTheme="majorHAnsi" w:eastAsiaTheme="majorEastAsia" w:hAnsiTheme="majorHAnsi" w:cstheme="majorBidi"/>
+        <w:rFonts w:ascii="Arial" w:hAnsi="Arial" w:cs="Arial" w:eastAsia="Arial"/>
         <w:b/>
         <w:bCs/>
       </w:rPr>
@@ -17682,7 +17682,7 @@
     </w:tblPr>
     <w:tblStylePr w:type="firstRow">
       <w:rPr>
-        <w:rFonts w:asciiTheme="majorHAnsi" w:eastAsiaTheme="majorEastAsia" w:hAnsiTheme="majorHAnsi" w:cstheme="majorBidi"/>
+        <w:rFonts w:ascii="Arial" w:hAnsi="Arial" w:cs="Arial" w:eastAsia="Arial"/>
       </w:rPr>
       <w:tblPr/>
       <w:tcPr>
@@ -17766,7 +17766,7 @@
     </w:tblPr>
     <w:tblStylePr w:type="firstRow">
       <w:rPr>
-        <w:rFonts w:asciiTheme="majorHAnsi" w:eastAsiaTheme="majorEastAsia" w:hAnsiTheme="majorHAnsi" w:cstheme="majorBidi"/>
+        <w:rFonts w:ascii="Arial" w:hAnsi="Arial" w:cs="Arial" w:eastAsia="Arial"/>
       </w:rPr>
       <w:tblPr/>
       <w:tcPr>
@@ -17850,7 +17850,7 @@
     </w:tblPr>
     <w:tblStylePr w:type="firstRow">
       <w:rPr>
-        <w:rFonts w:asciiTheme="majorHAnsi" w:eastAsiaTheme="majorEastAsia" w:hAnsiTheme="majorHAnsi" w:cstheme="majorBidi"/>
+        <w:rFonts w:ascii="Arial" w:hAnsi="Arial" w:cs="Arial" w:eastAsia="Arial"/>
       </w:rPr>
       <w:tblPr/>
       <w:tcPr>
@@ -17934,7 +17934,7 @@
     </w:tblPr>
     <w:tblStylePr w:type="firstRow">
       <w:rPr>
-        <w:rFonts w:asciiTheme="majorHAnsi" w:eastAsiaTheme="majorEastAsia" w:hAnsiTheme="majorHAnsi" w:cstheme="majorBidi"/>
+        <w:rFonts w:ascii="Arial" w:hAnsi="Arial" w:cs="Arial" w:eastAsia="Arial"/>
       </w:rPr>
       <w:tblPr/>
       <w:tcPr>
@@ -18018,7 +18018,7 @@
     </w:tblPr>
     <w:tblStylePr w:type="firstRow">
       <w:rPr>
-        <w:rFonts w:asciiTheme="majorHAnsi" w:eastAsiaTheme="majorEastAsia" w:hAnsiTheme="majorHAnsi" w:cstheme="majorBidi"/>
+        <w:rFonts w:ascii="Arial" w:hAnsi="Arial" w:cs="Arial" w:eastAsia="Arial"/>
       </w:rPr>
       <w:tblPr/>
       <w:tcPr>
@@ -18102,7 +18102,7 @@
     </w:tblPr>
     <w:tblStylePr w:type="firstRow">
       <w:rPr>
-        <w:rFonts w:asciiTheme="majorHAnsi" w:eastAsiaTheme="majorEastAsia" w:hAnsiTheme="majorHAnsi" w:cstheme="majorBidi"/>
+        <w:rFonts w:ascii="Arial" w:hAnsi="Arial" w:cs="Arial" w:eastAsia="Arial"/>
       </w:rPr>
       <w:tblPr/>
       <w:tcPr>
@@ -18186,7 +18186,7 @@
     </w:tblPr>
     <w:tblStylePr w:type="firstRow">
       <w:rPr>
-        <w:rFonts w:asciiTheme="majorHAnsi" w:eastAsiaTheme="majorEastAsia" w:hAnsiTheme="majorHAnsi" w:cstheme="majorBidi"/>
+        <w:rFonts w:ascii="Arial" w:hAnsi="Arial" w:cs="Arial" w:eastAsia="Arial"/>
       </w:rPr>
       <w:tblPr/>
       <w:tcPr>
@@ -18251,7 +18251,7 @@
       <w:spacing w:after="0" w:line="240" w:lineRule="auto"/>
     </w:pPr>
     <w:rPr>
-      <w:rFonts w:asciiTheme="majorHAnsi" w:eastAsiaTheme="majorEastAsia" w:hAnsiTheme="majorHAnsi" w:cstheme="majorBidi"/>
+      <w:rFonts w:ascii="Arial" w:hAnsi="Arial" w:cs="Arial" w:eastAsia="Arial"/>
       <w:color w:val="000000" w:themeColor="text1"/>
     </w:rPr>
     <w:tblPr>
@@ -18379,7 +18379,7 @@
       <w:spacing w:after="0" w:line="240" w:lineRule="auto"/>
     </w:pPr>
     <w:rPr>
-      <w:rFonts w:asciiTheme="majorHAnsi" w:eastAsiaTheme="majorEastAsia" w:hAnsiTheme="majorHAnsi" w:cstheme="majorBidi"/>
+      <w:rFonts w:ascii="Arial" w:hAnsi="Arial" w:cs="Arial" w:eastAsia="Arial"/>
       <w:color w:val="000000" w:themeColor="text1"/>
     </w:rPr>
     <w:tblPr>
@@ -18507,7 +18507,7 @@
       <w:spacing w:after="0" w:line="240" w:lineRule="auto"/>
     </w:pPr>
     <w:rPr>
-      <w:rFonts w:asciiTheme="majorHAnsi" w:eastAsiaTheme="majorEastAsia" w:hAnsiTheme="majorHAnsi" w:cstheme="majorBidi"/>
+      <w:rFonts w:ascii="Arial" w:hAnsi="Arial" w:cs="Arial" w:eastAsia="Arial"/>
       <w:color w:val="000000" w:themeColor="text1"/>
     </w:rPr>
     <w:tblPr>
@@ -18635,7 +18635,7 @@
       <w:spacing w:after="0" w:line="240" w:lineRule="auto"/>
     </w:pPr>
     <w:rPr>
-      <w:rFonts w:asciiTheme="majorHAnsi" w:eastAsiaTheme="majorEastAsia" w:hAnsiTheme="majorHAnsi" w:cstheme="majorBidi"/>
+      <w:rFonts w:ascii="Arial" w:hAnsi="Arial" w:cs="Arial" w:eastAsia="Arial"/>
       <w:color w:val="000000" w:themeColor="text1"/>
     </w:rPr>
     <w:tblPr>
@@ -18763,7 +18763,7 @@
       <w:spacing w:after="0" w:line="240" w:lineRule="auto"/>
     </w:pPr>
     <w:rPr>
-      <w:rFonts w:asciiTheme="majorHAnsi" w:eastAsiaTheme="majorEastAsia" w:hAnsiTheme="majorHAnsi" w:cstheme="majorBidi"/>
+      <w:rFonts w:ascii="Arial" w:hAnsi="Arial" w:cs="Arial" w:eastAsia="Arial"/>
       <w:color w:val="000000" w:themeColor="text1"/>
     </w:rPr>
     <w:tblPr>
@@ -18891,7 +18891,7 @@
       <w:spacing w:after="0" w:line="240" w:lineRule="auto"/>
     </w:pPr>
     <w:rPr>
-      <w:rFonts w:asciiTheme="majorHAnsi" w:eastAsiaTheme="majorEastAsia" w:hAnsiTheme="majorHAnsi" w:cstheme="majorBidi"/>
+      <w:rFonts w:ascii="Arial" w:hAnsi="Arial" w:cs="Arial" w:eastAsia="Arial"/>
       <w:color w:val="000000" w:themeColor="text1"/>
     </w:rPr>
     <w:tblPr>
@@ -19019,7 +19019,7 @@
       <w:spacing w:after="0" w:line="240" w:lineRule="auto"/>
     </w:pPr>
     <w:rPr>
-      <w:rFonts w:asciiTheme="majorHAnsi" w:eastAsiaTheme="majorEastAsia" w:hAnsiTheme="majorHAnsi" w:cstheme="majorBidi"/>
+      <w:rFonts w:ascii="Arial" w:hAnsi="Arial" w:cs="Arial" w:eastAsia="Arial"/>
       <w:color w:val="000000" w:themeColor="text1"/>
     </w:rPr>
     <w:tblPr>
@@ -19658,7 +19658,7 @@
       <w:spacing w:after="0" w:line="240" w:lineRule="auto"/>
     </w:pPr>
     <w:rPr>
-      <w:rFonts w:asciiTheme="majorHAnsi" w:eastAsiaTheme="majorEastAsia" w:hAnsiTheme="majorHAnsi" w:cstheme="majorBidi"/>
+      <w:rFonts w:ascii="Arial" w:hAnsi="Arial" w:cs="Arial" w:eastAsia="Arial"/>
       <w:color w:val="000000" w:themeColor="text1"/>
     </w:rPr>
     <w:tblPr>
@@ -19783,7 +19783,7 @@
       <w:spacing w:after="0" w:line="240" w:lineRule="auto"/>
     </w:pPr>
     <w:rPr>
-      <w:rFonts w:asciiTheme="majorHAnsi" w:eastAsiaTheme="majorEastAsia" w:hAnsiTheme="majorHAnsi" w:cstheme="majorBidi"/>
+      <w:rFonts w:ascii="Arial" w:hAnsi="Arial" w:cs="Arial" w:eastAsia="Arial"/>
       <w:color w:val="000000" w:themeColor="text1"/>
     </w:rPr>
     <w:tblPr>
@@ -19908,7 +19908,7 @@
       <w:spacing w:after="0" w:line="240" w:lineRule="auto"/>
     </w:pPr>
     <w:rPr>
-      <w:rFonts w:asciiTheme="majorHAnsi" w:eastAsiaTheme="majorEastAsia" w:hAnsiTheme="majorHAnsi" w:cstheme="majorBidi"/>
+      <w:rFonts w:ascii="Arial" w:hAnsi="Arial" w:cs="Arial" w:eastAsia="Arial"/>
       <w:color w:val="000000" w:themeColor="text1"/>
     </w:rPr>
     <w:tblPr>
@@ -20033,7 +20033,7 @@
       <w:spacing w:after="0" w:line="240" w:lineRule="auto"/>
     </w:pPr>
     <w:rPr>
-      <w:rFonts w:asciiTheme="majorHAnsi" w:eastAsiaTheme="majorEastAsia" w:hAnsiTheme="majorHAnsi" w:cstheme="majorBidi"/>
+      <w:rFonts w:ascii="Arial" w:hAnsi="Arial" w:cs="Arial" w:eastAsia="Arial"/>
       <w:color w:val="000000" w:themeColor="text1"/>
     </w:rPr>
     <w:tblPr>
@@ -20158,7 +20158,7 @@
       <w:spacing w:after="0" w:line="240" w:lineRule="auto"/>
     </w:pPr>
     <w:rPr>
-      <w:rFonts w:asciiTheme="majorHAnsi" w:eastAsiaTheme="majorEastAsia" w:hAnsiTheme="majorHAnsi" w:cstheme="majorBidi"/>
+      <w:rFonts w:ascii="Arial" w:hAnsi="Arial" w:cs="Arial" w:eastAsia="Arial"/>
       <w:color w:val="000000" w:themeColor="text1"/>
     </w:rPr>
     <w:tblPr>
@@ -20283,7 +20283,7 @@
       <w:spacing w:after="0" w:line="240" w:lineRule="auto"/>
     </w:pPr>
     <w:rPr>
-      <w:rFonts w:asciiTheme="majorHAnsi" w:eastAsiaTheme="majorEastAsia" w:hAnsiTheme="majorHAnsi" w:cstheme="majorBidi"/>
+      <w:rFonts w:ascii="Arial" w:hAnsi="Arial" w:cs="Arial" w:eastAsia="Arial"/>
       <w:color w:val="000000" w:themeColor="text1"/>
     </w:rPr>
     <w:tblPr>
@@ -20408,7 +20408,7 @@
       <w:spacing w:after="0" w:line="240" w:lineRule="auto"/>
     </w:pPr>
     <w:rPr>
-      <w:rFonts w:asciiTheme="majorHAnsi" w:eastAsiaTheme="majorEastAsia" w:hAnsiTheme="majorHAnsi" w:cstheme="majorBidi"/>
+      <w:rFonts w:ascii="Arial" w:hAnsi="Arial" w:cs="Arial" w:eastAsia="Arial"/>
       <w:color w:val="000000" w:themeColor="text1"/>
     </w:rPr>
     <w:tblPr>
@@ -24361,7 +24361,7 @@
     </a:clrScheme>
     <a:fontScheme name="Office">
       <a:majorFont>
-        <a:latin typeface="Calibri"/>
+        <a:latin typeface="Arial"/>
         <a:ea typeface=""/>
         <a:cs typeface=""/>
         <a:font script="Jpan" typeface="ＭＳ ゴシック"/>
@@ -24396,7 +24396,7 @@
         <a:font script="Geor" typeface="Sylfaen"/>
       </a:majorFont>
       <a:minorFont>
-        <a:latin typeface="Cambria"/>
+        <a:latin typeface="Arial"/>
         <a:ea typeface=""/>
         <a:cs typeface=""/>
         <a:font script="Jpan" typeface="ＭＳ 明朝"/>

--- a/assets/worksheets/velocity-curve/stellarium.docx
+++ b/assets/worksheets/velocity-curve/stellarium.docx
@@ -429,15 +429,39 @@
     <w:pPr>
       <w:pStyle w:val="Header"/>
       <w:tabs>
-        <w:tab w:pos="10080" w:val="right"/>
+        <w:tab w:val="clear" w:pos="576"/>
+        <w:tab w:val="clear" w:pos="1152"/>
+        <w:tab w:val="clear" w:pos="1728"/>
+        <w:tab w:val="clear" w:pos="2304"/>
+        <w:tab w:val="clear" w:pos="2880"/>
+        <w:tab w:val="clear" w:pos="3456"/>
+        <w:tab w:val="clear" w:pos="4032"/>
+        <w:tab w:pos="9820" w:val="right"/>
       </w:tabs>
+      <w:spacing w:before="0" w:after="0" w:lineRule="exact" w:line="480"/>
+      <w:shd w:val="clear" w:fill="002855"/>
+      <w:pBdr>
+        <w:bottom w:val="single" w:sz="16" w:space="0" w:color="EEAA00"/>
+      </w:pBdr>
     </w:pPr>
     <w:r>
       <w:rPr>
-        <w:b/>
-        <w:color w:val="002855"/>
-      </w:rPr>
-      <w:t>WVU DSPIRA</w:t>
+        <w:rFonts w:ascii="Arial" w:hAnsi="Arial"/>
+        <w:b/>
+        <w:color w:val="FFFFFF"/>
+        <w:sz w:val="32"/>
+      </w:rPr>
+      <w:t xml:space="preserve">  WVU DSPIRA</w:t>
+    </w:r>
+    <w:r>
+      <w:rPr>
+        <w:rFonts w:ascii="Arial" w:hAnsi="Arial"/>
+        <w:b w:val="0"/>
+        <w:color w:val="FFFFFF"/>
+        <w:sz w:val="18"/>
+      </w:rPr>
+      <w:tab/>
+      <w:t>WEST VIRGINIA UNIVERSITY</w:t>
     </w:r>
   </w:p>
 </w:hdr>

--- a/assets/worksheets/velocity-curve/stellarium.docx
+++ b/assets/worksheets/velocity-curve/stellarium.docx
@@ -5,7 +5,6 @@
     <w:p>
       <w:pPr>
         <w:pStyle w:val="Title"/>
-        <w:keepNext/>
       </w:pPr>
       <w:r>
         <w:t>Using Stellarium</w:t>
@@ -14,31 +13,19 @@
     <w:p>
       <w:pPr>
         <w:pStyle w:val="Subtitle"/>
-        <w:keepNext/>
       </w:pPr>
       <w:r>
-        <w:t>Student activity</w:t>
+        <w:t>Student worksheet</w:t>
       </w:r>
     </w:p>
     <w:p>
       <w:r>
-        <w:t>Name ______________________________    Date __________________</w:t>
+        <w:t>Use Stellarium to explore how the sky changes with location and time. These controls refer to the desktop application.</w:t>
       </w:r>
     </w:p>
     <w:p>
       <w:r>
-        <w:rPr>
-          <w:i/>
-        </w:rPr>
-        <w:t>Stellarium</w:t>
-      </w:r>
-      <w:r>
-        <w:t xml:space="preserve"> is a free, open-source software that enables your computer to act as a planetarium. It shows  a realistic sky in 3D and calculates the positions of the Sun, Moon, planets,  stars, and many other  astronomical objects.  </w:t>
-      </w:r>
-    </w:p>
-    <w:p>
-      <w:r>
-        <w:t>Stellarium is useful for planning astronomical observing sessions. In this lesson you will learn some  basic information about how to use Stellarium.</w:t>
+        <w:t>Name ______________________________   Date __________________</w:t>
       </w:r>
     </w:p>
     <w:p>
@@ -46,74 +33,60 @@
         <w:pStyle w:val="Heading1"/>
       </w:pPr>
       <w:r>
-        <w:t>Procedure</w:t>
+        <w:t>Set up your view</w:t>
+      </w:r>
+    </w:p>
+    <w:p>
+      <w:pPr>
+        <w:pStyle w:val="ListNumber"/>
+        <w:numPr>
+          <w:ilvl w:val="0"/>
+          <w:numId w:val="10"/>
+        </w:numPr>
+      </w:pPr>
+      <w:r>
+        <w:t>Open Stellarium and explore its controls for a few minutes.</w:t>
+      </w:r>
+    </w:p>
+    <w:p>
+      <w:pPr>
+        <w:pStyle w:val="ListNumber"/>
+        <w:numPr>
+          <w:ilvl w:val="0"/>
+          <w:numId w:val="10"/>
+        </w:numPr>
+      </w:pPr>
+      <w:r>
+        <w:t>Open Location with F6. Choose your observing location, or use Charlotte for the original lesson example.</w:t>
+      </w:r>
+    </w:p>
+    <w:p>
+      <w:pPr>
+        <w:pStyle w:val="ListNumber"/>
+        <w:numPr>
+          <w:ilvl w:val="0"/>
+          <w:numId w:val="10"/>
+        </w:numPr>
+      </w:pPr>
+      <w:r>
+        <w:t>Open Time with F5 and choose a date and time. Record these settings below.</w:t>
+      </w:r>
+    </w:p>
+    <w:p>
+      <w:pPr>
+        <w:pStyle w:val="ListNumber"/>
+        <w:numPr>
+          <w:ilvl w:val="0"/>
+          <w:numId w:val="10"/>
+        </w:numPr>
+      </w:pPr>
+      <w:r>
+        <w:t>Turn off the atmosphere to make stars visible during simulated daylight. Open View with F4 to explore display options.</w:t>
       </w:r>
     </w:p>
     <w:p>
       <w:r>
-        <w:t xml:space="preserve">1. Open the </w:t>
-      </w:r>
-      <w:r>
-        <w:rPr>
-          <w:i/>
-        </w:rPr>
-        <w:t>Stellarium</w:t>
-      </w:r>
-      <w:r>
-        <w:t xml:space="preserve"> program </w:t>
-      </w:r>
-    </w:p>
-    <w:p>
-      <w:r>
-        <w:t xml:space="preserve">2. Spend several minutes exploring the program. </w:t>
-      </w:r>
-    </w:p>
-    <w:p>
-      <w:r>
-        <w:t xml:space="preserve">3. Open the </w:t>
-      </w:r>
-      <w:r>
-        <w:rPr>
-          <w:i/>
-        </w:rPr>
-        <w:t>Location</w:t>
-      </w:r>
-      <w:r>
-        <w:t xml:space="preserve"> window and choose Charlotte.</w:t>
-      </w:r>
-    </w:p>
-    <w:p>
-      <w:r>
-        <w:t xml:space="preserve">4. Turning off atmosphere will help make the stars visible all the time. </w:t>
-      </w:r>
-    </w:p>
-    <w:p>
-      <w:r>
-        <w:t>5. Show different menus:</w:t>
-      </w:r>
-    </w:p>
-    <w:p>
-      <w:pPr>
-        <w:pStyle w:val="ListBullet"/>
-      </w:pPr>
-      <w:r>
-        <w:t xml:space="preserve"> Location [F6]</w:t>
-      </w:r>
-    </w:p>
-    <w:p>
-      <w:pPr>
-        <w:pStyle w:val="ListBullet"/>
-      </w:pPr>
-      <w:r>
-        <w:t xml:space="preserve"> Date/Time [F5]</w:t>
-      </w:r>
-    </w:p>
-    <w:p>
-      <w:pPr>
-        <w:pStyle w:val="ListBullet"/>
-      </w:pPr>
-      <w:r>
-        <w:t xml:space="preserve"> Sky and Viewing Options [F4]</w:t>
+        <w:t>Starting location ___________________   Date and time ___________________</w:t>
       </w:r>
     </w:p>
     <w:p>
@@ -121,36 +94,423 @@
         <w:pStyle w:val="Heading1"/>
       </w:pPr>
       <w:r>
-        <w:t>Suggested Activities</w:t>
+        <w:t>Compare three locations</w:t>
       </w:r>
     </w:p>
     <w:p>
       <w:r>
-        <w:t>6. Choose multiple locations and write down their observations.</w:t>
+        <w:t>Choose locations near the North Pole, South Pole, and equator. Keep the same date for each comparison. Increase the simulation speed and watch the stars move. Record the direction you face so your description is clear.</w:t>
+      </w:r>
+    </w:p>
+    <w:tbl>
+      <w:tblPr>
+        <w:tblStyle w:val="TableGrid"/>
+        <w:tblW w:w="0" w:type="auto"/>
+        <w:jc w:val="center"/>
+        <w:tblLayout w:type="fixed"/>
+        <w:tblLook w:val="04A0" w:firstRow="1" w:lastRow="0" w:firstColumn="1" w:lastColumn="0" w:noHBand="0" w:noVBand="1"/>
+      </w:tblPr>
+      <w:tblGrid>
+        <w:gridCol w:w="2304"/>
+        <w:gridCol w:w="2088"/>
+        <w:gridCol w:w="5688"/>
+      </w:tblGrid>
+      <w:tr>
+        <w:trPr>
+          <w:cantSplit/>
+          <w:tblHeader/>
+          <w:jc w:val="center"/>
+        </w:trPr>
+        <w:tc>
+          <w:tcPr>
+            <w:tcW w:w="2304" w:type="dxa"/>
+            <w:tcBorders>
+              <w:top w:val="single" w:sz="4" w:space="0" w:color="D9D9D9"/>
+              <w:left w:val="single" w:sz="4" w:space="0" w:color="D9D9D9"/>
+              <w:bottom w:val="single" w:sz="4" w:space="0" w:color="D9D9D9"/>
+              <w:right w:val="single" w:sz="4" w:space="0" w:color="D9D9D9"/>
+            </w:tcBorders>
+            <w:shd w:val="clear" w:color="auto" w:fill="002855"/>
+            <w:tcMar>
+              <w:top w:w="70" w:type="dxa"/>
+              <w:left w:w="90" w:type="dxa"/>
+              <w:bottom w:w="70" w:type="dxa"/>
+              <w:right w:w="90" w:type="dxa"/>
+            </w:tcMar>
+            <w:vAlign w:val="center"/>
+          </w:tcPr>
+          <w:p>
+            <w:pPr>
+              <w:spacing w:after="0"/>
+            </w:pPr>
+            <w:r>
+              <w:rPr>
+                <w:b/>
+                <w:color w:val="FFFFFF"/>
+              </w:rPr>
+              <w:t>Location and latitude</w:t>
+            </w:r>
+          </w:p>
+        </w:tc>
+        <w:tc>
+          <w:tcPr>
+            <w:tcW w:w="2088" w:type="dxa"/>
+            <w:tcBorders>
+              <w:top w:val="single" w:sz="4" w:space="0" w:color="D9D9D9"/>
+              <w:left w:val="single" w:sz="4" w:space="0" w:color="D9D9D9"/>
+              <w:bottom w:val="single" w:sz="4" w:space="0" w:color="D9D9D9"/>
+              <w:right w:val="single" w:sz="4" w:space="0" w:color="D9D9D9"/>
+            </w:tcBorders>
+            <w:shd w:val="clear" w:color="auto" w:fill="002855"/>
+            <w:tcMar>
+              <w:top w:w="70" w:type="dxa"/>
+              <w:left w:w="90" w:type="dxa"/>
+              <w:bottom w:w="70" w:type="dxa"/>
+              <w:right w:w="90" w:type="dxa"/>
+            </w:tcMar>
+            <w:vAlign w:val="center"/>
+          </w:tcPr>
+          <w:p>
+            <w:pPr>
+              <w:spacing w:after="0"/>
+            </w:pPr>
+            <w:r>
+              <w:rPr>
+                <w:b/>
+                <w:color w:val="FFFFFF"/>
+              </w:rPr>
+              <w:t>Viewing direction</w:t>
+            </w:r>
+          </w:p>
+        </w:tc>
+        <w:tc>
+          <w:tcPr>
+            <w:tcW w:w="5688" w:type="dxa"/>
+            <w:tcBorders>
+              <w:top w:val="single" w:sz="4" w:space="0" w:color="D9D9D9"/>
+              <w:left w:val="single" w:sz="4" w:space="0" w:color="D9D9D9"/>
+              <w:bottom w:val="single" w:sz="4" w:space="0" w:color="D9D9D9"/>
+              <w:right w:val="single" w:sz="4" w:space="0" w:color="D9D9D9"/>
+            </w:tcBorders>
+            <w:shd w:val="clear" w:color="auto" w:fill="002855"/>
+            <w:tcMar>
+              <w:top w:w="70" w:type="dxa"/>
+              <w:left w:w="90" w:type="dxa"/>
+              <w:bottom w:w="70" w:type="dxa"/>
+              <w:right w:w="90" w:type="dxa"/>
+            </w:tcMar>
+            <w:vAlign w:val="center"/>
+          </w:tcPr>
+          <w:p>
+            <w:pPr>
+              <w:spacing w:after="0"/>
+            </w:pPr>
+            <w:r>
+              <w:rPr>
+                <w:b/>
+                <w:color w:val="FFFFFF"/>
+              </w:rPr>
+              <w:t>Star paths and apparent motion</w:t>
+            </w:r>
+          </w:p>
+        </w:tc>
+      </w:tr>
+      <w:tr>
+        <w:trPr>
+          <w:cantSplit/>
+          <w:trHeight w:val="907"/>
+          <w:jc w:val="center"/>
+        </w:trPr>
+        <w:tc>
+          <w:tcPr>
+            <w:tcW w:w="2304" w:type="dxa"/>
+            <w:tcBorders>
+              <w:top w:val="single" w:sz="4" w:space="0" w:color="D9D9D9"/>
+              <w:left w:val="single" w:sz="4" w:space="0" w:color="D9D9D9"/>
+              <w:bottom w:val="single" w:sz="4" w:space="0" w:color="D9D9D9"/>
+              <w:right w:val="single" w:sz="4" w:space="0" w:color="D9D9D9"/>
+            </w:tcBorders>
+            <w:shd w:val="clear" w:color="auto" w:fill="F3F5F7"/>
+            <w:tcMar>
+              <w:top w:w="70" w:type="dxa"/>
+              <w:left w:w="90" w:type="dxa"/>
+              <w:bottom w:w="70" w:type="dxa"/>
+              <w:right w:w="90" w:type="dxa"/>
+            </w:tcMar>
+            <w:vAlign w:val="center"/>
+          </w:tcPr>
+          <w:p>
+            <w:pPr>
+              <w:spacing w:after="0"/>
+            </w:pPr>
+            <w:r>
+              <w:t>Near North Pole</w:t>
+            </w:r>
+          </w:p>
+        </w:tc>
+        <w:tc>
+          <w:tcPr>
+            <w:tcW w:w="2088" w:type="dxa"/>
+            <w:tcBorders>
+              <w:top w:val="single" w:sz="4" w:space="0" w:color="D9D9D9"/>
+              <w:left w:val="single" w:sz="4" w:space="0" w:color="D9D9D9"/>
+              <w:bottom w:val="single" w:sz="4" w:space="0" w:color="D9D9D9"/>
+              <w:right w:val="single" w:sz="4" w:space="0" w:color="D9D9D9"/>
+            </w:tcBorders>
+            <w:shd w:val="clear" w:color="auto" w:fill="F3F5F7"/>
+            <w:tcMar>
+              <w:top w:w="70" w:type="dxa"/>
+              <w:left w:w="90" w:type="dxa"/>
+              <w:bottom w:w="70" w:type="dxa"/>
+              <w:right w:w="90" w:type="dxa"/>
+            </w:tcMar>
+            <w:vAlign w:val="center"/>
+          </w:tcPr>
+          <w:p>
+            <w:pPr>
+              <w:spacing w:after="0"/>
+            </w:pPr>
+          </w:p>
+        </w:tc>
+        <w:tc>
+          <w:tcPr>
+            <w:tcW w:w="5688" w:type="dxa"/>
+            <w:tcBorders>
+              <w:top w:val="single" w:sz="4" w:space="0" w:color="D9D9D9"/>
+              <w:left w:val="single" w:sz="4" w:space="0" w:color="D9D9D9"/>
+              <w:bottom w:val="single" w:sz="4" w:space="0" w:color="D9D9D9"/>
+              <w:right w:val="single" w:sz="4" w:space="0" w:color="D9D9D9"/>
+            </w:tcBorders>
+            <w:shd w:val="clear" w:color="auto" w:fill="F3F5F7"/>
+            <w:tcMar>
+              <w:top w:w="70" w:type="dxa"/>
+              <w:left w:w="90" w:type="dxa"/>
+              <w:bottom w:w="70" w:type="dxa"/>
+              <w:right w:w="90" w:type="dxa"/>
+            </w:tcMar>
+            <w:vAlign w:val="center"/>
+          </w:tcPr>
+          <w:p>
+            <w:pPr>
+              <w:spacing w:after="0"/>
+            </w:pPr>
+          </w:p>
+        </w:tc>
+      </w:tr>
+      <w:tr>
+        <w:trPr>
+          <w:cantSplit/>
+          <w:trHeight w:val="907"/>
+          <w:jc w:val="center"/>
+        </w:trPr>
+        <w:tc>
+          <w:tcPr>
+            <w:tcW w:w="2304" w:type="dxa"/>
+            <w:tcBorders>
+              <w:top w:val="single" w:sz="4" w:space="0" w:color="D9D9D9"/>
+              <w:left w:val="single" w:sz="4" w:space="0" w:color="D9D9D9"/>
+              <w:bottom w:val="single" w:sz="4" w:space="0" w:color="D9D9D9"/>
+              <w:right w:val="single" w:sz="4" w:space="0" w:color="D9D9D9"/>
+            </w:tcBorders>
+            <w:shd w:val="clear" w:color="auto" w:fill="FFFFFF"/>
+            <w:tcMar>
+              <w:top w:w="70" w:type="dxa"/>
+              <w:left w:w="90" w:type="dxa"/>
+              <w:bottom w:w="70" w:type="dxa"/>
+              <w:right w:w="90" w:type="dxa"/>
+            </w:tcMar>
+            <w:vAlign w:val="center"/>
+          </w:tcPr>
+          <w:p>
+            <w:pPr>
+              <w:spacing w:after="0"/>
+            </w:pPr>
+            <w:r>
+              <w:t>Near South Pole</w:t>
+            </w:r>
+          </w:p>
+        </w:tc>
+        <w:tc>
+          <w:tcPr>
+            <w:tcW w:w="2088" w:type="dxa"/>
+            <w:tcBorders>
+              <w:top w:val="single" w:sz="4" w:space="0" w:color="D9D9D9"/>
+              <w:left w:val="single" w:sz="4" w:space="0" w:color="D9D9D9"/>
+              <w:bottom w:val="single" w:sz="4" w:space="0" w:color="D9D9D9"/>
+              <w:right w:val="single" w:sz="4" w:space="0" w:color="D9D9D9"/>
+            </w:tcBorders>
+            <w:shd w:val="clear" w:color="auto" w:fill="FFFFFF"/>
+            <w:tcMar>
+              <w:top w:w="70" w:type="dxa"/>
+              <w:left w:w="90" w:type="dxa"/>
+              <w:bottom w:w="70" w:type="dxa"/>
+              <w:right w:w="90" w:type="dxa"/>
+            </w:tcMar>
+            <w:vAlign w:val="center"/>
+          </w:tcPr>
+          <w:p>
+            <w:pPr>
+              <w:spacing w:after="0"/>
+            </w:pPr>
+          </w:p>
+        </w:tc>
+        <w:tc>
+          <w:tcPr>
+            <w:tcW w:w="5688" w:type="dxa"/>
+            <w:tcBorders>
+              <w:top w:val="single" w:sz="4" w:space="0" w:color="D9D9D9"/>
+              <w:left w:val="single" w:sz="4" w:space="0" w:color="D9D9D9"/>
+              <w:bottom w:val="single" w:sz="4" w:space="0" w:color="D9D9D9"/>
+              <w:right w:val="single" w:sz="4" w:space="0" w:color="D9D9D9"/>
+            </w:tcBorders>
+            <w:shd w:val="clear" w:color="auto" w:fill="FFFFFF"/>
+            <w:tcMar>
+              <w:top w:w="70" w:type="dxa"/>
+              <w:left w:w="90" w:type="dxa"/>
+              <w:bottom w:w="70" w:type="dxa"/>
+              <w:right w:w="90" w:type="dxa"/>
+            </w:tcMar>
+            <w:vAlign w:val="center"/>
+          </w:tcPr>
+          <w:p>
+            <w:pPr>
+              <w:spacing w:after="0"/>
+            </w:pPr>
+          </w:p>
+        </w:tc>
+      </w:tr>
+      <w:tr>
+        <w:trPr>
+          <w:cantSplit/>
+          <w:trHeight w:val="907"/>
+          <w:jc w:val="center"/>
+        </w:trPr>
+        <w:tc>
+          <w:tcPr>
+            <w:tcW w:w="2304" w:type="dxa"/>
+            <w:tcBorders>
+              <w:top w:val="single" w:sz="4" w:space="0" w:color="D9D9D9"/>
+              <w:left w:val="single" w:sz="4" w:space="0" w:color="D9D9D9"/>
+              <w:bottom w:val="single" w:sz="4" w:space="0" w:color="D9D9D9"/>
+              <w:right w:val="single" w:sz="4" w:space="0" w:color="D9D9D9"/>
+            </w:tcBorders>
+            <w:shd w:val="clear" w:color="auto" w:fill="F3F5F7"/>
+            <w:tcMar>
+              <w:top w:w="70" w:type="dxa"/>
+              <w:left w:w="90" w:type="dxa"/>
+              <w:bottom w:w="70" w:type="dxa"/>
+              <w:right w:w="90" w:type="dxa"/>
+            </w:tcMar>
+            <w:vAlign w:val="center"/>
+          </w:tcPr>
+          <w:p>
+            <w:pPr>
+              <w:spacing w:after="0"/>
+            </w:pPr>
+            <w:r>
+              <w:t>Near equator</w:t>
+            </w:r>
+          </w:p>
+        </w:tc>
+        <w:tc>
+          <w:tcPr>
+            <w:tcW w:w="2088" w:type="dxa"/>
+            <w:tcBorders>
+              <w:top w:val="single" w:sz="4" w:space="0" w:color="D9D9D9"/>
+              <w:left w:val="single" w:sz="4" w:space="0" w:color="D9D9D9"/>
+              <w:bottom w:val="single" w:sz="4" w:space="0" w:color="D9D9D9"/>
+              <w:right w:val="single" w:sz="4" w:space="0" w:color="D9D9D9"/>
+            </w:tcBorders>
+            <w:shd w:val="clear" w:color="auto" w:fill="F3F5F7"/>
+            <w:tcMar>
+              <w:top w:w="70" w:type="dxa"/>
+              <w:left w:w="90" w:type="dxa"/>
+              <w:bottom w:w="70" w:type="dxa"/>
+              <w:right w:w="90" w:type="dxa"/>
+            </w:tcMar>
+            <w:vAlign w:val="center"/>
+          </w:tcPr>
+          <w:p>
+            <w:pPr>
+              <w:spacing w:after="0"/>
+            </w:pPr>
+          </w:p>
+        </w:tc>
+        <w:tc>
+          <w:tcPr>
+            <w:tcW w:w="5688" w:type="dxa"/>
+            <w:tcBorders>
+              <w:top w:val="single" w:sz="4" w:space="0" w:color="D9D9D9"/>
+              <w:left w:val="single" w:sz="4" w:space="0" w:color="D9D9D9"/>
+              <w:bottom w:val="single" w:sz="4" w:space="0" w:color="D9D9D9"/>
+              <w:right w:val="single" w:sz="4" w:space="0" w:color="D9D9D9"/>
+            </w:tcBorders>
+            <w:shd w:val="clear" w:color="auto" w:fill="F3F5F7"/>
+            <w:tcMar>
+              <w:top w:w="70" w:type="dxa"/>
+              <w:left w:w="90" w:type="dxa"/>
+              <w:bottom w:w="70" w:type="dxa"/>
+              <w:right w:w="90" w:type="dxa"/>
+            </w:tcMar>
+            <w:vAlign w:val="center"/>
+          </w:tcPr>
+          <w:p>
+            <w:pPr>
+              <w:spacing w:after="0"/>
+            </w:pPr>
+          </w:p>
+        </w:tc>
+      </w:tr>
+    </w:tbl>
+    <w:p>
+      <w:pPr>
+        <w:pStyle w:val="Heading1"/>
+      </w:pPr>
+      <w:r>
+        <w:t>Explain your observations</w:t>
       </w:r>
     </w:p>
     <w:p>
       <w:r>
-        <w:t>7. Choose a location near the north pole, one near the south pole, and one near the equator.</w:t>
+        <w:t>How do the star paths differ between locations? What causes the sky’s apparent daily motion?</w:t>
       </w:r>
     </w:p>
     <w:p>
-      <w:pPr>
-        <w:spacing w:after="780"/>
-      </w:pPr>
       <w:r>
-        <w:t>8. Click on the speed buttons to speed up the rotation. Describe the paths of the stars. Which way  does the sky “rotate”?</w:t>
+        <w:rPr>
+          <w:color w:val="7F7F7F"/>
+        </w:rPr>
+        <w:t>________________________________________________________________________</w:t>
       </w:r>
     </w:p>
+    <w:p>
+      <w:r>
+        <w:rPr>
+          <w:color w:val="7F7F7F"/>
+        </w:rPr>
+        <w:t>________________________________________________________________________</w:t>
+      </w:r>
+    </w:p>
+    <w:p>
+      <w:hyperlink r:id="rId8">
+        <w:r>
+          <w:rPr>
+            <w:color w:val="005EB8"/>
+            <w:u w:val="single"/>
+          </w:rPr>
+          <w:t>Stellarium user guide</w:t>
+        </w:r>
+      </w:hyperlink>
+    </w:p>
     <w:sectPr>
-      <w:headerReference w:type="even" r:id="rId8"/>
-      <w:headerReference w:type="default" r:id="rId9"/>
-      <w:footerReference w:type="even" r:id="rId10"/>
-      <w:footerReference w:type="default" r:id="rId11"/>
-      <w:headerReference w:type="first" r:id="rId12"/>
-      <w:footerReference w:type="first" r:id="rId13"/>
+      <w:headerReference w:type="even" r:id="rId9"/>
+      <w:headerReference w:type="default" r:id="rId10"/>
+      <w:footerReference w:type="even" r:id="rId11"/>
+      <w:footerReference w:type="default" r:id="rId12"/>
+      <w:headerReference w:type="first" r:id="rId13"/>
+      <w:footerReference w:type="first" r:id="rId14"/>
       <w:pgSz w:w="12240" w:h="15840"/>
-      <w:pgMar w:top="1512" w:right="1080" w:bottom="1080" w:left="1080" w:header="432" w:footer="432" w:gutter="0"/>
+      <w:pgMar w:top="1512" w:right="1080" w:bottom="1008" w:left="1080" w:header="432" w:footer="432" w:gutter="0"/>
       <w:cols w:space="720"/>
       <w:docGrid w:linePitch="360"/>
     </w:sectPr>
@@ -508,32 +868,38 @@
       </w:rPr>
     </w:lvl>
   </w:abstractNum>
-  <w:num w:numId="1" w16cid:durableId="614366232">
+  <w:num w:numId="1" w16cid:durableId="2013213653">
     <w:abstractNumId w:val="8"/>
   </w:num>
-  <w:num w:numId="2" w16cid:durableId="1738016291">
+  <w:num w:numId="2" w16cid:durableId="1314718113">
     <w:abstractNumId w:val="6"/>
   </w:num>
-  <w:num w:numId="3" w16cid:durableId="566771503">
+  <w:num w:numId="3" w16cid:durableId="561213874">
     <w:abstractNumId w:val="5"/>
   </w:num>
-  <w:num w:numId="4" w16cid:durableId="271059155">
+  <w:num w:numId="4" w16cid:durableId="637957408">
     <w:abstractNumId w:val="4"/>
   </w:num>
-  <w:num w:numId="5" w16cid:durableId="2099376">
+  <w:num w:numId="5" w16cid:durableId="904952620">
     <w:abstractNumId w:val="7"/>
   </w:num>
-  <w:num w:numId="6" w16cid:durableId="852651793">
+  <w:num w:numId="6" w16cid:durableId="1595548113">
     <w:abstractNumId w:val="3"/>
   </w:num>
-  <w:num w:numId="7" w16cid:durableId="1721707920">
+  <w:num w:numId="7" w16cid:durableId="1391727043">
     <w:abstractNumId w:val="2"/>
   </w:num>
-  <w:num w:numId="8" w16cid:durableId="1398623254">
+  <w:num w:numId="8" w16cid:durableId="926695197">
     <w:abstractNumId w:val="1"/>
   </w:num>
-  <w:num w:numId="9" w16cid:durableId="678629636">
+  <w:num w:numId="9" w16cid:durableId="533272150">
     <w:abstractNumId w:val="0"/>
+  </w:num>
+  <w:num w:numId="10" w16cid:durableId="1234895177">
+    <w:abstractNumId w:val="7"/>
+    <w:lvlOverride w:ilvl="0">
+      <w:startOverride w:val="1"/>
+    </w:lvlOverride>
   </w:num>
 </w:numbering>
 </file>
@@ -543,7 +909,7 @@
   <w:docDefaults>
     <w:rPrDefault>
       <w:rPr>
-        <w:rFonts w:ascii="Arial" w:eastAsia="Arial" w:hAnsi="Arial" w:cs="Arial"/>
+        <w:rFonts w:asciiTheme="minorHAnsi" w:eastAsiaTheme="minorEastAsia" w:hAnsiTheme="minorHAnsi" w:cstheme="minorBidi"/>
         <w:sz w:val="22"/>
         <w:szCs w:val="22"/>
         <w:lang w:val="en-US" w:eastAsia="en-US" w:bidi="ar-SA"/>
@@ -932,6 +1298,7 @@
       <w:spacing w:after="140" w:line="264" w:lineRule="auto"/>
     </w:pPr>
     <w:rPr>
+      <w:rFonts w:ascii="Arial" w:hAnsi="Arial"/>
       <w:color w:val="000000"/>
     </w:rPr>
   </w:style>
@@ -1019,7 +1386,6 @@
       <w:bCs/>
       <w:i/>
       <w:iCs/>
-      <w:color w:val="4F81BD" w:themeColor="accent1"/>
     </w:rPr>
   </w:style>
   <w:style w:type="paragraph" w:styleId="Heading5">
@@ -1038,9 +1404,6 @@
       <w:spacing w:before="200" w:after="0"/>
       <w:outlineLvl w:val="4"/>
     </w:pPr>
-    <w:rPr>
-      <w:color w:val="243F60" w:themeColor="accent1" w:themeShade="7F"/>
-    </w:rPr>
   </w:style>
   <w:style w:type="paragraph" w:styleId="Heading6">
     <w:name w:val="heading 6"/>
@@ -1061,7 +1424,6 @@
     <w:rPr>
       <w:i/>
       <w:iCs/>
-      <w:color w:val="243F60" w:themeColor="accent1" w:themeShade="7F"/>
     </w:rPr>
   </w:style>
   <w:style w:type="paragraph" w:styleId="Heading7">
@@ -1083,7 +1445,6 @@
     <w:rPr>
       <w:i/>
       <w:iCs/>
-      <w:color w:val="404040" w:themeColor="text1" w:themeTint="BF"/>
     </w:rPr>
   </w:style>
   <w:style w:type="paragraph" w:styleId="Heading8">
@@ -1103,7 +1464,6 @@
       <w:outlineLvl w:val="7"/>
     </w:pPr>
     <w:rPr>
-      <w:color w:val="4F81BD" w:themeColor="accent1"/>
       <w:sz w:val="20"/>
       <w:szCs w:val="20"/>
     </w:rPr>
@@ -1127,7 +1487,6 @@
     <w:rPr>
       <w:i/>
       <w:iCs/>
-      <w:color w:val="404040" w:themeColor="text1" w:themeTint="BF"/>
       <w:sz w:val="20"/>
       <w:szCs w:val="20"/>
     </w:rPr>
@@ -1177,7 +1536,8 @@
     <w:uiPriority w:val="99"/>
     <w:rsid w:val="00E618BF"/>
     <w:rPr>
-      <w:rFonts w:ascii="Arial" w:eastAsia="Arial" w:hAnsi="Arial" w:cs="Arial"/>
+      <w:rFonts w:ascii="Arial" w:hAnsi="Arial"/>
+      <w:color w:val="000000"/>
     </w:rPr>
   </w:style>
   <w:style w:type="paragraph" w:styleId="Footer">
@@ -1201,7 +1561,8 @@
     <w:uiPriority w:val="99"/>
     <w:rsid w:val="00E618BF"/>
     <w:rPr>
-      <w:rFonts w:ascii="Arial" w:eastAsia="Arial" w:hAnsi="Arial" w:cs="Arial"/>
+      <w:rFonts w:ascii="Arial" w:hAnsi="Arial"/>
+      <w:color w:val="000000"/>
     </w:rPr>
   </w:style>
   <w:style w:type="paragraph" w:styleId="NoSpacing">
@@ -1212,6 +1573,10 @@
     <w:pPr>
       <w:spacing w:after="0" w:line="240" w:lineRule="auto"/>
     </w:pPr>
+    <w:rPr>
+      <w:rFonts w:ascii="Arial" w:hAnsi="Arial"/>
+      <w:color w:val="000000"/>
+    </w:rPr>
   </w:style>
   <w:style w:type="character" w:customStyle="1" w:styleId="Heading1Char">
     <w:name w:val="Heading 1 Char"/>
@@ -1220,10 +1585,11 @@
     <w:uiPriority w:val="9"/>
     <w:rsid w:val="00FC693F"/>
     <w:rPr>
+      <w:rFonts w:ascii="Arial" w:hAnsi="Arial"/>
       <w:b/>
       <w:bCs/>
       <w:color w:val="000000"/>
-      <w:sz w:val="30"/>
+      <w:sz w:val="28"/>
       <w:szCs w:val="28"/>
     </w:rPr>
   </w:style>
@@ -1234,10 +1600,11 @@
     <w:uiPriority w:val="9"/>
     <w:rsid w:val="00FC693F"/>
     <w:rPr>
+      <w:rFonts w:ascii="Arial" w:hAnsi="Arial"/>
       <w:b/>
       <w:bCs/>
       <w:color w:val="000000"/>
-      <w:sz w:val="24"/>
+      <w:sz w:val="26"/>
       <w:szCs w:val="26"/>
     </w:rPr>
   </w:style>
@@ -1248,6 +1615,7 @@
     <w:uiPriority w:val="9"/>
     <w:rsid w:val="00FC693F"/>
     <w:rPr>
+      <w:rFonts w:ascii="Arial" w:hAnsi="Arial"/>
       <w:b/>
       <w:bCs/>
       <w:color w:val="000000"/>
@@ -1262,7 +1630,7 @@
     <w:qFormat/>
     <w:rsid w:val="00FC693F"/>
     <w:pPr>
-      <w:spacing w:after="160" w:line="240" w:lineRule="auto"/>
+      <w:spacing w:line="240" w:lineRule="auto"/>
       <w:contextualSpacing/>
     </w:pPr>
     <w:rPr>
@@ -1278,9 +1646,10 @@
     <w:uiPriority w:val="10"/>
     <w:rsid w:val="00FC693F"/>
     <w:rPr>
+      <w:rFonts w:ascii="Arial" w:hAnsi="Arial"/>
       <w:color w:val="000000"/>
       <w:kern w:val="28"/>
-      <w:sz w:val="48"/>
+      <w:sz w:val="52"/>
       <w:szCs w:val="52"/>
     </w:rPr>
   </w:style>
@@ -1296,7 +1665,6 @@
       <w:numPr>
         <w:ilvl w:val="1"/>
       </w:numPr>
-      <w:spacing w:after="160"/>
     </w:pPr>
     <w:rPr>
       <w:iCs/>
@@ -1310,8 +1678,11 @@
     <w:uiPriority w:val="11"/>
     <w:rsid w:val="00FC693F"/>
     <w:rPr>
+      <w:rFonts w:ascii="Arial" w:hAnsi="Arial"/>
+      <w:i/>
       <w:iCs/>
       <w:color w:val="000000"/>
+      <w:sz w:val="24"/>
       <w:szCs w:val="24"/>
     </w:rPr>
   </w:style>
@@ -1344,7 +1715,8 @@
     <w:uiPriority w:val="99"/>
     <w:rsid w:val="00AA1D8D"/>
     <w:rPr>
-      <w:rFonts w:ascii="Arial" w:eastAsia="Arial" w:hAnsi="Arial" w:cs="Arial"/>
+      <w:rFonts w:ascii="Arial" w:hAnsi="Arial"/>
+      <w:color w:val="000000"/>
     </w:rPr>
   </w:style>
   <w:style w:type="paragraph" w:styleId="BodyText2">
@@ -1365,7 +1737,8 @@
     <w:uiPriority w:val="99"/>
     <w:rsid w:val="00AA1D8D"/>
     <w:rPr>
-      <w:rFonts w:ascii="Arial" w:eastAsia="Arial" w:hAnsi="Arial" w:cs="Arial"/>
+      <w:rFonts w:ascii="Arial" w:hAnsi="Arial"/>
+      <w:color w:val="000000"/>
     </w:rPr>
   </w:style>
   <w:style w:type="paragraph" w:styleId="BodyText3">
@@ -1390,7 +1763,8 @@
     <w:uiPriority w:val="99"/>
     <w:rsid w:val="00AA1D8D"/>
     <w:rPr>
-      <w:rFonts w:ascii="Arial" w:eastAsia="Arial" w:hAnsi="Arial" w:cs="Arial"/>
+      <w:rFonts w:ascii="Arial" w:hAnsi="Arial"/>
+      <w:color w:val="000000"/>
       <w:sz w:val="16"/>
       <w:szCs w:val="16"/>
     </w:rPr>
@@ -1560,6 +1934,8 @@
       </w:tabs>
     </w:pPr>
     <w:rPr>
+      <w:rFonts w:ascii="Arial" w:hAnsi="Arial"/>
+      <w:color w:val="000000"/>
       <w:sz w:val="20"/>
       <w:szCs w:val="20"/>
     </w:rPr>
@@ -1571,7 +1947,8 @@
     <w:uiPriority w:val="99"/>
     <w:rsid w:val="0029639D"/>
     <w:rPr>
-      <w:rFonts w:ascii="Arial" w:eastAsia="Arial" w:hAnsi="Arial" w:cs="Arial"/>
+      <w:rFonts w:ascii="Arial" w:hAnsi="Arial"/>
+      <w:color w:val="000000"/>
       <w:sz w:val="20"/>
       <w:szCs w:val="20"/>
     </w:rPr>
@@ -1587,7 +1964,6 @@
     <w:rPr>
       <w:i/>
       <w:iCs/>
-      <w:color w:val="000000" w:themeColor="text1"/>
     </w:rPr>
   </w:style>
   <w:style w:type="character" w:customStyle="1" w:styleId="QuoteChar">
@@ -1597,10 +1973,10 @@
     <w:uiPriority w:val="29"/>
     <w:rsid w:val="00FC693F"/>
     <w:rPr>
-      <w:rFonts w:ascii="Arial" w:eastAsia="Arial" w:hAnsi="Arial" w:cs="Arial"/>
+      <w:rFonts w:ascii="Arial" w:hAnsi="Arial"/>
       <w:i/>
       <w:iCs/>
-      <w:color w:val="000000" w:themeColor="text1"/>
+      <w:color w:val="000000"/>
     </w:rPr>
   </w:style>
   <w:style w:type="character" w:customStyle="1" w:styleId="Heading4Char">
@@ -1611,12 +1987,12 @@
     <w:semiHidden/>
     <w:rsid w:val="00FC693F"/>
     <w:rPr>
-      <w:rFonts w:ascii="Arial" w:eastAsia="Arial" w:hAnsi="Arial" w:cs="Arial"/>
+      <w:rFonts w:ascii="Arial" w:hAnsi="Arial"/>
       <w:b/>
       <w:bCs/>
       <w:i/>
       <w:iCs/>
-      <w:color w:val="4F81BD" w:themeColor="accent1"/>
+      <w:color w:val="000000"/>
     </w:rPr>
   </w:style>
   <w:style w:type="character" w:customStyle="1" w:styleId="Heading5Char">
@@ -1627,8 +2003,8 @@
     <w:semiHidden/>
     <w:rsid w:val="00FC693F"/>
     <w:rPr>
-      <w:rFonts w:ascii="Arial" w:eastAsia="Arial" w:hAnsi="Arial" w:cs="Arial"/>
-      <w:color w:val="243F60" w:themeColor="accent1" w:themeShade="7F"/>
+      <w:rFonts w:ascii="Arial" w:hAnsi="Arial"/>
+      <w:color w:val="000000"/>
     </w:rPr>
   </w:style>
   <w:style w:type="character" w:customStyle="1" w:styleId="Heading6Char">
@@ -1639,10 +2015,10 @@
     <w:semiHidden/>
     <w:rsid w:val="00FC693F"/>
     <w:rPr>
-      <w:rFonts w:ascii="Arial" w:eastAsia="Arial" w:hAnsi="Arial" w:cs="Arial"/>
+      <w:rFonts w:ascii="Arial" w:hAnsi="Arial"/>
       <w:i/>
       <w:iCs/>
-      <w:color w:val="243F60" w:themeColor="accent1" w:themeShade="7F"/>
+      <w:color w:val="000000"/>
     </w:rPr>
   </w:style>
   <w:style w:type="character" w:customStyle="1" w:styleId="Heading7Char">
@@ -1653,10 +2029,10 @@
     <w:semiHidden/>
     <w:rsid w:val="00FC693F"/>
     <w:rPr>
-      <w:rFonts w:ascii="Arial" w:eastAsia="Arial" w:hAnsi="Arial" w:cs="Arial"/>
+      <w:rFonts w:ascii="Arial" w:hAnsi="Arial"/>
       <w:i/>
       <w:iCs/>
-      <w:color w:val="404040" w:themeColor="text1" w:themeTint="BF"/>
+      <w:color w:val="000000"/>
     </w:rPr>
   </w:style>
   <w:style w:type="character" w:customStyle="1" w:styleId="Heading8Char">
@@ -1667,8 +2043,8 @@
     <w:semiHidden/>
     <w:rsid w:val="00FC693F"/>
     <w:rPr>
-      <w:rFonts w:ascii="Arial" w:eastAsia="Arial" w:hAnsi="Arial" w:cs="Arial"/>
-      <w:color w:val="4F81BD" w:themeColor="accent1"/>
+      <w:rFonts w:ascii="Arial" w:hAnsi="Arial"/>
+      <w:color w:val="000000"/>
       <w:sz w:val="20"/>
       <w:szCs w:val="20"/>
     </w:rPr>
@@ -1681,10 +2057,10 @@
     <w:semiHidden/>
     <w:rsid w:val="00FC693F"/>
     <w:rPr>
-      <w:rFonts w:ascii="Arial" w:eastAsia="Arial" w:hAnsi="Arial" w:cs="Arial"/>
+      <w:rFonts w:ascii="Arial" w:hAnsi="Arial"/>
       <w:i/>
       <w:iCs/>
-      <w:color w:val="404040" w:themeColor="text1" w:themeTint="BF"/>
+      <w:color w:val="000000"/>
       <w:sz w:val="20"/>
       <w:szCs w:val="20"/>
     </w:rPr>
@@ -1702,6 +2078,7 @@
       <w:spacing w:line="240" w:lineRule="auto"/>
     </w:pPr>
     <w:rPr>
+      <w:b/>
       <w:bCs/>
       <w:sz w:val="20"/>
       <w:szCs w:val="18"/>
@@ -1714,9 +2091,10 @@
     <w:qFormat/>
     <w:rsid w:val="00FC693F"/>
     <w:rPr>
-      <w:rFonts w:ascii="Arial" w:eastAsia="Arial" w:hAnsi="Arial" w:cs="Arial"/>
+      <w:rFonts w:ascii="Arial" w:hAnsi="Arial"/>
       <w:b/>
       <w:bCs/>
+      <w:color w:val="000000"/>
     </w:rPr>
   </w:style>
   <w:style w:type="character" w:styleId="Emphasis">
@@ -1726,9 +2104,10 @@
     <w:qFormat/>
     <w:rsid w:val="00FC693F"/>
     <w:rPr>
-      <w:rFonts w:ascii="Arial" w:eastAsia="Arial" w:hAnsi="Arial" w:cs="Arial"/>
+      <w:rFonts w:ascii="Arial" w:hAnsi="Arial"/>
       <w:i/>
       <w:iCs/>
+      <w:color w:val="000000"/>
     </w:rPr>
   </w:style>
   <w:style w:type="paragraph" w:styleId="IntenseQuote">
@@ -1740,6 +2119,9 @@
     <w:qFormat/>
     <w:rsid w:val="00FC693F"/>
     <w:pPr>
+      <w:pBdr>
+        <w:bottom w:val="single" w:sz="4" w:space="4" w:color="4F81BD" w:themeColor="accent1"/>
+      </w:pBdr>
       <w:spacing w:before="200" w:after="280"/>
       <w:ind w:left="936" w:right="936"/>
     </w:pPr>
@@ -1748,7 +2130,6 @@
       <w:bCs/>
       <w:i/>
       <w:iCs/>
-      <w:color w:val="4F81BD" w:themeColor="accent1"/>
     </w:rPr>
   </w:style>
   <w:style w:type="character" w:customStyle="1" w:styleId="IntenseQuoteChar">
@@ -1758,12 +2139,12 @@
     <w:uiPriority w:val="30"/>
     <w:rsid w:val="00FC693F"/>
     <w:rPr>
-      <w:rFonts w:ascii="Arial" w:eastAsia="Arial" w:hAnsi="Arial" w:cs="Arial"/>
+      <w:rFonts w:ascii="Arial" w:hAnsi="Arial"/>
       <w:b/>
       <w:bCs/>
       <w:i/>
       <w:iCs/>
-      <w:color w:val="4F81BD" w:themeColor="accent1"/>
+      <w:color w:val="000000"/>
     </w:rPr>
   </w:style>
   <w:style w:type="character" w:styleId="SubtleEmphasis">
@@ -1773,10 +2154,10 @@
     <w:qFormat/>
     <w:rsid w:val="00FC693F"/>
     <w:rPr>
-      <w:rFonts w:ascii="Arial" w:eastAsia="Arial" w:hAnsi="Arial" w:cs="Arial"/>
+      <w:rFonts w:ascii="Arial" w:hAnsi="Arial"/>
       <w:i/>
       <w:iCs/>
-      <w:color w:val="808080" w:themeColor="text1" w:themeTint="7F"/>
+      <w:color w:val="000000"/>
     </w:rPr>
   </w:style>
   <w:style w:type="character" w:styleId="IntenseEmphasis">
@@ -1786,12 +2167,12 @@
     <w:qFormat/>
     <w:rsid w:val="00FC693F"/>
     <w:rPr>
-      <w:rFonts w:ascii="Arial" w:eastAsia="Arial" w:hAnsi="Arial" w:cs="Arial"/>
+      <w:rFonts w:ascii="Arial" w:hAnsi="Arial"/>
       <w:b/>
       <w:bCs/>
       <w:i/>
       <w:iCs/>
-      <w:color w:val="4F81BD" w:themeColor="accent1"/>
+      <w:color w:val="000000"/>
     </w:rPr>
   </w:style>
   <w:style w:type="character" w:styleId="SubtleReference">
@@ -1801,9 +2182,9 @@
     <w:qFormat/>
     <w:rsid w:val="00FC693F"/>
     <w:rPr>
-      <w:rFonts w:ascii="Arial" w:eastAsia="Arial" w:hAnsi="Arial" w:cs="Arial"/>
+      <w:rFonts w:ascii="Arial" w:hAnsi="Arial"/>
       <w:smallCaps/>
-      <w:color w:val="C0504D" w:themeColor="accent2"/>
+      <w:color w:val="000000"/>
       <w:u w:val="single"/>
     </w:rPr>
   </w:style>
@@ -1814,11 +2195,11 @@
     <w:qFormat/>
     <w:rsid w:val="00FC693F"/>
     <w:rPr>
-      <w:rFonts w:ascii="Arial" w:eastAsia="Arial" w:hAnsi="Arial" w:cs="Arial"/>
+      <w:rFonts w:ascii="Arial" w:hAnsi="Arial"/>
       <w:b/>
       <w:bCs/>
       <w:smallCaps/>
-      <w:color w:val="C0504D" w:themeColor="accent2"/>
+      <w:color w:val="000000"/>
       <w:spacing w:val="5"/>
       <w:u w:val="single"/>
     </w:rPr>
@@ -1830,10 +2211,11 @@
     <w:qFormat/>
     <w:rsid w:val="00FC693F"/>
     <w:rPr>
-      <w:rFonts w:ascii="Arial" w:eastAsia="Arial" w:hAnsi="Arial" w:cs="Arial"/>
+      <w:rFonts w:ascii="Arial" w:hAnsi="Arial"/>
       <w:b/>
       <w:bCs/>
       <w:smallCaps/>
+      <w:color w:val="000000"/>
       <w:spacing w:val="5"/>
     </w:rPr>
   </w:style>
@@ -1893,7 +2275,6 @@
         <w:spacing w:before="0" w:after="0" w:line="240" w:lineRule="auto"/>
       </w:pPr>
       <w:rPr>
-        <w:rFonts w:ascii="Arial" w:eastAsia="Arial" w:hAnsi="Arial" w:cs="Arial"/>
         <w:b/>
         <w:bCs/>
       </w:rPr>
@@ -1914,7 +2295,6 @@
         <w:spacing w:before="0" w:after="0" w:line="240" w:lineRule="auto"/>
       </w:pPr>
       <w:rPr>
-        <w:rFonts w:ascii="Arial" w:eastAsia="Arial" w:hAnsi="Arial" w:cs="Arial"/>
         <w:b/>
         <w:bCs/>
       </w:rPr>
@@ -1932,14 +2312,12 @@
     </w:tblStylePr>
     <w:tblStylePr w:type="firstCol">
       <w:rPr>
-        <w:rFonts w:ascii="Arial" w:eastAsia="Arial" w:hAnsi="Arial" w:cs="Arial"/>
         <w:b/>
         <w:bCs/>
       </w:rPr>
     </w:tblStylePr>
     <w:tblStylePr w:type="lastCol">
       <w:rPr>
-        <w:rFonts w:ascii="Arial" w:eastAsia="Arial" w:hAnsi="Arial" w:cs="Arial"/>
         <w:b/>
         <w:bCs/>
       </w:rPr>
@@ -1993,7 +2371,6 @@
         <w:spacing w:before="0" w:after="0" w:line="240" w:lineRule="auto"/>
       </w:pPr>
       <w:rPr>
-        <w:rFonts w:ascii="Arial" w:eastAsia="Arial" w:hAnsi="Arial" w:cs="Arial"/>
         <w:b/>
         <w:bCs/>
       </w:rPr>
@@ -2014,7 +2391,6 @@
         <w:spacing w:before="0" w:after="0" w:line="240" w:lineRule="auto"/>
       </w:pPr>
       <w:rPr>
-        <w:rFonts w:ascii="Arial" w:eastAsia="Arial" w:hAnsi="Arial" w:cs="Arial"/>
         <w:b/>
         <w:bCs/>
       </w:rPr>
@@ -2032,14 +2408,12 @@
     </w:tblStylePr>
     <w:tblStylePr w:type="firstCol">
       <w:rPr>
-        <w:rFonts w:ascii="Arial" w:eastAsia="Arial" w:hAnsi="Arial" w:cs="Arial"/>
         <w:b/>
         <w:bCs/>
       </w:rPr>
     </w:tblStylePr>
     <w:tblStylePr w:type="lastCol">
       <w:rPr>
-        <w:rFonts w:ascii="Arial" w:eastAsia="Arial" w:hAnsi="Arial" w:cs="Arial"/>
         <w:b/>
         <w:bCs/>
       </w:rPr>
@@ -2093,7 +2467,6 @@
         <w:spacing w:before="0" w:after="0" w:line="240" w:lineRule="auto"/>
       </w:pPr>
       <w:rPr>
-        <w:rFonts w:ascii="Arial" w:eastAsia="Arial" w:hAnsi="Arial" w:cs="Arial"/>
         <w:b/>
         <w:bCs/>
       </w:rPr>
@@ -2114,7 +2487,6 @@
         <w:spacing w:before="0" w:after="0" w:line="240" w:lineRule="auto"/>
       </w:pPr>
       <w:rPr>
-        <w:rFonts w:ascii="Arial" w:eastAsia="Arial" w:hAnsi="Arial" w:cs="Arial"/>
         <w:b/>
         <w:bCs/>
       </w:rPr>
@@ -2132,14 +2504,12 @@
     </w:tblStylePr>
     <w:tblStylePr w:type="firstCol">
       <w:rPr>
-        <w:rFonts w:ascii="Arial" w:eastAsia="Arial" w:hAnsi="Arial" w:cs="Arial"/>
         <w:b/>
         <w:bCs/>
       </w:rPr>
     </w:tblStylePr>
     <w:tblStylePr w:type="lastCol">
       <w:rPr>
-        <w:rFonts w:ascii="Arial" w:eastAsia="Arial" w:hAnsi="Arial" w:cs="Arial"/>
         <w:b/>
         <w:bCs/>
       </w:rPr>
@@ -2193,7 +2563,6 @@
         <w:spacing w:before="0" w:after="0" w:line="240" w:lineRule="auto"/>
       </w:pPr>
       <w:rPr>
-        <w:rFonts w:ascii="Arial" w:eastAsia="Arial" w:hAnsi="Arial" w:cs="Arial"/>
         <w:b/>
         <w:bCs/>
       </w:rPr>
@@ -2214,7 +2583,6 @@
         <w:spacing w:before="0" w:after="0" w:line="240" w:lineRule="auto"/>
       </w:pPr>
       <w:rPr>
-        <w:rFonts w:ascii="Arial" w:eastAsia="Arial" w:hAnsi="Arial" w:cs="Arial"/>
         <w:b/>
         <w:bCs/>
       </w:rPr>
@@ -2232,14 +2600,12 @@
     </w:tblStylePr>
     <w:tblStylePr w:type="firstCol">
       <w:rPr>
-        <w:rFonts w:ascii="Arial" w:eastAsia="Arial" w:hAnsi="Arial" w:cs="Arial"/>
         <w:b/>
         <w:bCs/>
       </w:rPr>
     </w:tblStylePr>
     <w:tblStylePr w:type="lastCol">
       <w:rPr>
-        <w:rFonts w:ascii="Arial" w:eastAsia="Arial" w:hAnsi="Arial" w:cs="Arial"/>
         <w:b/>
         <w:bCs/>
       </w:rPr>
@@ -2293,7 +2659,6 @@
         <w:spacing w:before="0" w:after="0" w:line="240" w:lineRule="auto"/>
       </w:pPr>
       <w:rPr>
-        <w:rFonts w:ascii="Arial" w:eastAsia="Arial" w:hAnsi="Arial" w:cs="Arial"/>
         <w:b/>
         <w:bCs/>
       </w:rPr>
@@ -2314,7 +2679,6 @@
         <w:spacing w:before="0" w:after="0" w:line="240" w:lineRule="auto"/>
       </w:pPr>
       <w:rPr>
-        <w:rFonts w:ascii="Arial" w:eastAsia="Arial" w:hAnsi="Arial" w:cs="Arial"/>
         <w:b/>
         <w:bCs/>
       </w:rPr>
@@ -2332,14 +2696,12 @@
     </w:tblStylePr>
     <w:tblStylePr w:type="firstCol">
       <w:rPr>
-        <w:rFonts w:ascii="Arial" w:eastAsia="Arial" w:hAnsi="Arial" w:cs="Arial"/>
         <w:b/>
         <w:bCs/>
       </w:rPr>
     </w:tblStylePr>
     <w:tblStylePr w:type="lastCol">
       <w:rPr>
-        <w:rFonts w:ascii="Arial" w:eastAsia="Arial" w:hAnsi="Arial" w:cs="Arial"/>
         <w:b/>
         <w:bCs/>
       </w:rPr>
@@ -2393,7 +2755,6 @@
         <w:spacing w:before="0" w:after="0" w:line="240" w:lineRule="auto"/>
       </w:pPr>
       <w:rPr>
-        <w:rFonts w:ascii="Arial" w:eastAsia="Arial" w:hAnsi="Arial" w:cs="Arial"/>
         <w:b/>
         <w:bCs/>
       </w:rPr>
@@ -2414,7 +2775,6 @@
         <w:spacing w:before="0" w:after="0" w:line="240" w:lineRule="auto"/>
       </w:pPr>
       <w:rPr>
-        <w:rFonts w:ascii="Arial" w:eastAsia="Arial" w:hAnsi="Arial" w:cs="Arial"/>
         <w:b/>
         <w:bCs/>
       </w:rPr>
@@ -2432,14 +2792,12 @@
     </w:tblStylePr>
     <w:tblStylePr w:type="firstCol">
       <w:rPr>
-        <w:rFonts w:ascii="Arial" w:eastAsia="Arial" w:hAnsi="Arial" w:cs="Arial"/>
         <w:b/>
         <w:bCs/>
       </w:rPr>
     </w:tblStylePr>
     <w:tblStylePr w:type="lastCol">
       <w:rPr>
-        <w:rFonts w:ascii="Arial" w:eastAsia="Arial" w:hAnsi="Arial" w:cs="Arial"/>
         <w:b/>
         <w:bCs/>
       </w:rPr>
@@ -2493,7 +2851,6 @@
         <w:spacing w:before="0" w:after="0" w:line="240" w:lineRule="auto"/>
       </w:pPr>
       <w:rPr>
-        <w:rFonts w:ascii="Arial" w:eastAsia="Arial" w:hAnsi="Arial" w:cs="Arial"/>
         <w:b/>
         <w:bCs/>
       </w:rPr>
@@ -2514,7 +2871,6 @@
         <w:spacing w:before="0" w:after="0" w:line="240" w:lineRule="auto"/>
       </w:pPr>
       <w:rPr>
-        <w:rFonts w:ascii="Arial" w:eastAsia="Arial" w:hAnsi="Arial" w:cs="Arial"/>
         <w:b/>
         <w:bCs/>
       </w:rPr>
@@ -2532,14 +2888,12 @@
     </w:tblStylePr>
     <w:tblStylePr w:type="firstCol">
       <w:rPr>
-        <w:rFonts w:ascii="Arial" w:eastAsia="Arial" w:hAnsi="Arial" w:cs="Arial"/>
         <w:b/>
         <w:bCs/>
       </w:rPr>
     </w:tblStylePr>
     <w:tblStylePr w:type="lastCol">
       <w:rPr>
-        <w:rFonts w:ascii="Arial" w:eastAsia="Arial" w:hAnsi="Arial" w:cs="Arial"/>
         <w:b/>
         <w:bCs/>
       </w:rPr>
@@ -2592,7 +2946,6 @@
         <w:spacing w:before="0" w:after="0" w:line="240" w:lineRule="auto"/>
       </w:pPr>
       <w:rPr>
-        <w:rFonts w:ascii="Arial" w:eastAsia="Arial" w:hAnsi="Arial" w:cs="Arial"/>
         <w:b/>
         <w:bCs/>
         <w:color w:val="FFFFFF" w:themeColor="background1"/>
@@ -2607,7 +2960,6 @@
         <w:spacing w:before="0" w:after="0" w:line="240" w:lineRule="auto"/>
       </w:pPr>
       <w:rPr>
-        <w:rFonts w:ascii="Arial" w:eastAsia="Arial" w:hAnsi="Arial" w:cs="Arial"/>
         <w:b/>
         <w:bCs/>
       </w:rPr>
@@ -2623,14 +2975,12 @@
     </w:tblStylePr>
     <w:tblStylePr w:type="firstCol">
       <w:rPr>
-        <w:rFonts w:ascii="Arial" w:eastAsia="Arial" w:hAnsi="Arial" w:cs="Arial"/>
         <w:b/>
         <w:bCs/>
       </w:rPr>
     </w:tblStylePr>
     <w:tblStylePr w:type="lastCol">
       <w:rPr>
-        <w:rFonts w:ascii="Arial" w:eastAsia="Arial" w:hAnsi="Arial" w:cs="Arial"/>
         <w:b/>
         <w:bCs/>
       </w:rPr>
@@ -2681,7 +3031,6 @@
         <w:spacing w:before="0" w:after="0" w:line="240" w:lineRule="auto"/>
       </w:pPr>
       <w:rPr>
-        <w:rFonts w:ascii="Arial" w:eastAsia="Arial" w:hAnsi="Arial" w:cs="Arial"/>
         <w:b/>
         <w:bCs/>
         <w:color w:val="FFFFFF" w:themeColor="background1"/>
@@ -2696,7 +3045,6 @@
         <w:spacing w:before="0" w:after="0" w:line="240" w:lineRule="auto"/>
       </w:pPr>
       <w:rPr>
-        <w:rFonts w:ascii="Arial" w:eastAsia="Arial" w:hAnsi="Arial" w:cs="Arial"/>
         <w:b/>
         <w:bCs/>
       </w:rPr>
@@ -2712,14 +3060,12 @@
     </w:tblStylePr>
     <w:tblStylePr w:type="firstCol">
       <w:rPr>
-        <w:rFonts w:ascii="Arial" w:eastAsia="Arial" w:hAnsi="Arial" w:cs="Arial"/>
         <w:b/>
         <w:bCs/>
       </w:rPr>
     </w:tblStylePr>
     <w:tblStylePr w:type="lastCol">
       <w:rPr>
-        <w:rFonts w:ascii="Arial" w:eastAsia="Arial" w:hAnsi="Arial" w:cs="Arial"/>
         <w:b/>
         <w:bCs/>
       </w:rPr>
@@ -2770,7 +3116,6 @@
         <w:spacing w:before="0" w:after="0" w:line="240" w:lineRule="auto"/>
       </w:pPr>
       <w:rPr>
-        <w:rFonts w:ascii="Arial" w:eastAsia="Arial" w:hAnsi="Arial" w:cs="Arial"/>
         <w:b/>
         <w:bCs/>
         <w:color w:val="FFFFFF" w:themeColor="background1"/>
@@ -2785,7 +3130,6 @@
         <w:spacing w:before="0" w:after="0" w:line="240" w:lineRule="auto"/>
       </w:pPr>
       <w:rPr>
-        <w:rFonts w:ascii="Arial" w:eastAsia="Arial" w:hAnsi="Arial" w:cs="Arial"/>
         <w:b/>
         <w:bCs/>
       </w:rPr>
@@ -2801,14 +3145,12 @@
     </w:tblStylePr>
     <w:tblStylePr w:type="firstCol">
       <w:rPr>
-        <w:rFonts w:ascii="Arial" w:eastAsia="Arial" w:hAnsi="Arial" w:cs="Arial"/>
         <w:b/>
         <w:bCs/>
       </w:rPr>
     </w:tblStylePr>
     <w:tblStylePr w:type="lastCol">
       <w:rPr>
-        <w:rFonts w:ascii="Arial" w:eastAsia="Arial" w:hAnsi="Arial" w:cs="Arial"/>
         <w:b/>
         <w:bCs/>
       </w:rPr>
@@ -2859,7 +3201,6 @@
         <w:spacing w:before="0" w:after="0" w:line="240" w:lineRule="auto"/>
       </w:pPr>
       <w:rPr>
-        <w:rFonts w:ascii="Arial" w:eastAsia="Arial" w:hAnsi="Arial" w:cs="Arial"/>
         <w:b/>
         <w:bCs/>
         <w:color w:val="FFFFFF" w:themeColor="background1"/>
@@ -2874,7 +3215,6 @@
         <w:spacing w:before="0" w:after="0" w:line="240" w:lineRule="auto"/>
       </w:pPr>
       <w:rPr>
-        <w:rFonts w:ascii="Arial" w:eastAsia="Arial" w:hAnsi="Arial" w:cs="Arial"/>
         <w:b/>
         <w:bCs/>
       </w:rPr>
@@ -2890,14 +3230,12 @@
     </w:tblStylePr>
     <w:tblStylePr w:type="firstCol">
       <w:rPr>
-        <w:rFonts w:ascii="Arial" w:eastAsia="Arial" w:hAnsi="Arial" w:cs="Arial"/>
         <w:b/>
         <w:bCs/>
       </w:rPr>
     </w:tblStylePr>
     <w:tblStylePr w:type="lastCol">
       <w:rPr>
-        <w:rFonts w:ascii="Arial" w:eastAsia="Arial" w:hAnsi="Arial" w:cs="Arial"/>
         <w:b/>
         <w:bCs/>
       </w:rPr>
@@ -2948,7 +3286,6 @@
         <w:spacing w:before="0" w:after="0" w:line="240" w:lineRule="auto"/>
       </w:pPr>
       <w:rPr>
-        <w:rFonts w:ascii="Arial" w:eastAsia="Arial" w:hAnsi="Arial" w:cs="Arial"/>
         <w:b/>
         <w:bCs/>
         <w:color w:val="FFFFFF" w:themeColor="background1"/>
@@ -2963,7 +3300,6 @@
         <w:spacing w:before="0" w:after="0" w:line="240" w:lineRule="auto"/>
       </w:pPr>
       <w:rPr>
-        <w:rFonts w:ascii="Arial" w:eastAsia="Arial" w:hAnsi="Arial" w:cs="Arial"/>
         <w:b/>
         <w:bCs/>
       </w:rPr>
@@ -2979,14 +3315,12 @@
     </w:tblStylePr>
     <w:tblStylePr w:type="firstCol">
       <w:rPr>
-        <w:rFonts w:ascii="Arial" w:eastAsia="Arial" w:hAnsi="Arial" w:cs="Arial"/>
         <w:b/>
         <w:bCs/>
       </w:rPr>
     </w:tblStylePr>
     <w:tblStylePr w:type="lastCol">
       <w:rPr>
-        <w:rFonts w:ascii="Arial" w:eastAsia="Arial" w:hAnsi="Arial" w:cs="Arial"/>
         <w:b/>
         <w:bCs/>
       </w:rPr>
@@ -3037,7 +3371,6 @@
         <w:spacing w:before="0" w:after="0" w:line="240" w:lineRule="auto"/>
       </w:pPr>
       <w:rPr>
-        <w:rFonts w:ascii="Arial" w:eastAsia="Arial" w:hAnsi="Arial" w:cs="Arial"/>
         <w:b/>
         <w:bCs/>
         <w:color w:val="FFFFFF" w:themeColor="background1"/>
@@ -3052,7 +3385,6 @@
         <w:spacing w:before="0" w:after="0" w:line="240" w:lineRule="auto"/>
       </w:pPr>
       <w:rPr>
-        <w:rFonts w:ascii="Arial" w:eastAsia="Arial" w:hAnsi="Arial" w:cs="Arial"/>
         <w:b/>
         <w:bCs/>
       </w:rPr>
@@ -3068,14 +3400,12 @@
     </w:tblStylePr>
     <w:tblStylePr w:type="firstCol">
       <w:rPr>
-        <w:rFonts w:ascii="Arial" w:eastAsia="Arial" w:hAnsi="Arial" w:cs="Arial"/>
         <w:b/>
         <w:bCs/>
       </w:rPr>
     </w:tblStylePr>
     <w:tblStylePr w:type="lastCol">
       <w:rPr>
-        <w:rFonts w:ascii="Arial" w:eastAsia="Arial" w:hAnsi="Arial" w:cs="Arial"/>
         <w:b/>
         <w:bCs/>
       </w:rPr>
@@ -3126,7 +3456,6 @@
         <w:spacing w:before="0" w:after="0" w:line="240" w:lineRule="auto"/>
       </w:pPr>
       <w:rPr>
-        <w:rFonts w:ascii="Arial" w:eastAsia="Arial" w:hAnsi="Arial" w:cs="Arial"/>
         <w:b/>
         <w:bCs/>
         <w:color w:val="FFFFFF" w:themeColor="background1"/>
@@ -3141,7 +3470,6 @@
         <w:spacing w:before="0" w:after="0" w:line="240" w:lineRule="auto"/>
       </w:pPr>
       <w:rPr>
-        <w:rFonts w:ascii="Arial" w:eastAsia="Arial" w:hAnsi="Arial" w:cs="Arial"/>
         <w:b/>
         <w:bCs/>
       </w:rPr>
@@ -3157,14 +3485,12 @@
     </w:tblStylePr>
     <w:tblStylePr w:type="firstCol">
       <w:rPr>
-        <w:rFonts w:ascii="Arial" w:eastAsia="Arial" w:hAnsi="Arial" w:cs="Arial"/>
         <w:b/>
         <w:bCs/>
       </w:rPr>
     </w:tblStylePr>
     <w:tblStylePr w:type="lastCol">
       <w:rPr>
-        <w:rFonts w:ascii="Arial" w:eastAsia="Arial" w:hAnsi="Arial" w:cs="Arial"/>
         <w:b/>
         <w:bCs/>
       </w:rPr>
@@ -3217,7 +3543,7 @@
         <w:spacing w:before="0" w:after="0" w:line="240" w:lineRule="auto"/>
       </w:pPr>
       <w:rPr>
-        <w:rFonts w:ascii="Arial" w:eastAsia="Arial" w:hAnsi="Arial" w:cs="Arial"/>
+        <w:rFonts w:asciiTheme="majorHAnsi" w:eastAsiaTheme="majorEastAsia" w:hAnsiTheme="majorHAnsi" w:cstheme="majorBidi"/>
         <w:b/>
         <w:bCs/>
       </w:rPr>
@@ -3238,7 +3564,7 @@
         <w:spacing w:before="0" w:after="0" w:line="240" w:lineRule="auto"/>
       </w:pPr>
       <w:rPr>
-        <w:rFonts w:ascii="Arial" w:eastAsia="Arial" w:hAnsi="Arial" w:cs="Arial"/>
+        <w:rFonts w:asciiTheme="majorHAnsi" w:eastAsiaTheme="majorEastAsia" w:hAnsiTheme="majorHAnsi" w:cstheme="majorBidi"/>
         <w:b/>
         <w:bCs/>
       </w:rPr>
@@ -3256,14 +3582,14 @@
     </w:tblStylePr>
     <w:tblStylePr w:type="firstCol">
       <w:rPr>
-        <w:rFonts w:ascii="Arial" w:eastAsia="Arial" w:hAnsi="Arial" w:cs="Arial"/>
+        <w:rFonts w:asciiTheme="majorHAnsi" w:eastAsiaTheme="majorEastAsia" w:hAnsiTheme="majorHAnsi" w:cstheme="majorBidi"/>
         <w:b/>
         <w:bCs/>
       </w:rPr>
     </w:tblStylePr>
     <w:tblStylePr w:type="lastCol">
       <w:rPr>
-        <w:rFonts w:ascii="Arial" w:eastAsia="Arial" w:hAnsi="Arial" w:cs="Arial"/>
+        <w:rFonts w:asciiTheme="majorHAnsi" w:eastAsiaTheme="majorEastAsia" w:hAnsiTheme="majorHAnsi" w:cstheme="majorBidi"/>
         <w:b/>
         <w:bCs/>
       </w:rPr>
@@ -3340,7 +3666,7 @@
         <w:spacing w:before="0" w:after="0" w:line="240" w:lineRule="auto"/>
       </w:pPr>
       <w:rPr>
-        <w:rFonts w:ascii="Arial" w:eastAsia="Arial" w:hAnsi="Arial" w:cs="Arial"/>
+        <w:rFonts w:asciiTheme="majorHAnsi" w:eastAsiaTheme="majorEastAsia" w:hAnsiTheme="majorHAnsi" w:cstheme="majorBidi"/>
         <w:b/>
         <w:bCs/>
       </w:rPr>
@@ -3361,7 +3687,7 @@
         <w:spacing w:before="0" w:after="0" w:line="240" w:lineRule="auto"/>
       </w:pPr>
       <w:rPr>
-        <w:rFonts w:ascii="Arial" w:eastAsia="Arial" w:hAnsi="Arial" w:cs="Arial"/>
+        <w:rFonts w:asciiTheme="majorHAnsi" w:eastAsiaTheme="majorEastAsia" w:hAnsiTheme="majorHAnsi" w:cstheme="majorBidi"/>
         <w:b/>
         <w:bCs/>
       </w:rPr>
@@ -3379,14 +3705,14 @@
     </w:tblStylePr>
     <w:tblStylePr w:type="firstCol">
       <w:rPr>
-        <w:rFonts w:ascii="Arial" w:eastAsia="Arial" w:hAnsi="Arial" w:cs="Arial"/>
+        <w:rFonts w:asciiTheme="majorHAnsi" w:eastAsiaTheme="majorEastAsia" w:hAnsiTheme="majorHAnsi" w:cstheme="majorBidi"/>
         <w:b/>
         <w:bCs/>
       </w:rPr>
     </w:tblStylePr>
     <w:tblStylePr w:type="lastCol">
       <w:rPr>
-        <w:rFonts w:ascii="Arial" w:eastAsia="Arial" w:hAnsi="Arial" w:cs="Arial"/>
+        <w:rFonts w:asciiTheme="majorHAnsi" w:eastAsiaTheme="majorEastAsia" w:hAnsiTheme="majorHAnsi" w:cstheme="majorBidi"/>
         <w:b/>
         <w:bCs/>
       </w:rPr>
@@ -3463,7 +3789,7 @@
         <w:spacing w:before="0" w:after="0" w:line="240" w:lineRule="auto"/>
       </w:pPr>
       <w:rPr>
-        <w:rFonts w:ascii="Arial" w:eastAsia="Arial" w:hAnsi="Arial" w:cs="Arial"/>
+        <w:rFonts w:asciiTheme="majorHAnsi" w:eastAsiaTheme="majorEastAsia" w:hAnsiTheme="majorHAnsi" w:cstheme="majorBidi"/>
         <w:b/>
         <w:bCs/>
       </w:rPr>
@@ -3484,7 +3810,7 @@
         <w:spacing w:before="0" w:after="0" w:line="240" w:lineRule="auto"/>
       </w:pPr>
       <w:rPr>
-        <w:rFonts w:ascii="Arial" w:eastAsia="Arial" w:hAnsi="Arial" w:cs="Arial"/>
+        <w:rFonts w:asciiTheme="majorHAnsi" w:eastAsiaTheme="majorEastAsia" w:hAnsiTheme="majorHAnsi" w:cstheme="majorBidi"/>
         <w:b/>
         <w:bCs/>
       </w:rPr>
@@ -3502,14 +3828,14 @@
     </w:tblStylePr>
     <w:tblStylePr w:type="firstCol">
       <w:rPr>
-        <w:rFonts w:ascii="Arial" w:eastAsia="Arial" w:hAnsi="Arial" w:cs="Arial"/>
+        <w:rFonts w:asciiTheme="majorHAnsi" w:eastAsiaTheme="majorEastAsia" w:hAnsiTheme="majorHAnsi" w:cstheme="majorBidi"/>
         <w:b/>
         <w:bCs/>
       </w:rPr>
     </w:tblStylePr>
     <w:tblStylePr w:type="lastCol">
       <w:rPr>
-        <w:rFonts w:ascii="Arial" w:eastAsia="Arial" w:hAnsi="Arial" w:cs="Arial"/>
+        <w:rFonts w:asciiTheme="majorHAnsi" w:eastAsiaTheme="majorEastAsia" w:hAnsiTheme="majorHAnsi" w:cstheme="majorBidi"/>
         <w:b/>
         <w:bCs/>
       </w:rPr>
@@ -3586,7 +3912,7 @@
         <w:spacing w:before="0" w:after="0" w:line="240" w:lineRule="auto"/>
       </w:pPr>
       <w:rPr>
-        <w:rFonts w:ascii="Arial" w:eastAsia="Arial" w:hAnsi="Arial" w:cs="Arial"/>
+        <w:rFonts w:asciiTheme="majorHAnsi" w:eastAsiaTheme="majorEastAsia" w:hAnsiTheme="majorHAnsi" w:cstheme="majorBidi"/>
         <w:b/>
         <w:bCs/>
       </w:rPr>
@@ -3607,7 +3933,7 @@
         <w:spacing w:before="0" w:after="0" w:line="240" w:lineRule="auto"/>
       </w:pPr>
       <w:rPr>
-        <w:rFonts w:ascii="Arial" w:eastAsia="Arial" w:hAnsi="Arial" w:cs="Arial"/>
+        <w:rFonts w:asciiTheme="majorHAnsi" w:eastAsiaTheme="majorEastAsia" w:hAnsiTheme="majorHAnsi" w:cstheme="majorBidi"/>
         <w:b/>
         <w:bCs/>
       </w:rPr>
@@ -3625,14 +3951,14 @@
     </w:tblStylePr>
     <w:tblStylePr w:type="firstCol">
       <w:rPr>
-        <w:rFonts w:ascii="Arial" w:eastAsia="Arial" w:hAnsi="Arial" w:cs="Arial"/>
+        <w:rFonts w:asciiTheme="majorHAnsi" w:eastAsiaTheme="majorEastAsia" w:hAnsiTheme="majorHAnsi" w:cstheme="majorBidi"/>
         <w:b/>
         <w:bCs/>
       </w:rPr>
     </w:tblStylePr>
     <w:tblStylePr w:type="lastCol">
       <w:rPr>
-        <w:rFonts w:ascii="Arial" w:eastAsia="Arial" w:hAnsi="Arial" w:cs="Arial"/>
+        <w:rFonts w:asciiTheme="majorHAnsi" w:eastAsiaTheme="majorEastAsia" w:hAnsiTheme="majorHAnsi" w:cstheme="majorBidi"/>
         <w:b/>
         <w:bCs/>
       </w:rPr>
@@ -3709,7 +4035,7 @@
         <w:spacing w:before="0" w:after="0" w:line="240" w:lineRule="auto"/>
       </w:pPr>
       <w:rPr>
-        <w:rFonts w:ascii="Arial" w:eastAsia="Arial" w:hAnsi="Arial" w:cs="Arial"/>
+        <w:rFonts w:asciiTheme="majorHAnsi" w:eastAsiaTheme="majorEastAsia" w:hAnsiTheme="majorHAnsi" w:cstheme="majorBidi"/>
         <w:b/>
         <w:bCs/>
       </w:rPr>
@@ -3730,7 +4056,7 @@
         <w:spacing w:before="0" w:after="0" w:line="240" w:lineRule="auto"/>
       </w:pPr>
       <w:rPr>
-        <w:rFonts w:ascii="Arial" w:eastAsia="Arial" w:hAnsi="Arial" w:cs="Arial"/>
+        <w:rFonts w:asciiTheme="majorHAnsi" w:eastAsiaTheme="majorEastAsia" w:hAnsiTheme="majorHAnsi" w:cstheme="majorBidi"/>
         <w:b/>
         <w:bCs/>
       </w:rPr>
@@ -3748,14 +4074,14 @@
     </w:tblStylePr>
     <w:tblStylePr w:type="firstCol">
       <w:rPr>
-        <w:rFonts w:ascii="Arial" w:eastAsia="Arial" w:hAnsi="Arial" w:cs="Arial"/>
+        <w:rFonts w:asciiTheme="majorHAnsi" w:eastAsiaTheme="majorEastAsia" w:hAnsiTheme="majorHAnsi" w:cstheme="majorBidi"/>
         <w:b/>
         <w:bCs/>
       </w:rPr>
     </w:tblStylePr>
     <w:tblStylePr w:type="lastCol">
       <w:rPr>
-        <w:rFonts w:ascii="Arial" w:eastAsia="Arial" w:hAnsi="Arial" w:cs="Arial"/>
+        <w:rFonts w:asciiTheme="majorHAnsi" w:eastAsiaTheme="majorEastAsia" w:hAnsiTheme="majorHAnsi" w:cstheme="majorBidi"/>
         <w:b/>
         <w:bCs/>
       </w:rPr>
@@ -3832,7 +4158,7 @@
         <w:spacing w:before="0" w:after="0" w:line="240" w:lineRule="auto"/>
       </w:pPr>
       <w:rPr>
-        <w:rFonts w:ascii="Arial" w:eastAsia="Arial" w:hAnsi="Arial" w:cs="Arial"/>
+        <w:rFonts w:asciiTheme="majorHAnsi" w:eastAsiaTheme="majorEastAsia" w:hAnsiTheme="majorHAnsi" w:cstheme="majorBidi"/>
         <w:b/>
         <w:bCs/>
       </w:rPr>
@@ -3853,7 +4179,7 @@
         <w:spacing w:before="0" w:after="0" w:line="240" w:lineRule="auto"/>
       </w:pPr>
       <w:rPr>
-        <w:rFonts w:ascii="Arial" w:eastAsia="Arial" w:hAnsi="Arial" w:cs="Arial"/>
+        <w:rFonts w:asciiTheme="majorHAnsi" w:eastAsiaTheme="majorEastAsia" w:hAnsiTheme="majorHAnsi" w:cstheme="majorBidi"/>
         <w:b/>
         <w:bCs/>
       </w:rPr>
@@ -3871,14 +4197,14 @@
     </w:tblStylePr>
     <w:tblStylePr w:type="firstCol">
       <w:rPr>
-        <w:rFonts w:ascii="Arial" w:eastAsia="Arial" w:hAnsi="Arial" w:cs="Arial"/>
+        <w:rFonts w:asciiTheme="majorHAnsi" w:eastAsiaTheme="majorEastAsia" w:hAnsiTheme="majorHAnsi" w:cstheme="majorBidi"/>
         <w:b/>
         <w:bCs/>
       </w:rPr>
     </w:tblStylePr>
     <w:tblStylePr w:type="lastCol">
       <w:rPr>
-        <w:rFonts w:ascii="Arial" w:eastAsia="Arial" w:hAnsi="Arial" w:cs="Arial"/>
+        <w:rFonts w:asciiTheme="majorHAnsi" w:eastAsiaTheme="majorEastAsia" w:hAnsiTheme="majorHAnsi" w:cstheme="majorBidi"/>
         <w:b/>
         <w:bCs/>
       </w:rPr>
@@ -3955,7 +4281,7 @@
         <w:spacing w:before="0" w:after="0" w:line="240" w:lineRule="auto"/>
       </w:pPr>
       <w:rPr>
-        <w:rFonts w:ascii="Arial" w:eastAsia="Arial" w:hAnsi="Arial" w:cs="Arial"/>
+        <w:rFonts w:asciiTheme="majorHAnsi" w:eastAsiaTheme="majorEastAsia" w:hAnsiTheme="majorHAnsi" w:cstheme="majorBidi"/>
         <w:b/>
         <w:bCs/>
       </w:rPr>
@@ -3976,7 +4302,7 @@
         <w:spacing w:before="0" w:after="0" w:line="240" w:lineRule="auto"/>
       </w:pPr>
       <w:rPr>
-        <w:rFonts w:ascii="Arial" w:eastAsia="Arial" w:hAnsi="Arial" w:cs="Arial"/>
+        <w:rFonts w:asciiTheme="majorHAnsi" w:eastAsiaTheme="majorEastAsia" w:hAnsiTheme="majorHAnsi" w:cstheme="majorBidi"/>
         <w:b/>
         <w:bCs/>
       </w:rPr>
@@ -3994,14 +4320,14 @@
     </w:tblStylePr>
     <w:tblStylePr w:type="firstCol">
       <w:rPr>
-        <w:rFonts w:ascii="Arial" w:eastAsia="Arial" w:hAnsi="Arial" w:cs="Arial"/>
+        <w:rFonts w:asciiTheme="majorHAnsi" w:eastAsiaTheme="majorEastAsia" w:hAnsiTheme="majorHAnsi" w:cstheme="majorBidi"/>
         <w:b/>
         <w:bCs/>
       </w:rPr>
     </w:tblStylePr>
     <w:tblStylePr w:type="lastCol">
       <w:rPr>
-        <w:rFonts w:ascii="Arial" w:eastAsia="Arial" w:hAnsi="Arial" w:cs="Arial"/>
+        <w:rFonts w:asciiTheme="majorHAnsi" w:eastAsiaTheme="majorEastAsia" w:hAnsiTheme="majorHAnsi" w:cstheme="majorBidi"/>
         <w:b/>
         <w:bCs/>
       </w:rPr>
@@ -4077,7 +4403,6 @@
         <w:spacing w:before="0" w:after="0" w:line="240" w:lineRule="auto"/>
       </w:pPr>
       <w:rPr>
-        <w:rFonts w:ascii="Arial" w:eastAsia="Arial" w:hAnsi="Arial" w:cs="Arial"/>
         <w:b/>
         <w:bCs/>
         <w:color w:val="FFFFFF" w:themeColor="background1"/>
@@ -4100,7 +4425,6 @@
         <w:spacing w:before="0" w:after="0" w:line="240" w:lineRule="auto"/>
       </w:pPr>
       <w:rPr>
-        <w:rFonts w:ascii="Arial" w:eastAsia="Arial" w:hAnsi="Arial" w:cs="Arial"/>
         <w:b/>
         <w:bCs/>
       </w:rPr>
@@ -4118,14 +4442,12 @@
     </w:tblStylePr>
     <w:tblStylePr w:type="firstCol">
       <w:rPr>
-        <w:rFonts w:ascii="Arial" w:eastAsia="Arial" w:hAnsi="Arial" w:cs="Arial"/>
         <w:b/>
         <w:bCs/>
       </w:rPr>
     </w:tblStylePr>
     <w:tblStylePr w:type="lastCol">
       <w:rPr>
-        <w:rFonts w:ascii="Arial" w:eastAsia="Arial" w:hAnsi="Arial" w:cs="Arial"/>
         <w:b/>
         <w:bCs/>
       </w:rPr>
@@ -4180,7 +4502,6 @@
         <w:spacing w:before="0" w:after="0" w:line="240" w:lineRule="auto"/>
       </w:pPr>
       <w:rPr>
-        <w:rFonts w:ascii="Arial" w:eastAsia="Arial" w:hAnsi="Arial" w:cs="Arial"/>
         <w:b/>
         <w:bCs/>
         <w:color w:val="FFFFFF" w:themeColor="background1"/>
@@ -4203,7 +4524,6 @@
         <w:spacing w:before="0" w:after="0" w:line="240" w:lineRule="auto"/>
       </w:pPr>
       <w:rPr>
-        <w:rFonts w:ascii="Arial" w:eastAsia="Arial" w:hAnsi="Arial" w:cs="Arial"/>
         <w:b/>
         <w:bCs/>
       </w:rPr>
@@ -4221,14 +4541,12 @@
     </w:tblStylePr>
     <w:tblStylePr w:type="firstCol">
       <w:rPr>
-        <w:rFonts w:ascii="Arial" w:eastAsia="Arial" w:hAnsi="Arial" w:cs="Arial"/>
         <w:b/>
         <w:bCs/>
       </w:rPr>
     </w:tblStylePr>
     <w:tblStylePr w:type="lastCol">
       <w:rPr>
-        <w:rFonts w:ascii="Arial" w:eastAsia="Arial" w:hAnsi="Arial" w:cs="Arial"/>
         <w:b/>
         <w:bCs/>
       </w:rPr>
@@ -4283,7 +4601,6 @@
         <w:spacing w:before="0" w:after="0" w:line="240" w:lineRule="auto"/>
       </w:pPr>
       <w:rPr>
-        <w:rFonts w:ascii="Arial" w:eastAsia="Arial" w:hAnsi="Arial" w:cs="Arial"/>
         <w:b/>
         <w:bCs/>
         <w:color w:val="FFFFFF" w:themeColor="background1"/>
@@ -4306,7 +4623,6 @@
         <w:spacing w:before="0" w:after="0" w:line="240" w:lineRule="auto"/>
       </w:pPr>
       <w:rPr>
-        <w:rFonts w:ascii="Arial" w:eastAsia="Arial" w:hAnsi="Arial" w:cs="Arial"/>
         <w:b/>
         <w:bCs/>
       </w:rPr>
@@ -4324,14 +4640,12 @@
     </w:tblStylePr>
     <w:tblStylePr w:type="firstCol">
       <w:rPr>
-        <w:rFonts w:ascii="Arial" w:eastAsia="Arial" w:hAnsi="Arial" w:cs="Arial"/>
         <w:b/>
         <w:bCs/>
       </w:rPr>
     </w:tblStylePr>
     <w:tblStylePr w:type="lastCol">
       <w:rPr>
-        <w:rFonts w:ascii="Arial" w:eastAsia="Arial" w:hAnsi="Arial" w:cs="Arial"/>
         <w:b/>
         <w:bCs/>
       </w:rPr>
@@ -4386,7 +4700,6 @@
         <w:spacing w:before="0" w:after="0" w:line="240" w:lineRule="auto"/>
       </w:pPr>
       <w:rPr>
-        <w:rFonts w:ascii="Arial" w:eastAsia="Arial" w:hAnsi="Arial" w:cs="Arial"/>
         <w:b/>
         <w:bCs/>
         <w:color w:val="FFFFFF" w:themeColor="background1"/>
@@ -4409,7 +4722,6 @@
         <w:spacing w:before="0" w:after="0" w:line="240" w:lineRule="auto"/>
       </w:pPr>
       <w:rPr>
-        <w:rFonts w:ascii="Arial" w:eastAsia="Arial" w:hAnsi="Arial" w:cs="Arial"/>
         <w:b/>
         <w:bCs/>
       </w:rPr>
@@ -4427,14 +4739,12 @@
     </w:tblStylePr>
     <w:tblStylePr w:type="firstCol">
       <w:rPr>
-        <w:rFonts w:ascii="Arial" w:eastAsia="Arial" w:hAnsi="Arial" w:cs="Arial"/>
         <w:b/>
         <w:bCs/>
       </w:rPr>
     </w:tblStylePr>
     <w:tblStylePr w:type="lastCol">
       <w:rPr>
-        <w:rFonts w:ascii="Arial" w:eastAsia="Arial" w:hAnsi="Arial" w:cs="Arial"/>
         <w:b/>
         <w:bCs/>
       </w:rPr>
@@ -4489,7 +4799,6 @@
         <w:spacing w:before="0" w:after="0" w:line="240" w:lineRule="auto"/>
       </w:pPr>
       <w:rPr>
-        <w:rFonts w:ascii="Arial" w:eastAsia="Arial" w:hAnsi="Arial" w:cs="Arial"/>
         <w:b/>
         <w:bCs/>
         <w:color w:val="FFFFFF" w:themeColor="background1"/>
@@ -4512,7 +4821,6 @@
         <w:spacing w:before="0" w:after="0" w:line="240" w:lineRule="auto"/>
       </w:pPr>
       <w:rPr>
-        <w:rFonts w:ascii="Arial" w:eastAsia="Arial" w:hAnsi="Arial" w:cs="Arial"/>
         <w:b/>
         <w:bCs/>
       </w:rPr>
@@ -4530,14 +4838,12 @@
     </w:tblStylePr>
     <w:tblStylePr w:type="firstCol">
       <w:rPr>
-        <w:rFonts w:ascii="Arial" w:eastAsia="Arial" w:hAnsi="Arial" w:cs="Arial"/>
         <w:b/>
         <w:bCs/>
       </w:rPr>
     </w:tblStylePr>
     <w:tblStylePr w:type="lastCol">
       <w:rPr>
-        <w:rFonts w:ascii="Arial" w:eastAsia="Arial" w:hAnsi="Arial" w:cs="Arial"/>
         <w:b/>
         <w:bCs/>
       </w:rPr>
@@ -4592,7 +4898,6 @@
         <w:spacing w:before="0" w:after="0" w:line="240" w:lineRule="auto"/>
       </w:pPr>
       <w:rPr>
-        <w:rFonts w:ascii="Arial" w:eastAsia="Arial" w:hAnsi="Arial" w:cs="Arial"/>
         <w:b/>
         <w:bCs/>
         <w:color w:val="FFFFFF" w:themeColor="background1"/>
@@ -4615,7 +4920,6 @@
         <w:spacing w:before="0" w:after="0" w:line="240" w:lineRule="auto"/>
       </w:pPr>
       <w:rPr>
-        <w:rFonts w:ascii="Arial" w:eastAsia="Arial" w:hAnsi="Arial" w:cs="Arial"/>
         <w:b/>
         <w:bCs/>
       </w:rPr>
@@ -4633,14 +4937,12 @@
     </w:tblStylePr>
     <w:tblStylePr w:type="firstCol">
       <w:rPr>
-        <w:rFonts w:ascii="Arial" w:eastAsia="Arial" w:hAnsi="Arial" w:cs="Arial"/>
         <w:b/>
         <w:bCs/>
       </w:rPr>
     </w:tblStylePr>
     <w:tblStylePr w:type="lastCol">
       <w:rPr>
-        <w:rFonts w:ascii="Arial" w:eastAsia="Arial" w:hAnsi="Arial" w:cs="Arial"/>
         <w:b/>
         <w:bCs/>
       </w:rPr>
@@ -4695,7 +4997,6 @@
         <w:spacing w:before="0" w:after="0" w:line="240" w:lineRule="auto"/>
       </w:pPr>
       <w:rPr>
-        <w:rFonts w:ascii="Arial" w:eastAsia="Arial" w:hAnsi="Arial" w:cs="Arial"/>
         <w:b/>
         <w:bCs/>
         <w:color w:val="FFFFFF" w:themeColor="background1"/>
@@ -4718,7 +5019,6 @@
         <w:spacing w:before="0" w:after="0" w:line="240" w:lineRule="auto"/>
       </w:pPr>
       <w:rPr>
-        <w:rFonts w:ascii="Arial" w:eastAsia="Arial" w:hAnsi="Arial" w:cs="Arial"/>
         <w:b/>
         <w:bCs/>
       </w:rPr>
@@ -4736,14 +5036,12 @@
     </w:tblStylePr>
     <w:tblStylePr w:type="firstCol">
       <w:rPr>
-        <w:rFonts w:ascii="Arial" w:eastAsia="Arial" w:hAnsi="Arial" w:cs="Arial"/>
         <w:b/>
         <w:bCs/>
       </w:rPr>
     </w:tblStylePr>
     <w:tblStylePr w:type="lastCol">
       <w:rPr>
-        <w:rFonts w:ascii="Arial" w:eastAsia="Arial" w:hAnsi="Arial" w:cs="Arial"/>
         <w:b/>
         <w:bCs/>
       </w:rPr>
@@ -4795,7 +5093,6 @@
         <w:spacing w:before="0" w:after="0" w:line="240" w:lineRule="auto"/>
       </w:pPr>
       <w:rPr>
-        <w:rFonts w:ascii="Arial" w:eastAsia="Arial" w:hAnsi="Arial" w:cs="Arial"/>
         <w:b/>
         <w:bCs/>
         <w:color w:val="FFFFFF" w:themeColor="background1"/>
@@ -4818,7 +5115,6 @@
         <w:spacing w:before="0" w:after="0" w:line="240" w:lineRule="auto"/>
       </w:pPr>
       <w:rPr>
-        <w:rFonts w:ascii="Arial" w:eastAsia="Arial" w:hAnsi="Arial" w:cs="Arial"/>
         <w:color w:val="auto"/>
       </w:rPr>
       <w:tblPr/>
@@ -4836,7 +5132,6 @@
     </w:tblStylePr>
     <w:tblStylePr w:type="firstCol">
       <w:rPr>
-        <w:rFonts w:ascii="Arial" w:eastAsia="Arial" w:hAnsi="Arial" w:cs="Arial"/>
         <w:b/>
         <w:bCs/>
         <w:color w:val="FFFFFF" w:themeColor="background1"/>
@@ -4856,7 +5151,6 @@
     </w:tblStylePr>
     <w:tblStylePr w:type="lastCol">
       <w:rPr>
-        <w:rFonts w:ascii="Arial" w:eastAsia="Arial" w:hAnsi="Arial" w:cs="Arial"/>
         <w:b/>
         <w:bCs/>
         <w:color w:val="FFFFFF" w:themeColor="background1"/>
@@ -4905,7 +5199,6 @@
     </w:tblStylePr>
     <w:tblStylePr w:type="nwCell">
       <w:rPr>
-        <w:rFonts w:ascii="Arial" w:eastAsia="Arial" w:hAnsi="Arial" w:cs="Arial"/>
         <w:color w:val="FFFFFF" w:themeColor="background1"/>
       </w:rPr>
       <w:tblPr/>
@@ -4942,7 +5235,6 @@
         <w:spacing w:before="0" w:after="0" w:line="240" w:lineRule="auto"/>
       </w:pPr>
       <w:rPr>
-        <w:rFonts w:ascii="Arial" w:eastAsia="Arial" w:hAnsi="Arial" w:cs="Arial"/>
         <w:b/>
         <w:bCs/>
         <w:color w:val="FFFFFF" w:themeColor="background1"/>
@@ -4965,7 +5257,6 @@
         <w:spacing w:before="0" w:after="0" w:line="240" w:lineRule="auto"/>
       </w:pPr>
       <w:rPr>
-        <w:rFonts w:ascii="Arial" w:eastAsia="Arial" w:hAnsi="Arial" w:cs="Arial"/>
         <w:color w:val="auto"/>
       </w:rPr>
       <w:tblPr/>
@@ -4983,7 +5274,6 @@
     </w:tblStylePr>
     <w:tblStylePr w:type="firstCol">
       <w:rPr>
-        <w:rFonts w:ascii="Arial" w:eastAsia="Arial" w:hAnsi="Arial" w:cs="Arial"/>
         <w:b/>
         <w:bCs/>
         <w:color w:val="FFFFFF" w:themeColor="background1"/>
@@ -5003,7 +5293,6 @@
     </w:tblStylePr>
     <w:tblStylePr w:type="lastCol">
       <w:rPr>
-        <w:rFonts w:ascii="Arial" w:eastAsia="Arial" w:hAnsi="Arial" w:cs="Arial"/>
         <w:b/>
         <w:bCs/>
         <w:color w:val="FFFFFF" w:themeColor="background1"/>
@@ -5052,7 +5341,6 @@
     </w:tblStylePr>
     <w:tblStylePr w:type="nwCell">
       <w:rPr>
-        <w:rFonts w:ascii="Arial" w:eastAsia="Arial" w:hAnsi="Arial" w:cs="Arial"/>
         <w:color w:val="FFFFFF" w:themeColor="background1"/>
       </w:rPr>
       <w:tblPr/>
@@ -5089,7 +5377,6 @@
         <w:spacing w:before="0" w:after="0" w:line="240" w:lineRule="auto"/>
       </w:pPr>
       <w:rPr>
-        <w:rFonts w:ascii="Arial" w:eastAsia="Arial" w:hAnsi="Arial" w:cs="Arial"/>
         <w:b/>
         <w:bCs/>
         <w:color w:val="FFFFFF" w:themeColor="background1"/>
@@ -5112,7 +5399,6 @@
         <w:spacing w:before="0" w:after="0" w:line="240" w:lineRule="auto"/>
       </w:pPr>
       <w:rPr>
-        <w:rFonts w:ascii="Arial" w:eastAsia="Arial" w:hAnsi="Arial" w:cs="Arial"/>
         <w:color w:val="auto"/>
       </w:rPr>
       <w:tblPr/>
@@ -5130,7 +5416,6 @@
     </w:tblStylePr>
     <w:tblStylePr w:type="firstCol">
       <w:rPr>
-        <w:rFonts w:ascii="Arial" w:eastAsia="Arial" w:hAnsi="Arial" w:cs="Arial"/>
         <w:b/>
         <w:bCs/>
         <w:color w:val="FFFFFF" w:themeColor="background1"/>
@@ -5150,7 +5435,6 @@
     </w:tblStylePr>
     <w:tblStylePr w:type="lastCol">
       <w:rPr>
-        <w:rFonts w:ascii="Arial" w:eastAsia="Arial" w:hAnsi="Arial" w:cs="Arial"/>
         <w:b/>
         <w:bCs/>
         <w:color w:val="FFFFFF" w:themeColor="background1"/>
@@ -5199,7 +5483,6 @@
     </w:tblStylePr>
     <w:tblStylePr w:type="nwCell">
       <w:rPr>
-        <w:rFonts w:ascii="Arial" w:eastAsia="Arial" w:hAnsi="Arial" w:cs="Arial"/>
         <w:color w:val="FFFFFF" w:themeColor="background1"/>
       </w:rPr>
       <w:tblPr/>
@@ -5236,7 +5519,6 @@
         <w:spacing w:before="0" w:after="0" w:line="240" w:lineRule="auto"/>
       </w:pPr>
       <w:rPr>
-        <w:rFonts w:ascii="Arial" w:eastAsia="Arial" w:hAnsi="Arial" w:cs="Arial"/>
         <w:b/>
         <w:bCs/>
         <w:color w:val="FFFFFF" w:themeColor="background1"/>
@@ -5259,7 +5541,6 @@
         <w:spacing w:before="0" w:after="0" w:line="240" w:lineRule="auto"/>
       </w:pPr>
       <w:rPr>
-        <w:rFonts w:ascii="Arial" w:eastAsia="Arial" w:hAnsi="Arial" w:cs="Arial"/>
         <w:color w:val="auto"/>
       </w:rPr>
       <w:tblPr/>
@@ -5277,7 +5558,6 @@
     </w:tblStylePr>
     <w:tblStylePr w:type="firstCol">
       <w:rPr>
-        <w:rFonts w:ascii="Arial" w:eastAsia="Arial" w:hAnsi="Arial" w:cs="Arial"/>
         <w:b/>
         <w:bCs/>
         <w:color w:val="FFFFFF" w:themeColor="background1"/>
@@ -5297,7 +5577,6 @@
     </w:tblStylePr>
     <w:tblStylePr w:type="lastCol">
       <w:rPr>
-        <w:rFonts w:ascii="Arial" w:eastAsia="Arial" w:hAnsi="Arial" w:cs="Arial"/>
         <w:b/>
         <w:bCs/>
         <w:color w:val="FFFFFF" w:themeColor="background1"/>
@@ -5346,7 +5625,6 @@
     </w:tblStylePr>
     <w:tblStylePr w:type="nwCell">
       <w:rPr>
-        <w:rFonts w:ascii="Arial" w:eastAsia="Arial" w:hAnsi="Arial" w:cs="Arial"/>
         <w:color w:val="FFFFFF" w:themeColor="background1"/>
       </w:rPr>
       <w:tblPr/>
@@ -5383,7 +5661,6 @@
         <w:spacing w:before="0" w:after="0" w:line="240" w:lineRule="auto"/>
       </w:pPr>
       <w:rPr>
-        <w:rFonts w:ascii="Arial" w:eastAsia="Arial" w:hAnsi="Arial" w:cs="Arial"/>
         <w:b/>
         <w:bCs/>
         <w:color w:val="FFFFFF" w:themeColor="background1"/>
@@ -5406,7 +5683,6 @@
         <w:spacing w:before="0" w:after="0" w:line="240" w:lineRule="auto"/>
       </w:pPr>
       <w:rPr>
-        <w:rFonts w:ascii="Arial" w:eastAsia="Arial" w:hAnsi="Arial" w:cs="Arial"/>
         <w:color w:val="auto"/>
       </w:rPr>
       <w:tblPr/>
@@ -5424,7 +5700,6 @@
     </w:tblStylePr>
     <w:tblStylePr w:type="firstCol">
       <w:rPr>
-        <w:rFonts w:ascii="Arial" w:eastAsia="Arial" w:hAnsi="Arial" w:cs="Arial"/>
         <w:b/>
         <w:bCs/>
         <w:color w:val="FFFFFF" w:themeColor="background1"/>
@@ -5444,7 +5719,6 @@
     </w:tblStylePr>
     <w:tblStylePr w:type="lastCol">
       <w:rPr>
-        <w:rFonts w:ascii="Arial" w:eastAsia="Arial" w:hAnsi="Arial" w:cs="Arial"/>
         <w:b/>
         <w:bCs/>
         <w:color w:val="FFFFFF" w:themeColor="background1"/>
@@ -5493,7 +5767,6 @@
     </w:tblStylePr>
     <w:tblStylePr w:type="nwCell">
       <w:rPr>
-        <w:rFonts w:ascii="Arial" w:eastAsia="Arial" w:hAnsi="Arial" w:cs="Arial"/>
         <w:color w:val="FFFFFF" w:themeColor="background1"/>
       </w:rPr>
       <w:tblPr/>
@@ -5530,7 +5803,6 @@
         <w:spacing w:before="0" w:after="0" w:line="240" w:lineRule="auto"/>
       </w:pPr>
       <w:rPr>
-        <w:rFonts w:ascii="Arial" w:eastAsia="Arial" w:hAnsi="Arial" w:cs="Arial"/>
         <w:b/>
         <w:bCs/>
         <w:color w:val="FFFFFF" w:themeColor="background1"/>
@@ -5553,7 +5825,6 @@
         <w:spacing w:before="0" w:after="0" w:line="240" w:lineRule="auto"/>
       </w:pPr>
       <w:rPr>
-        <w:rFonts w:ascii="Arial" w:eastAsia="Arial" w:hAnsi="Arial" w:cs="Arial"/>
         <w:color w:val="auto"/>
       </w:rPr>
       <w:tblPr/>
@@ -5571,7 +5842,6 @@
     </w:tblStylePr>
     <w:tblStylePr w:type="firstCol">
       <w:rPr>
-        <w:rFonts w:ascii="Arial" w:eastAsia="Arial" w:hAnsi="Arial" w:cs="Arial"/>
         <w:b/>
         <w:bCs/>
         <w:color w:val="FFFFFF" w:themeColor="background1"/>
@@ -5591,7 +5861,6 @@
     </w:tblStylePr>
     <w:tblStylePr w:type="lastCol">
       <w:rPr>
-        <w:rFonts w:ascii="Arial" w:eastAsia="Arial" w:hAnsi="Arial" w:cs="Arial"/>
         <w:b/>
         <w:bCs/>
         <w:color w:val="FFFFFF" w:themeColor="background1"/>
@@ -5640,7 +5909,6 @@
     </w:tblStylePr>
     <w:tblStylePr w:type="nwCell">
       <w:rPr>
-        <w:rFonts w:ascii="Arial" w:eastAsia="Arial" w:hAnsi="Arial" w:cs="Arial"/>
         <w:color w:val="FFFFFF" w:themeColor="background1"/>
       </w:rPr>
       <w:tblPr/>
@@ -5677,7 +5945,6 @@
         <w:spacing w:before="0" w:after="0" w:line="240" w:lineRule="auto"/>
       </w:pPr>
       <w:rPr>
-        <w:rFonts w:ascii="Arial" w:eastAsia="Arial" w:hAnsi="Arial" w:cs="Arial"/>
         <w:b/>
         <w:bCs/>
         <w:color w:val="FFFFFF" w:themeColor="background1"/>
@@ -5700,7 +5967,6 @@
         <w:spacing w:before="0" w:after="0" w:line="240" w:lineRule="auto"/>
       </w:pPr>
       <w:rPr>
-        <w:rFonts w:ascii="Arial" w:eastAsia="Arial" w:hAnsi="Arial" w:cs="Arial"/>
         <w:color w:val="auto"/>
       </w:rPr>
       <w:tblPr/>
@@ -5718,7 +5984,6 @@
     </w:tblStylePr>
     <w:tblStylePr w:type="firstCol">
       <w:rPr>
-        <w:rFonts w:ascii="Arial" w:eastAsia="Arial" w:hAnsi="Arial" w:cs="Arial"/>
         <w:b/>
         <w:bCs/>
         <w:color w:val="FFFFFF" w:themeColor="background1"/>
@@ -5738,7 +6003,6 @@
     </w:tblStylePr>
     <w:tblStylePr w:type="lastCol">
       <w:rPr>
-        <w:rFonts w:ascii="Arial" w:eastAsia="Arial" w:hAnsi="Arial" w:cs="Arial"/>
         <w:b/>
         <w:bCs/>
         <w:color w:val="FFFFFF" w:themeColor="background1"/>
@@ -5787,7 +6051,6 @@
     </w:tblStylePr>
     <w:tblStylePr w:type="nwCell">
       <w:rPr>
-        <w:rFonts w:ascii="Arial" w:eastAsia="Arial" w:hAnsi="Arial" w:cs="Arial"/>
         <w:color w:val="FFFFFF" w:themeColor="background1"/>
       </w:rPr>
       <w:tblPr/>
@@ -5824,7 +6087,7 @@
     </w:tblPr>
     <w:tblStylePr w:type="firstRow">
       <w:rPr>
-        <w:rFonts w:ascii="Arial" w:eastAsia="Arial" w:hAnsi="Arial" w:cs="Arial"/>
+        <w:rFonts w:asciiTheme="majorHAnsi" w:eastAsiaTheme="majorEastAsia" w:hAnsiTheme="majorHAnsi" w:cstheme="majorBidi"/>
       </w:rPr>
       <w:tblPr/>
       <w:tcPr>
@@ -5836,7 +6099,6 @@
     </w:tblStylePr>
     <w:tblStylePr w:type="lastRow">
       <w:rPr>
-        <w:rFonts w:ascii="Arial" w:eastAsia="Arial" w:hAnsi="Arial" w:cs="Arial"/>
         <w:b/>
         <w:bCs/>
         <w:color w:val="1F497D" w:themeColor="text2"/>
@@ -5851,14 +6113,12 @@
     </w:tblStylePr>
     <w:tblStylePr w:type="firstCol">
       <w:rPr>
-        <w:rFonts w:ascii="Arial" w:eastAsia="Arial" w:hAnsi="Arial" w:cs="Arial"/>
         <w:b/>
         <w:bCs/>
       </w:rPr>
     </w:tblStylePr>
     <w:tblStylePr w:type="lastCol">
       <w:rPr>
-        <w:rFonts w:ascii="Arial" w:eastAsia="Arial" w:hAnsi="Arial" w:cs="Arial"/>
         <w:b/>
         <w:bCs/>
       </w:rPr>
@@ -5904,7 +6164,7 @@
     </w:tblPr>
     <w:tblStylePr w:type="firstRow">
       <w:rPr>
-        <w:rFonts w:ascii="Arial" w:eastAsia="Arial" w:hAnsi="Arial" w:cs="Arial"/>
+        <w:rFonts w:asciiTheme="majorHAnsi" w:eastAsiaTheme="majorEastAsia" w:hAnsiTheme="majorHAnsi" w:cstheme="majorBidi"/>
       </w:rPr>
       <w:tblPr/>
       <w:tcPr>
@@ -5916,7 +6176,6 @@
     </w:tblStylePr>
     <w:tblStylePr w:type="lastRow">
       <w:rPr>
-        <w:rFonts w:ascii="Arial" w:eastAsia="Arial" w:hAnsi="Arial" w:cs="Arial"/>
         <w:b/>
         <w:bCs/>
         <w:color w:val="1F497D" w:themeColor="text2"/>
@@ -5931,14 +6190,12 @@
     </w:tblStylePr>
     <w:tblStylePr w:type="firstCol">
       <w:rPr>
-        <w:rFonts w:ascii="Arial" w:eastAsia="Arial" w:hAnsi="Arial" w:cs="Arial"/>
         <w:b/>
         <w:bCs/>
       </w:rPr>
     </w:tblStylePr>
     <w:tblStylePr w:type="lastCol">
       <w:rPr>
-        <w:rFonts w:ascii="Arial" w:eastAsia="Arial" w:hAnsi="Arial" w:cs="Arial"/>
         <w:b/>
         <w:bCs/>
       </w:rPr>
@@ -5984,7 +6241,7 @@
     </w:tblPr>
     <w:tblStylePr w:type="firstRow">
       <w:rPr>
-        <w:rFonts w:ascii="Arial" w:eastAsia="Arial" w:hAnsi="Arial" w:cs="Arial"/>
+        <w:rFonts w:asciiTheme="majorHAnsi" w:eastAsiaTheme="majorEastAsia" w:hAnsiTheme="majorHAnsi" w:cstheme="majorBidi"/>
       </w:rPr>
       <w:tblPr/>
       <w:tcPr>
@@ -5996,7 +6253,6 @@
     </w:tblStylePr>
     <w:tblStylePr w:type="lastRow">
       <w:rPr>
-        <w:rFonts w:ascii="Arial" w:eastAsia="Arial" w:hAnsi="Arial" w:cs="Arial"/>
         <w:b/>
         <w:bCs/>
         <w:color w:val="1F497D" w:themeColor="text2"/>
@@ -6011,14 +6267,12 @@
     </w:tblStylePr>
     <w:tblStylePr w:type="firstCol">
       <w:rPr>
-        <w:rFonts w:ascii="Arial" w:eastAsia="Arial" w:hAnsi="Arial" w:cs="Arial"/>
         <w:b/>
         <w:bCs/>
       </w:rPr>
     </w:tblStylePr>
     <w:tblStylePr w:type="lastCol">
       <w:rPr>
-        <w:rFonts w:ascii="Arial" w:eastAsia="Arial" w:hAnsi="Arial" w:cs="Arial"/>
         <w:b/>
         <w:bCs/>
       </w:rPr>
@@ -6064,7 +6318,7 @@
     </w:tblPr>
     <w:tblStylePr w:type="firstRow">
       <w:rPr>
-        <w:rFonts w:ascii="Arial" w:eastAsia="Arial" w:hAnsi="Arial" w:cs="Arial"/>
+        <w:rFonts w:asciiTheme="majorHAnsi" w:eastAsiaTheme="majorEastAsia" w:hAnsiTheme="majorHAnsi" w:cstheme="majorBidi"/>
       </w:rPr>
       <w:tblPr/>
       <w:tcPr>
@@ -6076,7 +6330,6 @@
     </w:tblStylePr>
     <w:tblStylePr w:type="lastRow">
       <w:rPr>
-        <w:rFonts w:ascii="Arial" w:eastAsia="Arial" w:hAnsi="Arial" w:cs="Arial"/>
         <w:b/>
         <w:bCs/>
         <w:color w:val="1F497D" w:themeColor="text2"/>
@@ -6091,14 +6344,12 @@
     </w:tblStylePr>
     <w:tblStylePr w:type="firstCol">
       <w:rPr>
-        <w:rFonts w:ascii="Arial" w:eastAsia="Arial" w:hAnsi="Arial" w:cs="Arial"/>
         <w:b/>
         <w:bCs/>
       </w:rPr>
     </w:tblStylePr>
     <w:tblStylePr w:type="lastCol">
       <w:rPr>
-        <w:rFonts w:ascii="Arial" w:eastAsia="Arial" w:hAnsi="Arial" w:cs="Arial"/>
         <w:b/>
         <w:bCs/>
       </w:rPr>
@@ -6144,7 +6395,7 @@
     </w:tblPr>
     <w:tblStylePr w:type="firstRow">
       <w:rPr>
-        <w:rFonts w:ascii="Arial" w:eastAsia="Arial" w:hAnsi="Arial" w:cs="Arial"/>
+        <w:rFonts w:asciiTheme="majorHAnsi" w:eastAsiaTheme="majorEastAsia" w:hAnsiTheme="majorHAnsi" w:cstheme="majorBidi"/>
       </w:rPr>
       <w:tblPr/>
       <w:tcPr>
@@ -6156,7 +6407,6 @@
     </w:tblStylePr>
     <w:tblStylePr w:type="lastRow">
       <w:rPr>
-        <w:rFonts w:ascii="Arial" w:eastAsia="Arial" w:hAnsi="Arial" w:cs="Arial"/>
         <w:b/>
         <w:bCs/>
         <w:color w:val="1F497D" w:themeColor="text2"/>
@@ -6171,14 +6421,12 @@
     </w:tblStylePr>
     <w:tblStylePr w:type="firstCol">
       <w:rPr>
-        <w:rFonts w:ascii="Arial" w:eastAsia="Arial" w:hAnsi="Arial" w:cs="Arial"/>
         <w:b/>
         <w:bCs/>
       </w:rPr>
     </w:tblStylePr>
     <w:tblStylePr w:type="lastCol">
       <w:rPr>
-        <w:rFonts w:ascii="Arial" w:eastAsia="Arial" w:hAnsi="Arial" w:cs="Arial"/>
         <w:b/>
         <w:bCs/>
       </w:rPr>
@@ -6224,7 +6472,7 @@
     </w:tblPr>
     <w:tblStylePr w:type="firstRow">
       <w:rPr>
-        <w:rFonts w:ascii="Arial" w:eastAsia="Arial" w:hAnsi="Arial" w:cs="Arial"/>
+        <w:rFonts w:asciiTheme="majorHAnsi" w:eastAsiaTheme="majorEastAsia" w:hAnsiTheme="majorHAnsi" w:cstheme="majorBidi"/>
       </w:rPr>
       <w:tblPr/>
       <w:tcPr>
@@ -6236,7 +6484,6 @@
     </w:tblStylePr>
     <w:tblStylePr w:type="lastRow">
       <w:rPr>
-        <w:rFonts w:ascii="Arial" w:eastAsia="Arial" w:hAnsi="Arial" w:cs="Arial"/>
         <w:b/>
         <w:bCs/>
         <w:color w:val="1F497D" w:themeColor="text2"/>
@@ -6251,14 +6498,12 @@
     </w:tblStylePr>
     <w:tblStylePr w:type="firstCol">
       <w:rPr>
-        <w:rFonts w:ascii="Arial" w:eastAsia="Arial" w:hAnsi="Arial" w:cs="Arial"/>
         <w:b/>
         <w:bCs/>
       </w:rPr>
     </w:tblStylePr>
     <w:tblStylePr w:type="lastCol">
       <w:rPr>
-        <w:rFonts w:ascii="Arial" w:eastAsia="Arial" w:hAnsi="Arial" w:cs="Arial"/>
         <w:b/>
         <w:bCs/>
       </w:rPr>
@@ -6304,7 +6549,7 @@
     </w:tblPr>
     <w:tblStylePr w:type="firstRow">
       <w:rPr>
-        <w:rFonts w:ascii="Arial" w:eastAsia="Arial" w:hAnsi="Arial" w:cs="Arial"/>
+        <w:rFonts w:asciiTheme="majorHAnsi" w:eastAsiaTheme="majorEastAsia" w:hAnsiTheme="majorHAnsi" w:cstheme="majorBidi"/>
       </w:rPr>
       <w:tblPr/>
       <w:tcPr>
@@ -6316,7 +6561,6 @@
     </w:tblStylePr>
     <w:tblStylePr w:type="lastRow">
       <w:rPr>
-        <w:rFonts w:ascii="Arial" w:eastAsia="Arial" w:hAnsi="Arial" w:cs="Arial"/>
         <w:b/>
         <w:bCs/>
         <w:color w:val="1F497D" w:themeColor="text2"/>
@@ -6331,14 +6575,12 @@
     </w:tblStylePr>
     <w:tblStylePr w:type="firstCol">
       <w:rPr>
-        <w:rFonts w:ascii="Arial" w:eastAsia="Arial" w:hAnsi="Arial" w:cs="Arial"/>
         <w:b/>
         <w:bCs/>
       </w:rPr>
     </w:tblStylePr>
     <w:tblStylePr w:type="lastCol">
       <w:rPr>
-        <w:rFonts w:ascii="Arial" w:eastAsia="Arial" w:hAnsi="Arial" w:cs="Arial"/>
         <w:b/>
         <w:bCs/>
       </w:rPr>
@@ -6372,6 +6614,7 @@
       <w:spacing w:after="0" w:line="240" w:lineRule="auto"/>
     </w:pPr>
     <w:rPr>
+      <w:rFonts w:asciiTheme="majorHAnsi" w:eastAsiaTheme="majorEastAsia" w:hAnsiTheme="majorHAnsi" w:cstheme="majorBidi"/>
       <w:color w:val="000000" w:themeColor="text1"/>
     </w:rPr>
     <w:tblPr>
@@ -6386,7 +6629,6 @@
     </w:tblPr>
     <w:tblStylePr w:type="firstRow">
       <w:rPr>
-        <w:rFonts w:ascii="Arial" w:eastAsia="Arial" w:hAnsi="Arial" w:cs="Arial"/>
         <w:sz w:val="24"/>
         <w:szCs w:val="24"/>
       </w:rPr>
@@ -6493,6 +6735,7 @@
       <w:spacing w:after="0" w:line="240" w:lineRule="auto"/>
     </w:pPr>
     <w:rPr>
+      <w:rFonts w:asciiTheme="majorHAnsi" w:eastAsiaTheme="majorEastAsia" w:hAnsiTheme="majorHAnsi" w:cstheme="majorBidi"/>
       <w:color w:val="000000" w:themeColor="text1"/>
     </w:rPr>
     <w:tblPr>
@@ -6507,7 +6750,6 @@
     </w:tblPr>
     <w:tblStylePr w:type="firstRow">
       <w:rPr>
-        <w:rFonts w:ascii="Arial" w:eastAsia="Arial" w:hAnsi="Arial" w:cs="Arial"/>
         <w:sz w:val="24"/>
         <w:szCs w:val="24"/>
       </w:rPr>
@@ -6614,6 +6856,7 @@
       <w:spacing w:after="0" w:line="240" w:lineRule="auto"/>
     </w:pPr>
     <w:rPr>
+      <w:rFonts w:asciiTheme="majorHAnsi" w:eastAsiaTheme="majorEastAsia" w:hAnsiTheme="majorHAnsi" w:cstheme="majorBidi"/>
       <w:color w:val="000000" w:themeColor="text1"/>
     </w:rPr>
     <w:tblPr>
@@ -6628,7 +6871,6 @@
     </w:tblPr>
     <w:tblStylePr w:type="firstRow">
       <w:rPr>
-        <w:rFonts w:ascii="Arial" w:eastAsia="Arial" w:hAnsi="Arial" w:cs="Arial"/>
         <w:sz w:val="24"/>
         <w:szCs w:val="24"/>
       </w:rPr>
@@ -6735,6 +6977,7 @@
       <w:spacing w:after="0" w:line="240" w:lineRule="auto"/>
     </w:pPr>
     <w:rPr>
+      <w:rFonts w:asciiTheme="majorHAnsi" w:eastAsiaTheme="majorEastAsia" w:hAnsiTheme="majorHAnsi" w:cstheme="majorBidi"/>
       <w:color w:val="000000" w:themeColor="text1"/>
     </w:rPr>
     <w:tblPr>
@@ -6749,7 +6992,6 @@
     </w:tblPr>
     <w:tblStylePr w:type="firstRow">
       <w:rPr>
-        <w:rFonts w:ascii="Arial" w:eastAsia="Arial" w:hAnsi="Arial" w:cs="Arial"/>
         <w:sz w:val="24"/>
         <w:szCs w:val="24"/>
       </w:rPr>
@@ -6856,6 +7098,7 @@
       <w:spacing w:after="0" w:line="240" w:lineRule="auto"/>
     </w:pPr>
     <w:rPr>
+      <w:rFonts w:asciiTheme="majorHAnsi" w:eastAsiaTheme="majorEastAsia" w:hAnsiTheme="majorHAnsi" w:cstheme="majorBidi"/>
       <w:color w:val="000000" w:themeColor="text1"/>
     </w:rPr>
     <w:tblPr>
@@ -6870,7 +7113,6 @@
     </w:tblPr>
     <w:tblStylePr w:type="firstRow">
       <w:rPr>
-        <w:rFonts w:ascii="Arial" w:eastAsia="Arial" w:hAnsi="Arial" w:cs="Arial"/>
         <w:sz w:val="24"/>
         <w:szCs w:val="24"/>
       </w:rPr>
@@ -6977,6 +7219,7 @@
       <w:spacing w:after="0" w:line="240" w:lineRule="auto"/>
     </w:pPr>
     <w:rPr>
+      <w:rFonts w:asciiTheme="majorHAnsi" w:eastAsiaTheme="majorEastAsia" w:hAnsiTheme="majorHAnsi" w:cstheme="majorBidi"/>
       <w:color w:val="000000" w:themeColor="text1"/>
     </w:rPr>
     <w:tblPr>
@@ -6991,7 +7234,6 @@
     </w:tblPr>
     <w:tblStylePr w:type="firstRow">
       <w:rPr>
-        <w:rFonts w:ascii="Arial" w:eastAsia="Arial" w:hAnsi="Arial" w:cs="Arial"/>
         <w:sz w:val="24"/>
         <w:szCs w:val="24"/>
       </w:rPr>
@@ -7098,6 +7340,7 @@
       <w:spacing w:after="0" w:line="240" w:lineRule="auto"/>
     </w:pPr>
     <w:rPr>
+      <w:rFonts w:asciiTheme="majorHAnsi" w:eastAsiaTheme="majorEastAsia" w:hAnsiTheme="majorHAnsi" w:cstheme="majorBidi"/>
       <w:color w:val="000000" w:themeColor="text1"/>
     </w:rPr>
     <w:tblPr>
@@ -7112,7 +7355,6 @@
     </w:tblPr>
     <w:tblStylePr w:type="firstRow">
       <w:rPr>
-        <w:rFonts w:ascii="Arial" w:eastAsia="Arial" w:hAnsi="Arial" w:cs="Arial"/>
         <w:sz w:val="24"/>
         <w:szCs w:val="24"/>
       </w:rPr>
@@ -7235,14 +7477,12 @@
     </w:tcPr>
     <w:tblStylePr w:type="firstRow">
       <w:rPr>
-        <w:rFonts w:ascii="Arial" w:eastAsia="Arial" w:hAnsi="Arial" w:cs="Arial"/>
         <w:b/>
         <w:bCs/>
       </w:rPr>
     </w:tblStylePr>
     <w:tblStylePr w:type="lastRow">
       <w:rPr>
-        <w:rFonts w:ascii="Arial" w:eastAsia="Arial" w:hAnsi="Arial" w:cs="Arial"/>
         <w:b/>
         <w:bCs/>
       </w:rPr>
@@ -7255,14 +7495,12 @@
     </w:tblStylePr>
     <w:tblStylePr w:type="firstCol">
       <w:rPr>
-        <w:rFonts w:ascii="Arial" w:eastAsia="Arial" w:hAnsi="Arial" w:cs="Arial"/>
         <w:b/>
         <w:bCs/>
       </w:rPr>
     </w:tblStylePr>
     <w:tblStylePr w:type="lastCol">
       <w:rPr>
-        <w:rFonts w:ascii="Arial" w:eastAsia="Arial" w:hAnsi="Arial" w:cs="Arial"/>
         <w:b/>
         <w:bCs/>
       </w:rPr>
@@ -7305,14 +7543,12 @@
     </w:tcPr>
     <w:tblStylePr w:type="firstRow">
       <w:rPr>
-        <w:rFonts w:ascii="Arial" w:eastAsia="Arial" w:hAnsi="Arial" w:cs="Arial"/>
         <w:b/>
         <w:bCs/>
       </w:rPr>
     </w:tblStylePr>
     <w:tblStylePr w:type="lastRow">
       <w:rPr>
-        <w:rFonts w:ascii="Arial" w:eastAsia="Arial" w:hAnsi="Arial" w:cs="Arial"/>
         <w:b/>
         <w:bCs/>
       </w:rPr>
@@ -7325,14 +7561,12 @@
     </w:tblStylePr>
     <w:tblStylePr w:type="firstCol">
       <w:rPr>
-        <w:rFonts w:ascii="Arial" w:eastAsia="Arial" w:hAnsi="Arial" w:cs="Arial"/>
         <w:b/>
         <w:bCs/>
       </w:rPr>
     </w:tblStylePr>
     <w:tblStylePr w:type="lastCol">
       <w:rPr>
-        <w:rFonts w:ascii="Arial" w:eastAsia="Arial" w:hAnsi="Arial" w:cs="Arial"/>
         <w:b/>
         <w:bCs/>
       </w:rPr>
@@ -7375,14 +7609,12 @@
     </w:tcPr>
     <w:tblStylePr w:type="firstRow">
       <w:rPr>
-        <w:rFonts w:ascii="Arial" w:eastAsia="Arial" w:hAnsi="Arial" w:cs="Arial"/>
         <w:b/>
         <w:bCs/>
       </w:rPr>
     </w:tblStylePr>
     <w:tblStylePr w:type="lastRow">
       <w:rPr>
-        <w:rFonts w:ascii="Arial" w:eastAsia="Arial" w:hAnsi="Arial" w:cs="Arial"/>
         <w:b/>
         <w:bCs/>
       </w:rPr>
@@ -7395,14 +7627,12 @@
     </w:tblStylePr>
     <w:tblStylePr w:type="firstCol">
       <w:rPr>
-        <w:rFonts w:ascii="Arial" w:eastAsia="Arial" w:hAnsi="Arial" w:cs="Arial"/>
         <w:b/>
         <w:bCs/>
       </w:rPr>
     </w:tblStylePr>
     <w:tblStylePr w:type="lastCol">
       <w:rPr>
-        <w:rFonts w:ascii="Arial" w:eastAsia="Arial" w:hAnsi="Arial" w:cs="Arial"/>
         <w:b/>
         <w:bCs/>
       </w:rPr>
@@ -7445,14 +7675,12 @@
     </w:tcPr>
     <w:tblStylePr w:type="firstRow">
       <w:rPr>
-        <w:rFonts w:ascii="Arial" w:eastAsia="Arial" w:hAnsi="Arial" w:cs="Arial"/>
         <w:b/>
         <w:bCs/>
       </w:rPr>
     </w:tblStylePr>
     <w:tblStylePr w:type="lastRow">
       <w:rPr>
-        <w:rFonts w:ascii="Arial" w:eastAsia="Arial" w:hAnsi="Arial" w:cs="Arial"/>
         <w:b/>
         <w:bCs/>
       </w:rPr>
@@ -7465,14 +7693,12 @@
     </w:tblStylePr>
     <w:tblStylePr w:type="firstCol">
       <w:rPr>
-        <w:rFonts w:ascii="Arial" w:eastAsia="Arial" w:hAnsi="Arial" w:cs="Arial"/>
         <w:b/>
         <w:bCs/>
       </w:rPr>
     </w:tblStylePr>
     <w:tblStylePr w:type="lastCol">
       <w:rPr>
-        <w:rFonts w:ascii="Arial" w:eastAsia="Arial" w:hAnsi="Arial" w:cs="Arial"/>
         <w:b/>
         <w:bCs/>
       </w:rPr>
@@ -7515,14 +7741,12 @@
     </w:tcPr>
     <w:tblStylePr w:type="firstRow">
       <w:rPr>
-        <w:rFonts w:ascii="Arial" w:eastAsia="Arial" w:hAnsi="Arial" w:cs="Arial"/>
         <w:b/>
         <w:bCs/>
       </w:rPr>
     </w:tblStylePr>
     <w:tblStylePr w:type="lastRow">
       <w:rPr>
-        <w:rFonts w:ascii="Arial" w:eastAsia="Arial" w:hAnsi="Arial" w:cs="Arial"/>
         <w:b/>
         <w:bCs/>
       </w:rPr>
@@ -7535,14 +7759,12 @@
     </w:tblStylePr>
     <w:tblStylePr w:type="firstCol">
       <w:rPr>
-        <w:rFonts w:ascii="Arial" w:eastAsia="Arial" w:hAnsi="Arial" w:cs="Arial"/>
         <w:b/>
         <w:bCs/>
       </w:rPr>
     </w:tblStylePr>
     <w:tblStylePr w:type="lastCol">
       <w:rPr>
-        <w:rFonts w:ascii="Arial" w:eastAsia="Arial" w:hAnsi="Arial" w:cs="Arial"/>
         <w:b/>
         <w:bCs/>
       </w:rPr>
@@ -7585,14 +7807,12 @@
     </w:tcPr>
     <w:tblStylePr w:type="firstRow">
       <w:rPr>
-        <w:rFonts w:ascii="Arial" w:eastAsia="Arial" w:hAnsi="Arial" w:cs="Arial"/>
         <w:b/>
         <w:bCs/>
       </w:rPr>
     </w:tblStylePr>
     <w:tblStylePr w:type="lastRow">
       <w:rPr>
-        <w:rFonts w:ascii="Arial" w:eastAsia="Arial" w:hAnsi="Arial" w:cs="Arial"/>
         <w:b/>
         <w:bCs/>
       </w:rPr>
@@ -7605,14 +7825,12 @@
     </w:tblStylePr>
     <w:tblStylePr w:type="firstCol">
       <w:rPr>
-        <w:rFonts w:ascii="Arial" w:eastAsia="Arial" w:hAnsi="Arial" w:cs="Arial"/>
         <w:b/>
         <w:bCs/>
       </w:rPr>
     </w:tblStylePr>
     <w:tblStylePr w:type="lastCol">
       <w:rPr>
-        <w:rFonts w:ascii="Arial" w:eastAsia="Arial" w:hAnsi="Arial" w:cs="Arial"/>
         <w:b/>
         <w:bCs/>
       </w:rPr>
@@ -7655,14 +7873,12 @@
     </w:tcPr>
     <w:tblStylePr w:type="firstRow">
       <w:rPr>
-        <w:rFonts w:ascii="Arial" w:eastAsia="Arial" w:hAnsi="Arial" w:cs="Arial"/>
         <w:b/>
         <w:bCs/>
       </w:rPr>
     </w:tblStylePr>
     <w:tblStylePr w:type="lastRow">
       <w:rPr>
-        <w:rFonts w:ascii="Arial" w:eastAsia="Arial" w:hAnsi="Arial" w:cs="Arial"/>
         <w:b/>
         <w:bCs/>
       </w:rPr>
@@ -7675,14 +7891,12 @@
     </w:tblStylePr>
     <w:tblStylePr w:type="firstCol">
       <w:rPr>
-        <w:rFonts w:ascii="Arial" w:eastAsia="Arial" w:hAnsi="Arial" w:cs="Arial"/>
         <w:b/>
         <w:bCs/>
       </w:rPr>
     </w:tblStylePr>
     <w:tblStylePr w:type="lastCol">
       <w:rPr>
-        <w:rFonts w:ascii="Arial" w:eastAsia="Arial" w:hAnsi="Arial" w:cs="Arial"/>
         <w:b/>
         <w:bCs/>
       </w:rPr>
@@ -7709,6 +7923,7 @@
       <w:spacing w:after="0" w:line="240" w:lineRule="auto"/>
     </w:pPr>
     <w:rPr>
+      <w:rFonts w:asciiTheme="majorHAnsi" w:eastAsiaTheme="majorEastAsia" w:hAnsiTheme="majorHAnsi" w:cstheme="majorBidi"/>
       <w:color w:val="000000" w:themeColor="text1"/>
     </w:rPr>
     <w:tblPr>
@@ -7728,7 +7943,6 @@
     </w:tcPr>
     <w:tblStylePr w:type="firstRow">
       <w:rPr>
-        <w:rFonts w:ascii="Arial" w:eastAsia="Arial" w:hAnsi="Arial" w:cs="Arial"/>
         <w:b/>
         <w:bCs/>
         <w:color w:val="000000" w:themeColor="text1"/>
@@ -7740,7 +7954,6 @@
     </w:tblStylePr>
     <w:tblStylePr w:type="lastRow">
       <w:rPr>
-        <w:rFonts w:ascii="Arial" w:eastAsia="Arial" w:hAnsi="Arial" w:cs="Arial"/>
         <w:b/>
         <w:bCs/>
         <w:color w:val="000000" w:themeColor="text1"/>
@@ -7760,7 +7973,6 @@
     </w:tblStylePr>
     <w:tblStylePr w:type="firstCol">
       <w:rPr>
-        <w:rFonts w:ascii="Arial" w:eastAsia="Arial" w:hAnsi="Arial" w:cs="Arial"/>
         <w:b/>
         <w:bCs/>
         <w:color w:val="000000" w:themeColor="text1"/>
@@ -7780,7 +7992,6 @@
     </w:tblStylePr>
     <w:tblStylePr w:type="lastCol">
       <w:rPr>
-        <w:rFonts w:ascii="Arial" w:eastAsia="Arial" w:hAnsi="Arial" w:cs="Arial"/>
         <w:b w:val="0"/>
         <w:bCs w:val="0"/>
         <w:color w:val="000000" w:themeColor="text1"/>
@@ -7830,6 +8041,7 @@
       <w:spacing w:after="0" w:line="240" w:lineRule="auto"/>
     </w:pPr>
     <w:rPr>
+      <w:rFonts w:asciiTheme="majorHAnsi" w:eastAsiaTheme="majorEastAsia" w:hAnsiTheme="majorHAnsi" w:cstheme="majorBidi"/>
       <w:color w:val="000000" w:themeColor="text1"/>
     </w:rPr>
     <w:tblPr>
@@ -7849,7 +8061,6 @@
     </w:tcPr>
     <w:tblStylePr w:type="firstRow">
       <w:rPr>
-        <w:rFonts w:ascii="Arial" w:eastAsia="Arial" w:hAnsi="Arial" w:cs="Arial"/>
         <w:b/>
         <w:bCs/>
         <w:color w:val="000000" w:themeColor="text1"/>
@@ -7861,7 +8072,6 @@
     </w:tblStylePr>
     <w:tblStylePr w:type="lastRow">
       <w:rPr>
-        <w:rFonts w:ascii="Arial" w:eastAsia="Arial" w:hAnsi="Arial" w:cs="Arial"/>
         <w:b/>
         <w:bCs/>
         <w:color w:val="000000" w:themeColor="text1"/>
@@ -7881,7 +8091,6 @@
     </w:tblStylePr>
     <w:tblStylePr w:type="firstCol">
       <w:rPr>
-        <w:rFonts w:ascii="Arial" w:eastAsia="Arial" w:hAnsi="Arial" w:cs="Arial"/>
         <w:b/>
         <w:bCs/>
         <w:color w:val="000000" w:themeColor="text1"/>
@@ -7901,7 +8110,6 @@
     </w:tblStylePr>
     <w:tblStylePr w:type="lastCol">
       <w:rPr>
-        <w:rFonts w:ascii="Arial" w:eastAsia="Arial" w:hAnsi="Arial" w:cs="Arial"/>
         <w:b w:val="0"/>
         <w:bCs w:val="0"/>
         <w:color w:val="000000" w:themeColor="text1"/>
@@ -7951,6 +8159,7 @@
       <w:spacing w:after="0" w:line="240" w:lineRule="auto"/>
     </w:pPr>
     <w:rPr>
+      <w:rFonts w:asciiTheme="majorHAnsi" w:eastAsiaTheme="majorEastAsia" w:hAnsiTheme="majorHAnsi" w:cstheme="majorBidi"/>
       <w:color w:val="000000" w:themeColor="text1"/>
     </w:rPr>
     <w:tblPr>
@@ -7970,7 +8179,6 @@
     </w:tcPr>
     <w:tblStylePr w:type="firstRow">
       <w:rPr>
-        <w:rFonts w:ascii="Arial" w:eastAsia="Arial" w:hAnsi="Arial" w:cs="Arial"/>
         <w:b/>
         <w:bCs/>
         <w:color w:val="000000" w:themeColor="text1"/>
@@ -7982,7 +8190,6 @@
     </w:tblStylePr>
     <w:tblStylePr w:type="lastRow">
       <w:rPr>
-        <w:rFonts w:ascii="Arial" w:eastAsia="Arial" w:hAnsi="Arial" w:cs="Arial"/>
         <w:b/>
         <w:bCs/>
         <w:color w:val="000000" w:themeColor="text1"/>
@@ -8002,7 +8209,6 @@
     </w:tblStylePr>
     <w:tblStylePr w:type="firstCol">
       <w:rPr>
-        <w:rFonts w:ascii="Arial" w:eastAsia="Arial" w:hAnsi="Arial" w:cs="Arial"/>
         <w:b/>
         <w:bCs/>
         <w:color w:val="000000" w:themeColor="text1"/>
@@ -8022,7 +8228,6 @@
     </w:tblStylePr>
     <w:tblStylePr w:type="lastCol">
       <w:rPr>
-        <w:rFonts w:ascii="Arial" w:eastAsia="Arial" w:hAnsi="Arial" w:cs="Arial"/>
         <w:b w:val="0"/>
         <w:bCs w:val="0"/>
         <w:color w:val="000000" w:themeColor="text1"/>
@@ -8072,6 +8277,7 @@
       <w:spacing w:after="0" w:line="240" w:lineRule="auto"/>
     </w:pPr>
     <w:rPr>
+      <w:rFonts w:asciiTheme="majorHAnsi" w:eastAsiaTheme="majorEastAsia" w:hAnsiTheme="majorHAnsi" w:cstheme="majorBidi"/>
       <w:color w:val="000000" w:themeColor="text1"/>
     </w:rPr>
     <w:tblPr>
@@ -8091,7 +8297,6 @@
     </w:tcPr>
     <w:tblStylePr w:type="firstRow">
       <w:rPr>
-        <w:rFonts w:ascii="Arial" w:eastAsia="Arial" w:hAnsi="Arial" w:cs="Arial"/>
         <w:b/>
         <w:bCs/>
         <w:color w:val="000000" w:themeColor="text1"/>
@@ -8103,7 +8308,6 @@
     </w:tblStylePr>
     <w:tblStylePr w:type="lastRow">
       <w:rPr>
-        <w:rFonts w:ascii="Arial" w:eastAsia="Arial" w:hAnsi="Arial" w:cs="Arial"/>
         <w:b/>
         <w:bCs/>
         <w:color w:val="000000" w:themeColor="text1"/>
@@ -8123,7 +8327,6 @@
     </w:tblStylePr>
     <w:tblStylePr w:type="firstCol">
       <w:rPr>
-        <w:rFonts w:ascii="Arial" w:eastAsia="Arial" w:hAnsi="Arial" w:cs="Arial"/>
         <w:b/>
         <w:bCs/>
         <w:color w:val="000000" w:themeColor="text1"/>
@@ -8143,7 +8346,6 @@
     </w:tblStylePr>
     <w:tblStylePr w:type="lastCol">
       <w:rPr>
-        <w:rFonts w:ascii="Arial" w:eastAsia="Arial" w:hAnsi="Arial" w:cs="Arial"/>
         <w:b w:val="0"/>
         <w:bCs w:val="0"/>
         <w:color w:val="000000" w:themeColor="text1"/>
@@ -8193,6 +8395,7 @@
       <w:spacing w:after="0" w:line="240" w:lineRule="auto"/>
     </w:pPr>
     <w:rPr>
+      <w:rFonts w:asciiTheme="majorHAnsi" w:eastAsiaTheme="majorEastAsia" w:hAnsiTheme="majorHAnsi" w:cstheme="majorBidi"/>
       <w:color w:val="000000" w:themeColor="text1"/>
     </w:rPr>
     <w:tblPr>
@@ -8212,7 +8415,6 @@
     </w:tcPr>
     <w:tblStylePr w:type="firstRow">
       <w:rPr>
-        <w:rFonts w:ascii="Arial" w:eastAsia="Arial" w:hAnsi="Arial" w:cs="Arial"/>
         <w:b/>
         <w:bCs/>
         <w:color w:val="000000" w:themeColor="text1"/>
@@ -8224,7 +8426,6 @@
     </w:tblStylePr>
     <w:tblStylePr w:type="lastRow">
       <w:rPr>
-        <w:rFonts w:ascii="Arial" w:eastAsia="Arial" w:hAnsi="Arial" w:cs="Arial"/>
         <w:b/>
         <w:bCs/>
         <w:color w:val="000000" w:themeColor="text1"/>
@@ -8244,7 +8445,6 @@
     </w:tblStylePr>
     <w:tblStylePr w:type="firstCol">
       <w:rPr>
-        <w:rFonts w:ascii="Arial" w:eastAsia="Arial" w:hAnsi="Arial" w:cs="Arial"/>
         <w:b/>
         <w:bCs/>
         <w:color w:val="000000" w:themeColor="text1"/>
@@ -8264,7 +8464,6 @@
     </w:tblStylePr>
     <w:tblStylePr w:type="lastCol">
       <w:rPr>
-        <w:rFonts w:ascii="Arial" w:eastAsia="Arial" w:hAnsi="Arial" w:cs="Arial"/>
         <w:b w:val="0"/>
         <w:bCs w:val="0"/>
         <w:color w:val="000000" w:themeColor="text1"/>
@@ -8314,6 +8513,7 @@
       <w:spacing w:after="0" w:line="240" w:lineRule="auto"/>
     </w:pPr>
     <w:rPr>
+      <w:rFonts w:asciiTheme="majorHAnsi" w:eastAsiaTheme="majorEastAsia" w:hAnsiTheme="majorHAnsi" w:cstheme="majorBidi"/>
       <w:color w:val="000000" w:themeColor="text1"/>
     </w:rPr>
     <w:tblPr>
@@ -8333,7 +8533,6 @@
     </w:tcPr>
     <w:tblStylePr w:type="firstRow">
       <w:rPr>
-        <w:rFonts w:ascii="Arial" w:eastAsia="Arial" w:hAnsi="Arial" w:cs="Arial"/>
         <w:b/>
         <w:bCs/>
         <w:color w:val="000000" w:themeColor="text1"/>
@@ -8345,7 +8544,6 @@
     </w:tblStylePr>
     <w:tblStylePr w:type="lastRow">
       <w:rPr>
-        <w:rFonts w:ascii="Arial" w:eastAsia="Arial" w:hAnsi="Arial" w:cs="Arial"/>
         <w:b/>
         <w:bCs/>
         <w:color w:val="000000" w:themeColor="text1"/>
@@ -8365,7 +8563,6 @@
     </w:tblStylePr>
     <w:tblStylePr w:type="firstCol">
       <w:rPr>
-        <w:rFonts w:ascii="Arial" w:eastAsia="Arial" w:hAnsi="Arial" w:cs="Arial"/>
         <w:b/>
         <w:bCs/>
         <w:color w:val="000000" w:themeColor="text1"/>
@@ -8385,7 +8582,6 @@
     </w:tblStylePr>
     <w:tblStylePr w:type="lastCol">
       <w:rPr>
-        <w:rFonts w:ascii="Arial" w:eastAsia="Arial" w:hAnsi="Arial" w:cs="Arial"/>
         <w:b w:val="0"/>
         <w:bCs w:val="0"/>
         <w:color w:val="000000" w:themeColor="text1"/>
@@ -8435,6 +8631,7 @@
       <w:spacing w:after="0" w:line="240" w:lineRule="auto"/>
     </w:pPr>
     <w:rPr>
+      <w:rFonts w:asciiTheme="majorHAnsi" w:eastAsiaTheme="majorEastAsia" w:hAnsiTheme="majorHAnsi" w:cstheme="majorBidi"/>
       <w:color w:val="000000" w:themeColor="text1"/>
     </w:rPr>
     <w:tblPr>
@@ -8454,7 +8651,6 @@
     </w:tcPr>
     <w:tblStylePr w:type="firstRow">
       <w:rPr>
-        <w:rFonts w:ascii="Arial" w:eastAsia="Arial" w:hAnsi="Arial" w:cs="Arial"/>
         <w:b/>
         <w:bCs/>
         <w:color w:val="000000" w:themeColor="text1"/>
@@ -8466,7 +8662,6 @@
     </w:tblStylePr>
     <w:tblStylePr w:type="lastRow">
       <w:rPr>
-        <w:rFonts w:ascii="Arial" w:eastAsia="Arial" w:hAnsi="Arial" w:cs="Arial"/>
         <w:b/>
         <w:bCs/>
         <w:color w:val="000000" w:themeColor="text1"/>
@@ -8486,7 +8681,6 @@
     </w:tblStylePr>
     <w:tblStylePr w:type="firstCol">
       <w:rPr>
-        <w:rFonts w:ascii="Arial" w:eastAsia="Arial" w:hAnsi="Arial" w:cs="Arial"/>
         <w:b/>
         <w:bCs/>
         <w:color w:val="000000" w:themeColor="text1"/>
@@ -8506,7 +8700,6 @@
     </w:tblStylePr>
     <w:tblStylePr w:type="lastCol">
       <w:rPr>
-        <w:rFonts w:ascii="Arial" w:eastAsia="Arial" w:hAnsi="Arial" w:cs="Arial"/>
         <w:b w:val="0"/>
         <w:bCs w:val="0"/>
         <w:color w:val="000000" w:themeColor="text1"/>
@@ -8572,7 +8765,6 @@
     </w:tcPr>
     <w:tblStylePr w:type="firstRow">
       <w:rPr>
-        <w:rFonts w:ascii="Arial" w:eastAsia="Arial" w:hAnsi="Arial" w:cs="Arial"/>
         <w:b/>
         <w:bCs/>
         <w:i w:val="0"/>
@@ -8594,7 +8786,6 @@
     </w:tblStylePr>
     <w:tblStylePr w:type="lastRow">
       <w:rPr>
-        <w:rFonts w:ascii="Arial" w:eastAsia="Arial" w:hAnsi="Arial" w:cs="Arial"/>
         <w:b/>
         <w:bCs/>
         <w:i w:val="0"/>
@@ -8616,7 +8807,6 @@
     </w:tblStylePr>
     <w:tblStylePr w:type="firstCol">
       <w:rPr>
-        <w:rFonts w:ascii="Arial" w:eastAsia="Arial" w:hAnsi="Arial" w:cs="Arial"/>
         <w:b/>
         <w:bCs/>
         <w:i w:val="0"/>
@@ -8636,7 +8826,6 @@
     </w:tblStylePr>
     <w:tblStylePr w:type="lastCol">
       <w:rPr>
-        <w:rFonts w:ascii="Arial" w:eastAsia="Arial" w:hAnsi="Arial" w:cs="Arial"/>
         <w:b/>
         <w:bCs/>
         <w:i w:val="0"/>
@@ -8710,7 +8899,6 @@
     </w:tcPr>
     <w:tblStylePr w:type="firstRow">
       <w:rPr>
-        <w:rFonts w:ascii="Arial" w:eastAsia="Arial" w:hAnsi="Arial" w:cs="Arial"/>
         <w:b/>
         <w:bCs/>
         <w:i w:val="0"/>
@@ -8732,7 +8920,6 @@
     </w:tblStylePr>
     <w:tblStylePr w:type="lastRow">
       <w:rPr>
-        <w:rFonts w:ascii="Arial" w:eastAsia="Arial" w:hAnsi="Arial" w:cs="Arial"/>
         <w:b/>
         <w:bCs/>
         <w:i w:val="0"/>
@@ -8754,7 +8941,6 @@
     </w:tblStylePr>
     <w:tblStylePr w:type="firstCol">
       <w:rPr>
-        <w:rFonts w:ascii="Arial" w:eastAsia="Arial" w:hAnsi="Arial" w:cs="Arial"/>
         <w:b/>
         <w:bCs/>
         <w:i w:val="0"/>
@@ -8774,7 +8960,6 @@
     </w:tblStylePr>
     <w:tblStylePr w:type="lastCol">
       <w:rPr>
-        <w:rFonts w:ascii="Arial" w:eastAsia="Arial" w:hAnsi="Arial" w:cs="Arial"/>
         <w:b/>
         <w:bCs/>
         <w:i w:val="0"/>
@@ -8848,7 +9033,6 @@
     </w:tcPr>
     <w:tblStylePr w:type="firstRow">
       <w:rPr>
-        <w:rFonts w:ascii="Arial" w:eastAsia="Arial" w:hAnsi="Arial" w:cs="Arial"/>
         <w:b/>
         <w:bCs/>
         <w:i w:val="0"/>
@@ -8870,7 +9054,6 @@
     </w:tblStylePr>
     <w:tblStylePr w:type="lastRow">
       <w:rPr>
-        <w:rFonts w:ascii="Arial" w:eastAsia="Arial" w:hAnsi="Arial" w:cs="Arial"/>
         <w:b/>
         <w:bCs/>
         <w:i w:val="0"/>
@@ -8892,7 +9075,6 @@
     </w:tblStylePr>
     <w:tblStylePr w:type="firstCol">
       <w:rPr>
-        <w:rFonts w:ascii="Arial" w:eastAsia="Arial" w:hAnsi="Arial" w:cs="Arial"/>
         <w:b/>
         <w:bCs/>
         <w:i w:val="0"/>
@@ -8912,7 +9094,6 @@
     </w:tblStylePr>
     <w:tblStylePr w:type="lastCol">
       <w:rPr>
-        <w:rFonts w:ascii="Arial" w:eastAsia="Arial" w:hAnsi="Arial" w:cs="Arial"/>
         <w:b/>
         <w:bCs/>
         <w:i w:val="0"/>
@@ -8986,7 +9167,6 @@
     </w:tcPr>
     <w:tblStylePr w:type="firstRow">
       <w:rPr>
-        <w:rFonts w:ascii="Arial" w:eastAsia="Arial" w:hAnsi="Arial" w:cs="Arial"/>
         <w:b/>
         <w:bCs/>
         <w:i w:val="0"/>
@@ -9008,7 +9188,6 @@
     </w:tblStylePr>
     <w:tblStylePr w:type="lastRow">
       <w:rPr>
-        <w:rFonts w:ascii="Arial" w:eastAsia="Arial" w:hAnsi="Arial" w:cs="Arial"/>
         <w:b/>
         <w:bCs/>
         <w:i w:val="0"/>
@@ -9030,7 +9209,6 @@
     </w:tblStylePr>
     <w:tblStylePr w:type="firstCol">
       <w:rPr>
-        <w:rFonts w:ascii="Arial" w:eastAsia="Arial" w:hAnsi="Arial" w:cs="Arial"/>
         <w:b/>
         <w:bCs/>
         <w:i w:val="0"/>
@@ -9050,7 +9228,6 @@
     </w:tblStylePr>
     <w:tblStylePr w:type="lastCol">
       <w:rPr>
-        <w:rFonts w:ascii="Arial" w:eastAsia="Arial" w:hAnsi="Arial" w:cs="Arial"/>
         <w:b/>
         <w:bCs/>
         <w:i w:val="0"/>
@@ -9124,7 +9301,6 @@
     </w:tcPr>
     <w:tblStylePr w:type="firstRow">
       <w:rPr>
-        <w:rFonts w:ascii="Arial" w:eastAsia="Arial" w:hAnsi="Arial" w:cs="Arial"/>
         <w:b/>
         <w:bCs/>
         <w:i w:val="0"/>
@@ -9146,7 +9322,6 @@
     </w:tblStylePr>
     <w:tblStylePr w:type="lastRow">
       <w:rPr>
-        <w:rFonts w:ascii="Arial" w:eastAsia="Arial" w:hAnsi="Arial" w:cs="Arial"/>
         <w:b/>
         <w:bCs/>
         <w:i w:val="0"/>
@@ -9168,7 +9343,6 @@
     </w:tblStylePr>
     <w:tblStylePr w:type="firstCol">
       <w:rPr>
-        <w:rFonts w:ascii="Arial" w:eastAsia="Arial" w:hAnsi="Arial" w:cs="Arial"/>
         <w:b/>
         <w:bCs/>
         <w:i w:val="0"/>
@@ -9188,7 +9362,6 @@
     </w:tblStylePr>
     <w:tblStylePr w:type="lastCol">
       <w:rPr>
-        <w:rFonts w:ascii="Arial" w:eastAsia="Arial" w:hAnsi="Arial" w:cs="Arial"/>
         <w:b/>
         <w:bCs/>
         <w:i w:val="0"/>
@@ -9262,7 +9435,6 @@
     </w:tcPr>
     <w:tblStylePr w:type="firstRow">
       <w:rPr>
-        <w:rFonts w:ascii="Arial" w:eastAsia="Arial" w:hAnsi="Arial" w:cs="Arial"/>
         <w:b/>
         <w:bCs/>
         <w:i w:val="0"/>
@@ -9284,7 +9456,6 @@
     </w:tblStylePr>
     <w:tblStylePr w:type="lastRow">
       <w:rPr>
-        <w:rFonts w:ascii="Arial" w:eastAsia="Arial" w:hAnsi="Arial" w:cs="Arial"/>
         <w:b/>
         <w:bCs/>
         <w:i w:val="0"/>
@@ -9306,7 +9477,6 @@
     </w:tblStylePr>
     <w:tblStylePr w:type="firstCol">
       <w:rPr>
-        <w:rFonts w:ascii="Arial" w:eastAsia="Arial" w:hAnsi="Arial" w:cs="Arial"/>
         <w:b/>
         <w:bCs/>
         <w:i w:val="0"/>
@@ -9326,7 +9496,6 @@
     </w:tblStylePr>
     <w:tblStylePr w:type="lastCol">
       <w:rPr>
-        <w:rFonts w:ascii="Arial" w:eastAsia="Arial" w:hAnsi="Arial" w:cs="Arial"/>
         <w:b/>
         <w:bCs/>
         <w:i w:val="0"/>
@@ -9400,7 +9569,6 @@
     </w:tcPr>
     <w:tblStylePr w:type="firstRow">
       <w:rPr>
-        <w:rFonts w:ascii="Arial" w:eastAsia="Arial" w:hAnsi="Arial" w:cs="Arial"/>
         <w:b/>
         <w:bCs/>
         <w:i w:val="0"/>
@@ -9422,7 +9590,6 @@
     </w:tblStylePr>
     <w:tblStylePr w:type="lastRow">
       <w:rPr>
-        <w:rFonts w:ascii="Arial" w:eastAsia="Arial" w:hAnsi="Arial" w:cs="Arial"/>
         <w:b/>
         <w:bCs/>
         <w:i w:val="0"/>
@@ -9444,7 +9611,6 @@
     </w:tblStylePr>
     <w:tblStylePr w:type="firstCol">
       <w:rPr>
-        <w:rFonts w:ascii="Arial" w:eastAsia="Arial" w:hAnsi="Arial" w:cs="Arial"/>
         <w:b/>
         <w:bCs/>
         <w:i w:val="0"/>
@@ -9464,7 +9630,6 @@
     </w:tblStylePr>
     <w:tblStylePr w:type="lastCol">
       <w:rPr>
-        <w:rFonts w:ascii="Arial" w:eastAsia="Arial" w:hAnsi="Arial" w:cs="Arial"/>
         <w:b/>
         <w:bCs/>
         <w:i w:val="0"/>
@@ -9533,7 +9698,6 @@
     </w:tcPr>
     <w:tblStylePr w:type="firstRow">
       <w:rPr>
-        <w:rFonts w:ascii="Arial" w:eastAsia="Arial" w:hAnsi="Arial" w:cs="Arial"/>
         <w:b/>
         <w:bCs/>
       </w:rPr>
@@ -9641,7 +9805,6 @@
     </w:tcPr>
     <w:tblStylePr w:type="firstRow">
       <w:rPr>
-        <w:rFonts w:ascii="Arial" w:eastAsia="Arial" w:hAnsi="Arial" w:cs="Arial"/>
         <w:b/>
         <w:bCs/>
       </w:rPr>
@@ -9749,7 +9912,6 @@
     </w:tcPr>
     <w:tblStylePr w:type="firstRow">
       <w:rPr>
-        <w:rFonts w:ascii="Arial" w:eastAsia="Arial" w:hAnsi="Arial" w:cs="Arial"/>
         <w:b/>
         <w:bCs/>
       </w:rPr>
@@ -9857,7 +10019,6 @@
     </w:tcPr>
     <w:tblStylePr w:type="firstRow">
       <w:rPr>
-        <w:rFonts w:ascii="Arial" w:eastAsia="Arial" w:hAnsi="Arial" w:cs="Arial"/>
         <w:b/>
         <w:bCs/>
       </w:rPr>
@@ -9965,7 +10126,6 @@
     </w:tcPr>
     <w:tblStylePr w:type="firstRow">
       <w:rPr>
-        <w:rFonts w:ascii="Arial" w:eastAsia="Arial" w:hAnsi="Arial" w:cs="Arial"/>
         <w:b/>
         <w:bCs/>
       </w:rPr>
@@ -10073,7 +10233,6 @@
     </w:tcPr>
     <w:tblStylePr w:type="firstRow">
       <w:rPr>
-        <w:rFonts w:ascii="Arial" w:eastAsia="Arial" w:hAnsi="Arial" w:cs="Arial"/>
         <w:b/>
         <w:bCs/>
       </w:rPr>
@@ -10181,7 +10340,6 @@
     </w:tcPr>
     <w:tblStylePr w:type="firstRow">
       <w:rPr>
-        <w:rFonts w:ascii="Arial" w:eastAsia="Arial" w:hAnsi="Arial" w:cs="Arial"/>
         <w:b/>
         <w:bCs/>
       </w:rPr>
@@ -10297,7 +10455,6 @@
     </w:tcPr>
     <w:tblStylePr w:type="firstRow">
       <w:rPr>
-        <w:rFonts w:ascii="Arial" w:eastAsia="Arial" w:hAnsi="Arial" w:cs="Arial"/>
         <w:b/>
         <w:bCs/>
       </w:rPr>
@@ -10316,7 +10473,6 @@
     </w:tblStylePr>
     <w:tblStylePr w:type="lastRow">
       <w:rPr>
-        <w:rFonts w:ascii="Arial" w:eastAsia="Arial" w:hAnsi="Arial" w:cs="Arial"/>
         <w:b/>
         <w:bCs/>
         <w:color w:val="FFFFFF" w:themeColor="background1"/>
@@ -10331,7 +10487,6 @@
     </w:tblStylePr>
     <w:tblStylePr w:type="firstCol">
       <w:rPr>
-        <w:rFonts w:ascii="Arial" w:eastAsia="Arial" w:hAnsi="Arial" w:cs="Arial"/>
         <w:color w:val="FFFFFF" w:themeColor="background1"/>
       </w:rPr>
       <w:tblPr/>
@@ -10349,7 +10504,6 @@
     </w:tblStylePr>
     <w:tblStylePr w:type="lastCol">
       <w:rPr>
-        <w:rFonts w:ascii="Arial" w:eastAsia="Arial" w:hAnsi="Arial" w:cs="Arial"/>
         <w:color w:val="FFFFFF" w:themeColor="background1"/>
       </w:rPr>
       <w:tblPr/>
@@ -10379,13 +10533,11 @@
     </w:tblStylePr>
     <w:tblStylePr w:type="neCell">
       <w:rPr>
-        <w:rFonts w:ascii="Arial" w:eastAsia="Arial" w:hAnsi="Arial" w:cs="Arial"/>
         <w:color w:val="000000" w:themeColor="text1"/>
       </w:rPr>
     </w:tblStylePr>
     <w:tblStylePr w:type="nwCell">
       <w:rPr>
-        <w:rFonts w:ascii="Arial" w:eastAsia="Arial" w:hAnsi="Arial" w:cs="Arial"/>
         <w:color w:val="000000" w:themeColor="text1"/>
       </w:rPr>
     </w:tblStylePr>
@@ -10418,7 +10570,6 @@
     </w:tcPr>
     <w:tblStylePr w:type="firstRow">
       <w:rPr>
-        <w:rFonts w:ascii="Arial" w:eastAsia="Arial" w:hAnsi="Arial" w:cs="Arial"/>
         <w:b/>
         <w:bCs/>
       </w:rPr>
@@ -10437,7 +10588,6 @@
     </w:tblStylePr>
     <w:tblStylePr w:type="lastRow">
       <w:rPr>
-        <w:rFonts w:ascii="Arial" w:eastAsia="Arial" w:hAnsi="Arial" w:cs="Arial"/>
         <w:b/>
         <w:bCs/>
         <w:color w:val="FFFFFF" w:themeColor="background1"/>
@@ -10452,7 +10602,6 @@
     </w:tblStylePr>
     <w:tblStylePr w:type="firstCol">
       <w:rPr>
-        <w:rFonts w:ascii="Arial" w:eastAsia="Arial" w:hAnsi="Arial" w:cs="Arial"/>
         <w:color w:val="FFFFFF" w:themeColor="background1"/>
       </w:rPr>
       <w:tblPr/>
@@ -10470,7 +10619,6 @@
     </w:tblStylePr>
     <w:tblStylePr w:type="lastCol">
       <w:rPr>
-        <w:rFonts w:ascii="Arial" w:eastAsia="Arial" w:hAnsi="Arial" w:cs="Arial"/>
         <w:color w:val="FFFFFF" w:themeColor="background1"/>
       </w:rPr>
       <w:tblPr/>
@@ -10500,13 +10648,11 @@
     </w:tblStylePr>
     <w:tblStylePr w:type="neCell">
       <w:rPr>
-        <w:rFonts w:ascii="Arial" w:eastAsia="Arial" w:hAnsi="Arial" w:cs="Arial"/>
         <w:color w:val="000000" w:themeColor="text1"/>
       </w:rPr>
     </w:tblStylePr>
     <w:tblStylePr w:type="nwCell">
       <w:rPr>
-        <w:rFonts w:ascii="Arial" w:eastAsia="Arial" w:hAnsi="Arial" w:cs="Arial"/>
         <w:color w:val="000000" w:themeColor="text1"/>
       </w:rPr>
     </w:tblStylePr>
@@ -10539,7 +10685,6 @@
     </w:tcPr>
     <w:tblStylePr w:type="firstRow">
       <w:rPr>
-        <w:rFonts w:ascii="Arial" w:eastAsia="Arial" w:hAnsi="Arial" w:cs="Arial"/>
         <w:b/>
         <w:bCs/>
       </w:rPr>
@@ -10558,7 +10703,6 @@
     </w:tblStylePr>
     <w:tblStylePr w:type="lastRow">
       <w:rPr>
-        <w:rFonts w:ascii="Arial" w:eastAsia="Arial" w:hAnsi="Arial" w:cs="Arial"/>
         <w:b/>
         <w:bCs/>
         <w:color w:val="FFFFFF" w:themeColor="background1"/>
@@ -10573,7 +10717,6 @@
     </w:tblStylePr>
     <w:tblStylePr w:type="firstCol">
       <w:rPr>
-        <w:rFonts w:ascii="Arial" w:eastAsia="Arial" w:hAnsi="Arial" w:cs="Arial"/>
         <w:color w:val="FFFFFF" w:themeColor="background1"/>
       </w:rPr>
       <w:tblPr/>
@@ -10591,7 +10734,6 @@
     </w:tblStylePr>
     <w:tblStylePr w:type="lastCol">
       <w:rPr>
-        <w:rFonts w:ascii="Arial" w:eastAsia="Arial" w:hAnsi="Arial" w:cs="Arial"/>
         <w:color w:val="FFFFFF" w:themeColor="background1"/>
       </w:rPr>
       <w:tblPr/>
@@ -10621,13 +10763,11 @@
     </w:tblStylePr>
     <w:tblStylePr w:type="neCell">
       <w:rPr>
-        <w:rFonts w:ascii="Arial" w:eastAsia="Arial" w:hAnsi="Arial" w:cs="Arial"/>
         <w:color w:val="000000" w:themeColor="text1"/>
       </w:rPr>
     </w:tblStylePr>
     <w:tblStylePr w:type="nwCell">
       <w:rPr>
-        <w:rFonts w:ascii="Arial" w:eastAsia="Arial" w:hAnsi="Arial" w:cs="Arial"/>
         <w:color w:val="000000" w:themeColor="text1"/>
       </w:rPr>
     </w:tblStylePr>
@@ -10660,7 +10800,6 @@
     </w:tcPr>
     <w:tblStylePr w:type="firstRow">
       <w:rPr>
-        <w:rFonts w:ascii="Arial" w:eastAsia="Arial" w:hAnsi="Arial" w:cs="Arial"/>
         <w:b/>
         <w:bCs/>
       </w:rPr>
@@ -10679,7 +10818,6 @@
     </w:tblStylePr>
     <w:tblStylePr w:type="lastRow">
       <w:rPr>
-        <w:rFonts w:ascii="Arial" w:eastAsia="Arial" w:hAnsi="Arial" w:cs="Arial"/>
         <w:b/>
         <w:bCs/>
         <w:color w:val="FFFFFF" w:themeColor="background1"/>
@@ -10694,7 +10832,6 @@
     </w:tblStylePr>
     <w:tblStylePr w:type="firstCol">
       <w:rPr>
-        <w:rFonts w:ascii="Arial" w:eastAsia="Arial" w:hAnsi="Arial" w:cs="Arial"/>
         <w:color w:val="FFFFFF" w:themeColor="background1"/>
       </w:rPr>
       <w:tblPr/>
@@ -10712,7 +10849,6 @@
     </w:tblStylePr>
     <w:tblStylePr w:type="lastCol">
       <w:rPr>
-        <w:rFonts w:ascii="Arial" w:eastAsia="Arial" w:hAnsi="Arial" w:cs="Arial"/>
         <w:color w:val="FFFFFF" w:themeColor="background1"/>
       </w:rPr>
       <w:tblPr/>
@@ -10769,7 +10905,6 @@
     </w:tcPr>
     <w:tblStylePr w:type="firstRow">
       <w:rPr>
-        <w:rFonts w:ascii="Arial" w:eastAsia="Arial" w:hAnsi="Arial" w:cs="Arial"/>
         <w:b/>
         <w:bCs/>
       </w:rPr>
@@ -10788,7 +10923,6 @@
     </w:tblStylePr>
     <w:tblStylePr w:type="lastRow">
       <w:rPr>
-        <w:rFonts w:ascii="Arial" w:eastAsia="Arial" w:hAnsi="Arial" w:cs="Arial"/>
         <w:b/>
         <w:bCs/>
         <w:color w:val="FFFFFF" w:themeColor="background1"/>
@@ -10803,7 +10937,6 @@
     </w:tblStylePr>
     <w:tblStylePr w:type="firstCol">
       <w:rPr>
-        <w:rFonts w:ascii="Arial" w:eastAsia="Arial" w:hAnsi="Arial" w:cs="Arial"/>
         <w:color w:val="FFFFFF" w:themeColor="background1"/>
       </w:rPr>
       <w:tblPr/>
@@ -10821,7 +10954,6 @@
     </w:tblStylePr>
     <w:tblStylePr w:type="lastCol">
       <w:rPr>
-        <w:rFonts w:ascii="Arial" w:eastAsia="Arial" w:hAnsi="Arial" w:cs="Arial"/>
         <w:color w:val="FFFFFF" w:themeColor="background1"/>
       </w:rPr>
       <w:tblPr/>
@@ -10851,13 +10983,11 @@
     </w:tblStylePr>
     <w:tblStylePr w:type="neCell">
       <w:rPr>
-        <w:rFonts w:ascii="Arial" w:eastAsia="Arial" w:hAnsi="Arial" w:cs="Arial"/>
         <w:color w:val="000000" w:themeColor="text1"/>
       </w:rPr>
     </w:tblStylePr>
     <w:tblStylePr w:type="nwCell">
       <w:rPr>
-        <w:rFonts w:ascii="Arial" w:eastAsia="Arial" w:hAnsi="Arial" w:cs="Arial"/>
         <w:color w:val="000000" w:themeColor="text1"/>
       </w:rPr>
     </w:tblStylePr>
@@ -10890,7 +11020,6 @@
     </w:tcPr>
     <w:tblStylePr w:type="firstRow">
       <w:rPr>
-        <w:rFonts w:ascii="Arial" w:eastAsia="Arial" w:hAnsi="Arial" w:cs="Arial"/>
         <w:b/>
         <w:bCs/>
       </w:rPr>
@@ -10909,7 +11038,6 @@
     </w:tblStylePr>
     <w:tblStylePr w:type="lastRow">
       <w:rPr>
-        <w:rFonts w:ascii="Arial" w:eastAsia="Arial" w:hAnsi="Arial" w:cs="Arial"/>
         <w:b/>
         <w:bCs/>
         <w:color w:val="FFFFFF" w:themeColor="background1"/>
@@ -10924,7 +11052,6 @@
     </w:tblStylePr>
     <w:tblStylePr w:type="firstCol">
       <w:rPr>
-        <w:rFonts w:ascii="Arial" w:eastAsia="Arial" w:hAnsi="Arial" w:cs="Arial"/>
         <w:color w:val="FFFFFF" w:themeColor="background1"/>
       </w:rPr>
       <w:tblPr/>
@@ -10942,7 +11069,6 @@
     </w:tblStylePr>
     <w:tblStylePr w:type="lastCol">
       <w:rPr>
-        <w:rFonts w:ascii="Arial" w:eastAsia="Arial" w:hAnsi="Arial" w:cs="Arial"/>
         <w:color w:val="FFFFFF" w:themeColor="background1"/>
       </w:rPr>
       <w:tblPr/>
@@ -10972,13 +11098,11 @@
     </w:tblStylePr>
     <w:tblStylePr w:type="neCell">
       <w:rPr>
-        <w:rFonts w:ascii="Arial" w:eastAsia="Arial" w:hAnsi="Arial" w:cs="Arial"/>
         <w:color w:val="000000" w:themeColor="text1"/>
       </w:rPr>
     </w:tblStylePr>
     <w:tblStylePr w:type="nwCell">
       <w:rPr>
-        <w:rFonts w:ascii="Arial" w:eastAsia="Arial" w:hAnsi="Arial" w:cs="Arial"/>
         <w:color w:val="000000" w:themeColor="text1"/>
       </w:rPr>
     </w:tblStylePr>
@@ -11011,7 +11135,6 @@
     </w:tcPr>
     <w:tblStylePr w:type="firstRow">
       <w:rPr>
-        <w:rFonts w:ascii="Arial" w:eastAsia="Arial" w:hAnsi="Arial" w:cs="Arial"/>
         <w:b/>
         <w:bCs/>
       </w:rPr>
@@ -11030,7 +11153,6 @@
     </w:tblStylePr>
     <w:tblStylePr w:type="lastRow">
       <w:rPr>
-        <w:rFonts w:ascii="Arial" w:eastAsia="Arial" w:hAnsi="Arial" w:cs="Arial"/>
         <w:b/>
         <w:bCs/>
         <w:color w:val="FFFFFF" w:themeColor="background1"/>
@@ -11045,7 +11167,6 @@
     </w:tblStylePr>
     <w:tblStylePr w:type="firstCol">
       <w:rPr>
-        <w:rFonts w:ascii="Arial" w:eastAsia="Arial" w:hAnsi="Arial" w:cs="Arial"/>
         <w:color w:val="FFFFFF" w:themeColor="background1"/>
       </w:rPr>
       <w:tblPr/>
@@ -11063,7 +11184,6 @@
     </w:tblStylePr>
     <w:tblStylePr w:type="lastCol">
       <w:rPr>
-        <w:rFonts w:ascii="Arial" w:eastAsia="Arial" w:hAnsi="Arial" w:cs="Arial"/>
         <w:color w:val="FFFFFF" w:themeColor="background1"/>
       </w:rPr>
       <w:tblPr/>
@@ -11093,13 +11213,11 @@
     </w:tblStylePr>
     <w:tblStylePr w:type="neCell">
       <w:rPr>
-        <w:rFonts w:ascii="Arial" w:eastAsia="Arial" w:hAnsi="Arial" w:cs="Arial"/>
         <w:color w:val="000000" w:themeColor="text1"/>
       </w:rPr>
     </w:tblStylePr>
     <w:tblStylePr w:type="nwCell">
       <w:rPr>
-        <w:rFonts w:ascii="Arial" w:eastAsia="Arial" w:hAnsi="Arial" w:cs="Arial"/>
         <w:color w:val="000000" w:themeColor="text1"/>
       </w:rPr>
     </w:tblStylePr>
@@ -11124,7 +11242,6 @@
     </w:tcPr>
     <w:tblStylePr w:type="firstRow">
       <w:rPr>
-        <w:rFonts w:ascii="Arial" w:eastAsia="Arial" w:hAnsi="Arial" w:cs="Arial"/>
         <w:b/>
         <w:bCs/>
         <w:color w:val="FFFFFF" w:themeColor="background1"/>
@@ -11139,7 +11256,6 @@
     </w:tblStylePr>
     <w:tblStylePr w:type="lastRow">
       <w:rPr>
-        <w:rFonts w:ascii="Arial" w:eastAsia="Arial" w:hAnsi="Arial" w:cs="Arial"/>
         <w:b/>
         <w:bCs/>
         <w:color w:val="9E3A38" w:themeColor="accent2" w:themeShade="CC"/>
@@ -11154,14 +11270,12 @@
     </w:tblStylePr>
     <w:tblStylePr w:type="firstCol">
       <w:rPr>
-        <w:rFonts w:ascii="Arial" w:eastAsia="Arial" w:hAnsi="Arial" w:cs="Arial"/>
         <w:b/>
         <w:bCs/>
       </w:rPr>
     </w:tblStylePr>
     <w:tblStylePr w:type="lastCol">
       <w:rPr>
-        <w:rFonts w:ascii="Arial" w:eastAsia="Arial" w:hAnsi="Arial" w:cs="Arial"/>
         <w:b/>
         <w:bCs/>
       </w:rPr>
@@ -11207,7 +11321,6 @@
     </w:tcPr>
     <w:tblStylePr w:type="firstRow">
       <w:rPr>
-        <w:rFonts w:ascii="Arial" w:eastAsia="Arial" w:hAnsi="Arial" w:cs="Arial"/>
         <w:b/>
         <w:bCs/>
         <w:color w:val="FFFFFF" w:themeColor="background1"/>
@@ -11222,7 +11335,6 @@
     </w:tblStylePr>
     <w:tblStylePr w:type="lastRow">
       <w:rPr>
-        <w:rFonts w:ascii="Arial" w:eastAsia="Arial" w:hAnsi="Arial" w:cs="Arial"/>
         <w:b/>
         <w:bCs/>
         <w:color w:val="9E3A38" w:themeColor="accent2" w:themeShade="CC"/>
@@ -11237,14 +11349,12 @@
     </w:tblStylePr>
     <w:tblStylePr w:type="firstCol">
       <w:rPr>
-        <w:rFonts w:ascii="Arial" w:eastAsia="Arial" w:hAnsi="Arial" w:cs="Arial"/>
         <w:b/>
         <w:bCs/>
       </w:rPr>
     </w:tblStylePr>
     <w:tblStylePr w:type="lastCol">
       <w:rPr>
-        <w:rFonts w:ascii="Arial" w:eastAsia="Arial" w:hAnsi="Arial" w:cs="Arial"/>
         <w:b/>
         <w:bCs/>
       </w:rPr>
@@ -11290,7 +11400,6 @@
     </w:tcPr>
     <w:tblStylePr w:type="firstRow">
       <w:rPr>
-        <w:rFonts w:ascii="Arial" w:eastAsia="Arial" w:hAnsi="Arial" w:cs="Arial"/>
         <w:b/>
         <w:bCs/>
         <w:color w:val="FFFFFF" w:themeColor="background1"/>
@@ -11305,7 +11414,6 @@
     </w:tblStylePr>
     <w:tblStylePr w:type="lastRow">
       <w:rPr>
-        <w:rFonts w:ascii="Arial" w:eastAsia="Arial" w:hAnsi="Arial" w:cs="Arial"/>
         <w:b/>
         <w:bCs/>
         <w:color w:val="9E3A38" w:themeColor="accent2" w:themeShade="CC"/>
@@ -11320,14 +11428,12 @@
     </w:tblStylePr>
     <w:tblStylePr w:type="firstCol">
       <w:rPr>
-        <w:rFonts w:ascii="Arial" w:eastAsia="Arial" w:hAnsi="Arial" w:cs="Arial"/>
         <w:b/>
         <w:bCs/>
       </w:rPr>
     </w:tblStylePr>
     <w:tblStylePr w:type="lastCol">
       <w:rPr>
-        <w:rFonts w:ascii="Arial" w:eastAsia="Arial" w:hAnsi="Arial" w:cs="Arial"/>
         <w:b/>
         <w:bCs/>
       </w:rPr>
@@ -11373,7 +11479,6 @@
     </w:tcPr>
     <w:tblStylePr w:type="firstRow">
       <w:rPr>
-        <w:rFonts w:ascii="Arial" w:eastAsia="Arial" w:hAnsi="Arial" w:cs="Arial"/>
         <w:b/>
         <w:bCs/>
         <w:color w:val="FFFFFF" w:themeColor="background1"/>
@@ -11388,7 +11493,6 @@
     </w:tblStylePr>
     <w:tblStylePr w:type="lastRow">
       <w:rPr>
-        <w:rFonts w:ascii="Arial" w:eastAsia="Arial" w:hAnsi="Arial" w:cs="Arial"/>
         <w:b/>
         <w:bCs/>
         <w:color w:val="664E82" w:themeColor="accent4" w:themeShade="CC"/>
@@ -11403,14 +11507,12 @@
     </w:tblStylePr>
     <w:tblStylePr w:type="firstCol">
       <w:rPr>
-        <w:rFonts w:ascii="Arial" w:eastAsia="Arial" w:hAnsi="Arial" w:cs="Arial"/>
         <w:b/>
         <w:bCs/>
       </w:rPr>
     </w:tblStylePr>
     <w:tblStylePr w:type="lastCol">
       <w:rPr>
-        <w:rFonts w:ascii="Arial" w:eastAsia="Arial" w:hAnsi="Arial" w:cs="Arial"/>
         <w:b/>
         <w:bCs/>
       </w:rPr>
@@ -11456,7 +11558,6 @@
     </w:tcPr>
     <w:tblStylePr w:type="firstRow">
       <w:rPr>
-        <w:rFonts w:ascii="Arial" w:eastAsia="Arial" w:hAnsi="Arial" w:cs="Arial"/>
         <w:b/>
         <w:bCs/>
         <w:color w:val="FFFFFF" w:themeColor="background1"/>
@@ -11471,7 +11572,6 @@
     </w:tblStylePr>
     <w:tblStylePr w:type="lastRow">
       <w:rPr>
-        <w:rFonts w:ascii="Arial" w:eastAsia="Arial" w:hAnsi="Arial" w:cs="Arial"/>
         <w:b/>
         <w:bCs/>
         <w:color w:val="7E9C40" w:themeColor="accent3" w:themeShade="CC"/>
@@ -11486,14 +11586,12 @@
     </w:tblStylePr>
     <w:tblStylePr w:type="firstCol">
       <w:rPr>
-        <w:rFonts w:ascii="Arial" w:eastAsia="Arial" w:hAnsi="Arial" w:cs="Arial"/>
         <w:b/>
         <w:bCs/>
       </w:rPr>
     </w:tblStylePr>
     <w:tblStylePr w:type="lastCol">
       <w:rPr>
-        <w:rFonts w:ascii="Arial" w:eastAsia="Arial" w:hAnsi="Arial" w:cs="Arial"/>
         <w:b/>
         <w:bCs/>
       </w:rPr>
@@ -11539,7 +11637,6 @@
     </w:tcPr>
     <w:tblStylePr w:type="firstRow">
       <w:rPr>
-        <w:rFonts w:ascii="Arial" w:eastAsia="Arial" w:hAnsi="Arial" w:cs="Arial"/>
         <w:b/>
         <w:bCs/>
         <w:color w:val="FFFFFF" w:themeColor="background1"/>
@@ -11554,7 +11651,6 @@
     </w:tblStylePr>
     <w:tblStylePr w:type="lastRow">
       <w:rPr>
-        <w:rFonts w:ascii="Arial" w:eastAsia="Arial" w:hAnsi="Arial" w:cs="Arial"/>
         <w:b/>
         <w:bCs/>
         <w:color w:val="F2730A" w:themeColor="accent6" w:themeShade="CC"/>
@@ -11569,14 +11665,12 @@
     </w:tblStylePr>
     <w:tblStylePr w:type="firstCol">
       <w:rPr>
-        <w:rFonts w:ascii="Arial" w:eastAsia="Arial" w:hAnsi="Arial" w:cs="Arial"/>
         <w:b/>
         <w:bCs/>
       </w:rPr>
     </w:tblStylePr>
     <w:tblStylePr w:type="lastCol">
       <w:rPr>
-        <w:rFonts w:ascii="Arial" w:eastAsia="Arial" w:hAnsi="Arial" w:cs="Arial"/>
         <w:b/>
         <w:bCs/>
       </w:rPr>
@@ -11622,7 +11716,6 @@
     </w:tcPr>
     <w:tblStylePr w:type="firstRow">
       <w:rPr>
-        <w:rFonts w:ascii="Arial" w:eastAsia="Arial" w:hAnsi="Arial" w:cs="Arial"/>
         <w:b/>
         <w:bCs/>
         <w:color w:val="FFFFFF" w:themeColor="background1"/>
@@ -11637,7 +11730,6 @@
     </w:tblStylePr>
     <w:tblStylePr w:type="lastRow">
       <w:rPr>
-        <w:rFonts w:ascii="Arial" w:eastAsia="Arial" w:hAnsi="Arial" w:cs="Arial"/>
         <w:b/>
         <w:bCs/>
         <w:color w:val="348DA5" w:themeColor="accent5" w:themeShade="CC"/>
@@ -11652,14 +11744,12 @@
     </w:tblStylePr>
     <w:tblStylePr w:type="firstCol">
       <w:rPr>
-        <w:rFonts w:ascii="Arial" w:eastAsia="Arial" w:hAnsi="Arial" w:cs="Arial"/>
         <w:b/>
         <w:bCs/>
       </w:rPr>
     </w:tblStylePr>
     <w:tblStylePr w:type="lastCol">
       <w:rPr>
-        <w:rFonts w:ascii="Arial" w:eastAsia="Arial" w:hAnsi="Arial" w:cs="Arial"/>
         <w:b/>
         <w:bCs/>
       </w:rPr>
@@ -11708,7 +11798,6 @@
     </w:tcPr>
     <w:tblStylePr w:type="firstRow">
       <w:rPr>
-        <w:rFonts w:ascii="Arial" w:eastAsia="Arial" w:hAnsi="Arial" w:cs="Arial"/>
         <w:b/>
         <w:bCs/>
       </w:rPr>
@@ -11719,7 +11808,6 @@
     </w:tblStylePr>
     <w:tblStylePr w:type="lastRow">
       <w:rPr>
-        <w:rFonts w:ascii="Arial" w:eastAsia="Arial" w:hAnsi="Arial" w:cs="Arial"/>
         <w:b/>
         <w:bCs/>
         <w:color w:val="000000" w:themeColor="text1"/>
@@ -11731,7 +11819,6 @@
     </w:tblStylePr>
     <w:tblStylePr w:type="firstCol">
       <w:rPr>
-        <w:rFonts w:ascii="Arial" w:eastAsia="Arial" w:hAnsi="Arial" w:cs="Arial"/>
         <w:color w:val="FFFFFF" w:themeColor="background1"/>
       </w:rPr>
       <w:tblPr/>
@@ -11741,7 +11828,6 @@
     </w:tblStylePr>
     <w:tblStylePr w:type="lastCol">
       <w:rPr>
-        <w:rFonts w:ascii="Arial" w:eastAsia="Arial" w:hAnsi="Arial" w:cs="Arial"/>
         <w:color w:val="FFFFFF" w:themeColor="background1"/>
       </w:rPr>
       <w:tblPr/>
@@ -11785,7 +11871,6 @@
     </w:tcPr>
     <w:tblStylePr w:type="firstRow">
       <w:rPr>
-        <w:rFonts w:ascii="Arial" w:eastAsia="Arial" w:hAnsi="Arial" w:cs="Arial"/>
         <w:b/>
         <w:bCs/>
       </w:rPr>
@@ -11796,7 +11881,6 @@
     </w:tblStylePr>
     <w:tblStylePr w:type="lastRow">
       <w:rPr>
-        <w:rFonts w:ascii="Arial" w:eastAsia="Arial" w:hAnsi="Arial" w:cs="Arial"/>
         <w:b/>
         <w:bCs/>
         <w:color w:val="000000" w:themeColor="text1"/>
@@ -11808,7 +11892,6 @@
     </w:tblStylePr>
     <w:tblStylePr w:type="firstCol">
       <w:rPr>
-        <w:rFonts w:ascii="Arial" w:eastAsia="Arial" w:hAnsi="Arial" w:cs="Arial"/>
         <w:color w:val="FFFFFF" w:themeColor="background1"/>
       </w:rPr>
       <w:tblPr/>
@@ -11818,7 +11901,6 @@
     </w:tblStylePr>
     <w:tblStylePr w:type="lastCol">
       <w:rPr>
-        <w:rFonts w:ascii="Arial" w:eastAsia="Arial" w:hAnsi="Arial" w:cs="Arial"/>
         <w:color w:val="FFFFFF" w:themeColor="background1"/>
       </w:rPr>
       <w:tblPr/>
@@ -11862,7 +11944,6 @@
     </w:tcPr>
     <w:tblStylePr w:type="firstRow">
       <w:rPr>
-        <w:rFonts w:ascii="Arial" w:eastAsia="Arial" w:hAnsi="Arial" w:cs="Arial"/>
         <w:b/>
         <w:bCs/>
       </w:rPr>
@@ -11873,7 +11954,6 @@
     </w:tblStylePr>
     <w:tblStylePr w:type="lastRow">
       <w:rPr>
-        <w:rFonts w:ascii="Arial" w:eastAsia="Arial" w:hAnsi="Arial" w:cs="Arial"/>
         <w:b/>
         <w:bCs/>
         <w:color w:val="000000" w:themeColor="text1"/>
@@ -11885,7 +11965,6 @@
     </w:tblStylePr>
     <w:tblStylePr w:type="firstCol">
       <w:rPr>
-        <w:rFonts w:ascii="Arial" w:eastAsia="Arial" w:hAnsi="Arial" w:cs="Arial"/>
         <w:color w:val="FFFFFF" w:themeColor="background1"/>
       </w:rPr>
       <w:tblPr/>
@@ -11895,7 +11974,6 @@
     </w:tblStylePr>
     <w:tblStylePr w:type="lastCol">
       <w:rPr>
-        <w:rFonts w:ascii="Arial" w:eastAsia="Arial" w:hAnsi="Arial" w:cs="Arial"/>
         <w:color w:val="FFFFFF" w:themeColor="background1"/>
       </w:rPr>
       <w:tblPr/>
@@ -11939,7 +12017,6 @@
     </w:tcPr>
     <w:tblStylePr w:type="firstRow">
       <w:rPr>
-        <w:rFonts w:ascii="Arial" w:eastAsia="Arial" w:hAnsi="Arial" w:cs="Arial"/>
         <w:b/>
         <w:bCs/>
       </w:rPr>
@@ -11950,7 +12027,6 @@
     </w:tblStylePr>
     <w:tblStylePr w:type="lastRow">
       <w:rPr>
-        <w:rFonts w:ascii="Arial" w:eastAsia="Arial" w:hAnsi="Arial" w:cs="Arial"/>
         <w:b/>
         <w:bCs/>
         <w:color w:val="000000" w:themeColor="text1"/>
@@ -11962,7 +12038,6 @@
     </w:tblStylePr>
     <w:tblStylePr w:type="firstCol">
       <w:rPr>
-        <w:rFonts w:ascii="Arial" w:eastAsia="Arial" w:hAnsi="Arial" w:cs="Arial"/>
         <w:color w:val="FFFFFF" w:themeColor="background1"/>
       </w:rPr>
       <w:tblPr/>
@@ -11972,7 +12047,6 @@
     </w:tblStylePr>
     <w:tblStylePr w:type="lastCol">
       <w:rPr>
-        <w:rFonts w:ascii="Arial" w:eastAsia="Arial" w:hAnsi="Arial" w:cs="Arial"/>
         <w:color w:val="FFFFFF" w:themeColor="background1"/>
       </w:rPr>
       <w:tblPr/>
@@ -12016,7 +12090,6 @@
     </w:tcPr>
     <w:tblStylePr w:type="firstRow">
       <w:rPr>
-        <w:rFonts w:ascii="Arial" w:eastAsia="Arial" w:hAnsi="Arial" w:cs="Arial"/>
         <w:b/>
         <w:bCs/>
       </w:rPr>
@@ -12027,7 +12100,6 @@
     </w:tblStylePr>
     <w:tblStylePr w:type="lastRow">
       <w:rPr>
-        <w:rFonts w:ascii="Arial" w:eastAsia="Arial" w:hAnsi="Arial" w:cs="Arial"/>
         <w:b/>
         <w:bCs/>
         <w:color w:val="000000" w:themeColor="text1"/>
@@ -12039,7 +12111,6 @@
     </w:tblStylePr>
     <w:tblStylePr w:type="firstCol">
       <w:rPr>
-        <w:rFonts w:ascii="Arial" w:eastAsia="Arial" w:hAnsi="Arial" w:cs="Arial"/>
         <w:color w:val="FFFFFF" w:themeColor="background1"/>
       </w:rPr>
       <w:tblPr/>
@@ -12049,7 +12120,6 @@
     </w:tblStylePr>
     <w:tblStylePr w:type="lastCol">
       <w:rPr>
-        <w:rFonts w:ascii="Arial" w:eastAsia="Arial" w:hAnsi="Arial" w:cs="Arial"/>
         <w:color w:val="FFFFFF" w:themeColor="background1"/>
       </w:rPr>
       <w:tblPr/>
@@ -12093,7 +12163,6 @@
     </w:tcPr>
     <w:tblStylePr w:type="firstRow">
       <w:rPr>
-        <w:rFonts w:ascii="Arial" w:eastAsia="Arial" w:hAnsi="Arial" w:cs="Arial"/>
         <w:b/>
         <w:bCs/>
       </w:rPr>
@@ -12104,7 +12173,6 @@
     </w:tblStylePr>
     <w:tblStylePr w:type="lastRow">
       <w:rPr>
-        <w:rFonts w:ascii="Arial" w:eastAsia="Arial" w:hAnsi="Arial" w:cs="Arial"/>
         <w:b/>
         <w:bCs/>
         <w:color w:val="000000" w:themeColor="text1"/>
@@ -12116,7 +12184,6 @@
     </w:tblStylePr>
     <w:tblStylePr w:type="firstCol">
       <w:rPr>
-        <w:rFonts w:ascii="Arial" w:eastAsia="Arial" w:hAnsi="Arial" w:cs="Arial"/>
         <w:color w:val="FFFFFF" w:themeColor="background1"/>
       </w:rPr>
       <w:tblPr/>
@@ -12126,7 +12193,6 @@
     </w:tblStylePr>
     <w:tblStylePr w:type="lastCol">
       <w:rPr>
-        <w:rFonts w:ascii="Arial" w:eastAsia="Arial" w:hAnsi="Arial" w:cs="Arial"/>
         <w:color w:val="FFFFFF" w:themeColor="background1"/>
       </w:rPr>
       <w:tblPr/>
@@ -12170,7 +12236,6 @@
     </w:tcPr>
     <w:tblStylePr w:type="firstRow">
       <w:rPr>
-        <w:rFonts w:ascii="Arial" w:eastAsia="Arial" w:hAnsi="Arial" w:cs="Arial"/>
         <w:b/>
         <w:bCs/>
       </w:rPr>
@@ -12181,7 +12246,6 @@
     </w:tblStylePr>
     <w:tblStylePr w:type="lastRow">
       <w:rPr>
-        <w:rFonts w:ascii="Arial" w:eastAsia="Arial" w:hAnsi="Arial" w:cs="Arial"/>
         <w:b/>
         <w:bCs/>
         <w:color w:val="000000" w:themeColor="text1"/>
@@ -12193,7 +12257,6 @@
     </w:tblStylePr>
     <w:tblStylePr w:type="firstCol">
       <w:rPr>
-        <w:rFonts w:ascii="Arial" w:eastAsia="Arial" w:hAnsi="Arial" w:cs="Arial"/>
         <w:color w:val="FFFFFF" w:themeColor="background1"/>
       </w:rPr>
       <w:tblPr/>
@@ -12203,7 +12266,6 @@
     </w:tblStylePr>
     <w:tblStylePr w:type="lastCol">
       <w:rPr>
-        <w:rFonts w:ascii="Arial" w:eastAsia="Arial" w:hAnsi="Arial" w:cs="Arial"/>
         <w:color w:val="FFFFFF" w:themeColor="background1"/>
       </w:rPr>
       <w:tblPr/>
@@ -12223,6 +12285,45 @@
         <w:shd w:val="clear" w:color="auto" w:fill="FBCAA2" w:themeFill="accent6" w:themeFillTint="7F"/>
       </w:tcPr>
     </w:tblStylePr>
+  </w:style>
+  <w:style w:type="paragraph" w:styleId="CommentText">
+    <w:name w:val="annotation text"/>
+    <w:basedOn w:val="Normal"/>
+    <w:link w:val="CommentTextChar"/>
+    <w:uiPriority w:val="99"/>
+    <w:semiHidden/>
+    <w:unhideWhenUsed/>
+    <w:pPr>
+      <w:spacing w:line="240" w:lineRule="auto"/>
+    </w:pPr>
+    <w:rPr>
+      <w:sz w:val="20"/>
+      <w:szCs w:val="20"/>
+    </w:rPr>
+  </w:style>
+  <w:style w:type="character" w:customStyle="1" w:styleId="CommentTextChar">
+    <w:name w:val="Comment Text Char"/>
+    <w:basedOn w:val="DefaultParagraphFont"/>
+    <w:link w:val="CommentText"/>
+    <w:uiPriority w:val="99"/>
+    <w:semiHidden/>
+    <w:rPr>
+      <w:rFonts w:ascii="Arial" w:hAnsi="Arial"/>
+      <w:color w:val="000000"/>
+      <w:sz w:val="20"/>
+      <w:szCs w:val="20"/>
+    </w:rPr>
+  </w:style>
+  <w:style w:type="character" w:styleId="CommentReference">
+    <w:name w:val="annotation reference"/>
+    <w:basedOn w:val="DefaultParagraphFont"/>
+    <w:uiPriority w:val="99"/>
+    <w:semiHidden/>
+    <w:unhideWhenUsed/>
+    <w:rPr>
+      <w:sz w:val="16"/>
+      <w:szCs w:val="16"/>
+    </w:rPr>
   </w:style>
 </w:styles>
 </file>
@@ -12270,7 +12371,7 @@
     </a:clrScheme>
     <a:fontScheme name="Office">
       <a:majorFont>
-        <a:latin typeface="Arial"/>
+        <a:latin typeface="Calibri"/>
         <a:ea typeface=""/>
         <a:cs typeface=""/>
         <a:font script="Jpan" typeface="ＭＳ ゴシック"/>
@@ -12305,7 +12406,7 @@
         <a:font script="Geor" typeface="Sylfaen"/>
       </a:majorFont>
       <a:minorFont>
-        <a:latin typeface="Arial"/>
+        <a:latin typeface="Cambria"/>
         <a:ea typeface=""/>
         <a:cs typeface=""/>
         <a:font script="Jpan" typeface="ＭＳ 明朝"/>

--- a/assets/worksheets/velocity-curve/stellarium.docx
+++ b/assets/worksheets/velocity-curve/stellarium.docx
@@ -563,7 +563,7 @@
       </w:tabs>
     </w:pPr>
     <w:r>
-      <w:t>wvurail.org/dspira</w:t>
+      <w:t>rail.wvu.edu/dspira</w:t>
     </w:r>
     <w:r>
       <w:tab/>
